--- a/solutions/lab3/отчёт_лаб№3_Лёшин_559791_К3141.docx
+++ b/solutions/lab3/отчёт_лаб№3_Лёшин_559791_К3141.docx
@@ -16,7 +16,7 @@
       </w:pPr>
       <w:r>
         <w:rPr>
-          <w:rFonts w:eastAsia="Times New Roman" w:cs="Times New Roman" w:ascii="Times New Roman" w:hAnsi="Times New Roman"/>
+          <w:rFonts w:eastAsia="Times New Roman" w:cs="Times New Roman"/>
           <w:b/>
           <w:color w:val="000000"/>
           <w:sz w:val="28"/>
@@ -39,7 +39,7 @@
       </w:pPr>
       <w:r>
         <w:rPr>
-          <w:rFonts w:eastAsia="Times New Roman" w:cs="Times New Roman" w:ascii="Times New Roman" w:hAnsi="Times New Roman"/>
+          <w:rFonts w:eastAsia="Times New Roman" w:cs="Times New Roman"/>
           <w:b/>
           <w:color w:val="000000"/>
           <w:sz w:val="28"/>
@@ -62,7 +62,7 @@
       </w:pPr>
       <w:r>
         <w:rPr>
-          <w:rFonts w:eastAsia="Times New Roman" w:cs="Times New Roman" w:ascii="Times New Roman" w:hAnsi="Times New Roman"/>
+          <w:rFonts w:eastAsia="Times New Roman" w:cs="Times New Roman"/>
           <w:b/>
           <w:color w:val="000000"/>
           <w:sz w:val="28"/>
@@ -85,7 +85,7 @@
       </w:pPr>
       <w:r>
         <w:rPr>
-          <w:rFonts w:eastAsia="Times New Roman" w:cs="Times New Roman" w:ascii="Times New Roman" w:hAnsi="Times New Roman"/>
+          <w:rFonts w:eastAsia="Times New Roman" w:cs="Times New Roman"/>
           <w:b/>
           <w:color w:val="000000"/>
           <w:sz w:val="28"/>
@@ -106,7 +106,7 @@
       </w:pPr>
       <w:r>
         <w:rPr>
-          <w:rFonts w:eastAsia="Times New Roman" w:cs="Times New Roman" w:ascii="Times New Roman" w:hAnsi="Times New Roman"/>
+          <w:rFonts w:eastAsia="Times New Roman" w:cs="Times New Roman"/>
           <w:color w:val="000000"/>
           <w:sz w:val="28"/>
           <w:szCs w:val="28"/>
@@ -125,7 +125,7 @@
       </w:pPr>
       <w:r>
         <w:rPr>
-          <w:rFonts w:eastAsia="Times New Roman" w:cs="Times New Roman" w:ascii="Times New Roman" w:hAnsi="Times New Roman"/>
+          <w:rFonts w:eastAsia="Times New Roman" w:cs="Times New Roman"/>
           <w:color w:val="000000"/>
           <w:sz w:val="28"/>
           <w:szCs w:val="28"/>
@@ -134,7 +134,7 @@
       </w:r>
       <w:r>
         <w:rPr>
-          <w:rFonts w:eastAsia="Times New Roman" w:cs="Times New Roman" w:ascii="Times New Roman" w:hAnsi="Times New Roman"/>
+          <w:rFonts w:eastAsia="Times New Roman" w:cs="Times New Roman"/>
           <w:b/>
           <w:color w:val="000000"/>
           <w:sz w:val="28"/>
@@ -156,7 +156,7 @@
       </w:pPr>
       <w:r>
         <w:rPr>
-          <w:rFonts w:eastAsia="Times New Roman" w:cs="Times New Roman" w:ascii="Times New Roman" w:hAnsi="Times New Roman"/>
+          <w:rFonts w:eastAsia="Times New Roman" w:cs="Times New Roman"/>
           <w:color w:val="000000"/>
           <w:sz w:val="28"/>
           <w:szCs w:val="28"/>
@@ -175,7 +175,7 @@
       </w:pPr>
       <w:r>
         <w:rPr>
-          <w:rFonts w:eastAsia="Times New Roman" w:cs="Times New Roman" w:ascii="Times New Roman" w:hAnsi="Times New Roman"/>
+          <w:rFonts w:eastAsia="Times New Roman" w:cs="Times New Roman"/>
           <w:color w:val="000000"/>
           <w:sz w:val="28"/>
           <w:szCs w:val="28"/>
@@ -184,7 +184,7 @@
       </w:r>
       <w:r>
         <w:rPr>
-          <w:rFonts w:eastAsia="Times New Roman" w:cs="Times New Roman" w:ascii="Times New Roman" w:hAnsi="Times New Roman"/>
+          <w:rFonts w:eastAsia="Times New Roman" w:cs="Times New Roman"/>
           <w:b/>
           <w:color w:val="000000"/>
           <w:sz w:val="28"/>
@@ -205,7 +205,7 @@
       </w:pPr>
       <w:r>
         <w:rPr>
-          <w:rFonts w:eastAsia="Times New Roman" w:cs="Times New Roman" w:ascii="Times New Roman" w:hAnsi="Times New Roman"/>
+          <w:rFonts w:eastAsia="Times New Roman" w:cs="Times New Roman"/>
           <w:color w:val="000000"/>
           <w:sz w:val="28"/>
           <w:szCs w:val="28"/>
@@ -224,7 +224,7 @@
       </w:pPr>
       <w:r>
         <w:rPr>
-          <w:rFonts w:eastAsia="Times New Roman" w:cs="Times New Roman" w:ascii="Times New Roman" w:hAnsi="Times New Roman"/>
+          <w:rFonts w:eastAsia="Times New Roman" w:cs="Times New Roman"/>
           <w:color w:val="000000"/>
           <w:sz w:val="28"/>
           <w:szCs w:val="28"/>
@@ -233,7 +233,7 @@
       </w:r>
       <w:r>
         <w:rPr>
-          <w:rFonts w:eastAsia="Times New Roman" w:cs="Times New Roman" w:ascii="Times New Roman" w:hAnsi="Times New Roman"/>
+          <w:rFonts w:eastAsia="Times New Roman" w:cs="Times New Roman"/>
           <w:b/>
           <w:color w:val="000000"/>
           <w:sz w:val="28"/>
@@ -254,7 +254,7 @@
       </w:pPr>
       <w:r>
         <w:rPr>
-          <w:rFonts w:eastAsia="Times New Roman" w:cs="Times New Roman" w:ascii="Times New Roman" w:hAnsi="Times New Roman"/>
+          <w:rFonts w:eastAsia="Times New Roman" w:cs="Times New Roman"/>
           <w:color w:val="000000"/>
           <w:sz w:val="28"/>
           <w:szCs w:val="28"/>
@@ -273,7 +273,7 @@
       </w:pPr>
       <w:r>
         <w:rPr>
-          <w:rFonts w:eastAsia="Times New Roman" w:cs="Times New Roman" w:ascii="Times New Roman" w:hAnsi="Times New Roman"/>
+          <w:rFonts w:eastAsia="Times New Roman" w:cs="Times New Roman"/>
           <w:color w:val="000000"/>
           <w:sz w:val="28"/>
           <w:szCs w:val="28"/>
@@ -295,7 +295,7 @@
       </w:pPr>
       <w:r>
         <w:rPr>
-          <w:rFonts w:eastAsia="Times New Roman" w:cs="Times New Roman" w:ascii="Times New Roman" w:hAnsi="Times New Roman"/>
+          <w:rFonts w:eastAsia="Times New Roman" w:cs="Times New Roman"/>
           <w:b/>
           <w:color w:val="000000"/>
           <w:sz w:val="28"/>
@@ -316,7 +316,7 @@
       </w:pPr>
       <w:r>
         <w:rPr>
-          <w:rFonts w:eastAsia="Times New Roman" w:cs="Times New Roman" w:ascii="Times New Roman" w:hAnsi="Times New Roman"/>
+          <w:rFonts w:eastAsia="Times New Roman" w:cs="Times New Roman"/>
           <w:b/>
           <w:color w:val="000000"/>
           <w:sz w:val="28"/>
@@ -326,25 +326,14 @@
       </w:r>
       <w:r>
         <w:rPr>
-          <w:rFonts w:eastAsia="Times New Roman" w:cs="Times New Roman" w:ascii="Times New Roman" w:hAnsi="Times New Roman"/>
+          <w:rFonts w:eastAsia="Times New Roman" w:cs="Times New Roman"/>
           <w:b/>
           <w:color w:val="000000"/>
           <w:sz w:val="28"/>
           <w:szCs w:val="28"/>
           <w:lang w:val="ru-RU"/>
         </w:rPr>
-        <w:t xml:space="preserve"> </w:t>
-      </w:r>
-      <w:r>
-        <w:rPr>
-          <w:rFonts w:eastAsia="Times New Roman" w:cs="Times New Roman" w:ascii="Times New Roman" w:hAnsi="Times New Roman"/>
-          <w:b/>
-          <w:color w:val="000000"/>
-          <w:sz w:val="28"/>
-          <w:szCs w:val="28"/>
-          <w:lang w:val="ru-RU"/>
-        </w:rPr>
-        <w:t>3</w:t>
+        <w:t xml:space="preserve"> 3</w:t>
       </w:r>
     </w:p>
     <w:p>
@@ -359,7 +348,7 @@
       </w:pPr>
       <w:r>
         <w:rPr>
-          <w:rFonts w:eastAsia="Times New Roman" w:cs="Times New Roman" w:ascii="Times New Roman" w:hAnsi="Times New Roman"/>
+          <w:rFonts w:eastAsia="Times New Roman" w:cs="Times New Roman"/>
           <w:color w:val="000000"/>
           <w:sz w:val="28"/>
           <w:szCs w:val="28"/>
@@ -379,7 +368,7 @@
       </w:pPr>
       <w:r>
         <w:rPr>
-          <w:rFonts w:eastAsia="Times New Roman" w:cs="Times New Roman" w:ascii="Times New Roman" w:hAnsi="Times New Roman"/>
+          <w:rFonts w:eastAsia="Times New Roman" w:cs="Times New Roman"/>
           <w:b/>
           <w:color w:val="000000"/>
           <w:sz w:val="28"/>
@@ -389,7 +378,7 @@
       </w:r>
       <w:r>
         <w:rPr>
-          <w:rFonts w:eastAsia="Times New Roman" w:cs="Times New Roman" w:ascii="Times New Roman" w:hAnsi="Times New Roman"/>
+          <w:rFonts w:eastAsia="Times New Roman" w:cs="Times New Roman"/>
           <w:b/>
           <w:color w:val="000000"/>
           <w:sz w:val="28"/>
@@ -400,7 +389,7 @@
       </w:r>
       <w:r>
         <w:rPr>
-          <w:rFonts w:eastAsia="Times New Roman" w:cs="Times New Roman" w:ascii="Times New Roman" w:hAnsi="Times New Roman"/>
+          <w:rFonts w:eastAsia="Times New Roman" w:cs="Times New Roman"/>
           <w:b/>
           <w:color w:val="000000"/>
           <w:sz w:val="28"/>
@@ -422,7 +411,7 @@
       </w:pPr>
       <w:r>
         <w:rPr>
-          <w:rFonts w:eastAsia="Times New Roman" w:cs="Times New Roman" w:ascii="Times New Roman" w:hAnsi="Times New Roman"/>
+          <w:rFonts w:eastAsia="Times New Roman" w:cs="Times New Roman"/>
           <w:b/>
           <w:color w:val="000000"/>
           <w:sz w:val="28"/>
@@ -444,7 +433,7 @@
       </w:pPr>
       <w:r>
         <w:rPr>
-          <w:rFonts w:eastAsia="Times New Roman" w:cs="Times New Roman" w:ascii="Times New Roman" w:hAnsi="Times New Roman"/>
+          <w:rFonts w:eastAsia="Times New Roman" w:cs="Times New Roman"/>
           <w:b/>
           <w:color w:val="000000"/>
           <w:sz w:val="28"/>
@@ -466,7 +455,7 @@
       </w:pPr>
       <w:r>
         <w:rPr>
-          <w:rFonts w:eastAsia="Times New Roman" w:cs="Times New Roman" w:ascii="Times New Roman" w:hAnsi="Times New Roman"/>
+          <w:rFonts w:eastAsia="Times New Roman" w:cs="Times New Roman"/>
           <w:color w:val="000000"/>
           <w:sz w:val="28"/>
           <w:szCs w:val="28"/>
@@ -485,7 +474,7 @@
       </w:pPr>
       <w:r>
         <w:rPr>
-          <w:rFonts w:eastAsia="Times New Roman" w:cs="Times New Roman" w:ascii="Times New Roman" w:hAnsi="Times New Roman"/>
+          <w:rFonts w:eastAsia="Times New Roman" w:cs="Times New Roman"/>
           <w:color w:val="000000"/>
           <w:sz w:val="28"/>
           <w:szCs w:val="28"/>
@@ -505,7 +494,7 @@
       </w:pPr>
       <w:r>
         <w:rPr>
-          <w:rFonts w:eastAsia="Times New Roman" w:cs="Times New Roman" w:ascii="Times New Roman" w:hAnsi="Times New Roman"/>
+          <w:rFonts w:eastAsia="Times New Roman" w:cs="Times New Roman"/>
           <w:b/>
           <w:color w:val="000000"/>
           <w:sz w:val="28"/>
@@ -529,7 +518,7 @@
       </w:pPr>
       <w:r>
         <w:rPr>
-          <w:rFonts w:eastAsia="Times New Roman" w:cs="Times New Roman" w:ascii="Times New Roman" w:hAnsi="Times New Roman"/>
+          <w:rFonts w:eastAsia="Times New Roman" w:cs="Times New Roman"/>
           <w:b/>
           <w:color w:val="000000"/>
           <w:sz w:val="28"/>
@@ -553,7 +542,7 @@
       </w:pPr>
       <w:r>
         <w:rPr>
-          <w:rFonts w:eastAsia="Times New Roman" w:cs="Times New Roman" w:ascii="Times New Roman" w:hAnsi="Times New Roman"/>
+          <w:rFonts w:eastAsia="Times New Roman" w:cs="Times New Roman"/>
           <w:b/>
           <w:color w:val="000000"/>
           <w:sz w:val="28"/>
@@ -565,7 +554,7 @@
       </w:r>
       <w:r>
         <w:rPr>
-          <w:rFonts w:eastAsia="Times New Roman" w:cs="Times New Roman" w:ascii="Times New Roman" w:hAnsi="Times New Roman"/>
+          <w:rFonts w:eastAsia="Times New Roman" w:cs="Times New Roman"/>
           <w:color w:val="000000"/>
           <w:sz w:val="28"/>
           <w:szCs w:val="28"/>
@@ -587,7 +576,7 @@
       </w:pPr>
       <w:r>
         <w:rPr>
-          <w:rFonts w:eastAsia="Times New Roman" w:cs="Times New Roman" w:ascii="Times New Roman" w:hAnsi="Times New Roman"/>
+          <w:rFonts w:eastAsia="Times New Roman" w:cs="Times New Roman"/>
           <w:color w:val="000000"/>
           <w:sz w:val="28"/>
           <w:szCs w:val="28"/>
@@ -607,7 +596,7 @@
       </w:pPr>
       <w:r>
         <w:rPr>
-          <w:rFonts w:eastAsia="Times New Roman" w:cs="Times New Roman" w:ascii="Times New Roman" w:hAnsi="Times New Roman"/>
+          <w:rFonts w:eastAsia="Times New Roman" w:cs="Times New Roman"/>
           <w:b/>
           <w:color w:val="000000"/>
           <w:sz w:val="28"/>
@@ -627,7 +616,7 @@
       </w:pPr>
       <w:r>
         <w:rPr>
-          <w:rFonts w:eastAsia="Times New Roman" w:cs="Times New Roman" w:ascii="Times New Roman" w:hAnsi="Times New Roman"/>
+          <w:rFonts w:eastAsia="Times New Roman" w:cs="Times New Roman"/>
           <w:b/>
           <w:color w:val="000000"/>
           <w:sz w:val="28"/>
@@ -637,7 +626,7 @@
       </w:r>
       <w:r>
         <w:rPr>
-          <w:rFonts w:eastAsia="Times New Roman" w:cs="Times New Roman" w:ascii="Times New Roman" w:hAnsi="Times New Roman"/>
+          <w:rFonts w:eastAsia="Times New Roman" w:cs="Times New Roman"/>
           <w:b/>
           <w:color w:val="000000"/>
           <w:sz w:val="28"/>
@@ -658,6 +647,60 @@
         </w:rPr>
       </w:pPr>
       <w:r>
+        <w:rPr>
+          <w:b/>
+          <w:bCs/>
+          <w:sz w:val="28"/>
+          <w:szCs w:val="28"/>
+        </w:rPr>
+        <w:t>Цель работы</w:t>
+      </w:r>
+    </w:p>
+    <w:p>
+      <w:pPr>
+        <w:pStyle w:val="Normal"/>
+        <w:spacing w:lineRule="auto" w:line="360"/>
+        <w:jc w:val="both"/>
+        <w:rPr>
+          <w:rFonts w:ascii="Times New Roman" w:hAnsi="Times New Roman"/>
+          <w:sz w:val="28"/>
+          <w:szCs w:val="28"/>
+        </w:rPr>
+      </w:pPr>
+      <w:r>
+        <w:rPr>
+          <w:b w:val="false"/>
+          <w:bCs w:val="false"/>
+          <w:color w:val="000000"/>
+          <w:sz w:val="28"/>
+          <w:szCs w:val="28"/>
+        </w:rPr>
+        <w:tab/>
+        <w:t>Научиться переводить прикладные условия задач в эффективные программные алгоритмы, выбирать оптимальные структуры данных с учетом сложности операций над ними и производить декомпозицию программы на независимые функции с понятными и строгими контрактами.</w:t>
+      </w:r>
+    </w:p>
+    <w:p>
+      <w:pPr>
+        <w:pStyle w:val="Heading1"/>
+        <w:rPr>
+          <w:rFonts w:ascii="Times New Roman" w:hAnsi="Times New Roman"/>
+          <w:sz w:val="28"/>
+          <w:szCs w:val="28"/>
+        </w:rPr>
+      </w:pPr>
+      <w:r>
+        <w:rPr>
+          <w:sz w:val="28"/>
+          <w:szCs w:val="28"/>
+        </w:rPr>
+        <w:t>Ход работы</w:t>
+      </w:r>
+    </w:p>
+    <w:p>
+      <w:pPr>
+        <w:pStyle w:val="Normal"/>
+        <w:spacing w:lineRule="auto" w:line="360"/>
+        <w:jc w:val="both"/>
         <w:rPr>
           <w:rFonts w:ascii="Times New Roman" w:hAnsi="Times New Roman"/>
           <w:b/>
@@ -665,7 +708,16 @@
           <w:sz w:val="28"/>
           <w:szCs w:val="28"/>
         </w:rPr>
-        <w:t>Цель работы</w:t>
+      </w:pPr>
+      <w:r>
+        <w:rPr>
+          <w:b/>
+          <w:bCs/>
+          <w:sz w:val="28"/>
+          <w:szCs w:val="28"/>
+        </w:rPr>
+        <w:tab/>
+        <w:t>Подготовка к выполнению</w:t>
       </w:r>
     </w:p>
     <w:p>
@@ -681,7 +733,6 @@
       </w:pPr>
       <w:r>
         <w:rPr>
-          <w:rFonts w:ascii="Times New Roman" w:hAnsi="Times New Roman"/>
           <w:b w:val="false"/>
           <w:bCs w:val="false"/>
           <w:color w:val="000000"/>
@@ -689,25 +740,7 @@
           <w:szCs w:val="28"/>
         </w:rPr>
         <w:tab/>
-        <w:t>Научиться переводить прикладные условия задач в эффективные программные алгоритмы, выбирать оптимальные структуры данных с учетом сложности операций над ними и производить декомпозицию программы на независимые функции с понятными и строгими контрактами.</w:t>
-      </w:r>
-    </w:p>
-    <w:p>
-      <w:pPr>
-        <w:pStyle w:val="Heading1"/>
-        <w:rPr>
-          <w:rFonts w:ascii="Times New Roman" w:hAnsi="Times New Roman"/>
-          <w:sz w:val="28"/>
-          <w:szCs w:val="28"/>
-        </w:rPr>
-      </w:pPr>
-      <w:r>
-        <w:rPr>
-          <w:rFonts w:ascii="Times New Roman" w:hAnsi="Times New Roman"/>
-          <w:sz w:val="28"/>
-          <w:szCs w:val="28"/>
-        </w:rPr>
-        <w:t>Ход работы</w:t>
+        <w:t>В соответствии с выданным заданием была организована рабочая директория lab_03 и проверено соответствие интерпретатора спецификации Python версии 3.11. В рамках выполнения работы были спроектированы скрипты task_1.py, task_2.py, task_3.py, task_4.py и интеграционный модуль task_5.py.</w:t>
       </w:r>
     </w:p>
     <w:p>
@@ -717,79 +750,19 @@
         <w:jc w:val="both"/>
         <w:rPr>
           <w:rFonts w:ascii="Times New Roman" w:hAnsi="Times New Roman"/>
+          <w:sz w:val="28"/>
+          <w:szCs w:val="28"/>
+        </w:rPr>
+      </w:pPr>
+      <w:r>
+        <w:rPr>
           <w:b/>
           <w:bCs/>
           <w:sz w:val="28"/>
           <w:szCs w:val="28"/>
         </w:rPr>
-      </w:pPr>
-      <w:r>
-        <w:rPr>
-          <w:rFonts w:ascii="Times New Roman" w:hAnsi="Times New Roman"/>
-          <w:b/>
-          <w:bCs/>
-          <w:sz w:val="28"/>
-          <w:szCs w:val="28"/>
-        </w:rPr>
         <w:tab/>
-        <w:t>Подготовка к выполнению</w:t>
-      </w:r>
-    </w:p>
-    <w:p>
-      <w:pPr>
-        <w:pStyle w:val="Normal"/>
-        <w:spacing w:lineRule="auto" w:line="360"/>
-        <w:jc w:val="both"/>
-        <w:rPr>
-          <w:rFonts w:ascii="Times New Roman" w:hAnsi="Times New Roman"/>
-          <w:sz w:val="28"/>
-          <w:szCs w:val="28"/>
-        </w:rPr>
-      </w:pPr>
-      <w:r>
-        <w:rPr>
-          <w:rFonts w:ascii="Times New Roman" w:hAnsi="Times New Roman"/>
-          <w:b w:val="false"/>
-          <w:bCs w:val="false"/>
-          <w:color w:val="000000"/>
-          <w:sz w:val="28"/>
-          <w:szCs w:val="28"/>
-        </w:rPr>
-        <w:tab/>
-        <w:t>В соответствии с выданным заданием была организована рабочая директория lab_03 и проверено соответствие интерпретатора спецификации Python версии 3.11. В рамках выполнения работы были спроектированы скрипты task_1.py, task_2.py, task_3.py, task_4.py и интеграционный модуль task_5.py.</w:t>
-      </w:r>
-    </w:p>
-    <w:p>
-      <w:pPr>
-        <w:pStyle w:val="Normal"/>
-        <w:spacing w:lineRule="auto" w:line="360"/>
-        <w:jc w:val="both"/>
-        <w:rPr>
-          <w:rFonts w:ascii="Times New Roman" w:hAnsi="Times New Roman"/>
-          <w:sz w:val="28"/>
-          <w:szCs w:val="28"/>
-        </w:rPr>
-      </w:pPr>
-      <w:r>
-        <w:rPr>
-          <w:rFonts w:ascii="Times New Roman" w:hAnsi="Times New Roman"/>
-          <w:b/>
-          <w:bCs/>
-          <w:sz w:val="28"/>
-          <w:szCs w:val="28"/>
-        </w:rPr>
-        <w:tab/>
-        <w:t xml:space="preserve">Задание 1. </w:t>
-      </w:r>
-      <w:r>
-        <w:rPr>
-          <w:rFonts w:ascii="Times New Roman" w:hAnsi="Times New Roman"/>
-          <w:b/>
-          <w:bCs/>
-          <w:sz w:val="28"/>
-          <w:szCs w:val="28"/>
-        </w:rPr>
-        <w:t>Условия и классификация данных</w:t>
+        <w:t>Задание 1. Условия и классификация данных</w:t>
       </w:r>
     </w:p>
     <w:p>
@@ -806,7 +779,6 @@
       </w:pPr>
       <w:r>
         <w:rPr>
-          <w:rFonts w:ascii="Times New Roman" w:hAnsi="Times New Roman"/>
           <w:sz w:val="28"/>
           <w:szCs w:val="28"/>
         </w:rPr>
@@ -827,27 +799,10 @@
       </w:pPr>
       <w:r>
         <w:rPr>
-          <w:rFonts w:ascii="Times New Roman" w:hAnsi="Times New Roman"/>
-          <w:sz w:val="28"/>
-          <w:szCs w:val="28"/>
-        </w:rPr>
-        <w:t xml:space="preserve">Реализована каскадная система логических условий if-elif-else для первичной валидации входных значений. Назначение итогового уровня оценки производится по диапазонам с автоматическим понижением на одну ступень в случае фиксации более 3 пропущенных занятий. Определение типа работы выполнено с помощью современного синтаксиса сопоставления с образцом (match/case) </w:t>
-      </w:r>
-      <w:r>
-        <w:rPr>
-          <w:rFonts w:ascii="Times New Roman" w:hAnsi="Times New Roman"/>
-          <w:sz w:val="28"/>
-          <w:szCs w:val="28"/>
-        </w:rPr>
-        <w:t>(Листинг 1)</w:t>
-      </w:r>
-      <w:r>
-        <w:rPr>
-          <w:rFonts w:ascii="Times New Roman" w:hAnsi="Times New Roman"/>
-          <w:sz w:val="28"/>
-          <w:szCs w:val="28"/>
-        </w:rPr>
-        <w:t>.</w:t>
+          <w:sz w:val="28"/>
+          <w:szCs w:val="28"/>
+        </w:rPr>
+        <w:t>Реализована каскадная система логических условий if-elif-else для первичной валидации входных значений. Назначение итогового уровня оценки производится по диапазонам с автоматическим понижением на одну ступень в случае фиксации более 3 пропущенных занятий. Определение типа работы выполнено с помощью современного синтаксиса сопоставления с образцом (match/case) (Листинг 1).</w:t>
       </w:r>
     </w:p>
     <w:p>
@@ -859,7 +814,7 @@
           <w:bottom w:val="single" w:sz="2" w:space="1" w:color="000000"/>
           <w:right w:val="single" w:sz="2" w:space="1" w:color="000000"/>
         </w:pBdr>
-        <w:shd w:fill="FFFFFF" w:val="clear"/>
+        <w:shd w:val="clear" w:fill="FFFFFF"/>
         <w:rPr>
           <w:rFonts w:ascii="Times New Roman" w:hAnsi="Times New Roman"/>
           <w:color w:val="000000"/>
@@ -869,1628 +824,83 @@
       </w:pPr>
       <w:r>
         <w:rPr>
-          <w:rFonts w:ascii="Times New Roman" w:hAnsi="Times New Roman"/>
-          <w:b w:val="false"/>
-          <w:i w:val="false"/>
-          <w:color w:val="000000"/>
-          <w:sz w:val="28"/>
-          <w:szCs w:val="28"/>
-        </w:rPr>
-        <w:t>result = data[</w:t>
-      </w:r>
-      <w:r>
-        <w:rPr>
-          <w:rFonts w:ascii="Times New Roman" w:hAnsi="Times New Roman"/>
-          <w:b w:val="false"/>
-          <w:i w:val="false"/>
-          <w:color w:val="000000"/>
-          <w:sz w:val="28"/>
-          <w:szCs w:val="28"/>
-        </w:rPr>
-        <w:t>0</w:t>
-      </w:r>
-      <w:r>
-        <w:rPr>
-          <w:rFonts w:ascii="Times New Roman" w:hAnsi="Times New Roman"/>
-          <w:b w:val="false"/>
-          <w:i w:val="false"/>
-          <w:color w:val="000000"/>
-          <w:sz w:val="28"/>
-          <w:szCs w:val="28"/>
-        </w:rPr>
-        <w:t>]</w:t>
-        <w:br/>
-      </w:r>
-      <w:r>
-        <w:rPr>
-          <w:rFonts w:ascii="Times New Roman" w:hAnsi="Times New Roman"/>
-          <w:b w:val="false"/>
-          <w:i w:val="false"/>
-          <w:color w:val="000000"/>
-          <w:sz w:val="28"/>
-          <w:szCs w:val="28"/>
-        </w:rPr>
-        <w:t xml:space="preserve">if not </w:t>
-      </w:r>
-      <w:r>
-        <w:rPr>
-          <w:rFonts w:ascii="Times New Roman" w:hAnsi="Times New Roman"/>
-          <w:b w:val="false"/>
-          <w:i w:val="false"/>
-          <w:color w:val="000000"/>
-          <w:sz w:val="28"/>
-          <w:szCs w:val="28"/>
-        </w:rPr>
-        <w:t>(</w:t>
-      </w:r>
-      <w:r>
-        <w:rPr>
-          <w:rFonts w:ascii="Times New Roman" w:hAnsi="Times New Roman"/>
-          <w:b w:val="false"/>
-          <w:i w:val="false"/>
-          <w:color w:val="000000"/>
-          <w:sz w:val="28"/>
-          <w:szCs w:val="28"/>
-        </w:rPr>
-        <w:t xml:space="preserve">0 </w:t>
-      </w:r>
-      <w:r>
-        <w:rPr>
-          <w:rFonts w:ascii="Times New Roman" w:hAnsi="Times New Roman"/>
-          <w:b w:val="false"/>
-          <w:i w:val="false"/>
-          <w:color w:val="000000"/>
-          <w:sz w:val="28"/>
-          <w:szCs w:val="28"/>
-        </w:rPr>
-        <w:t xml:space="preserve">&lt;= result &lt;= </w:t>
-      </w:r>
-      <w:r>
-        <w:rPr>
-          <w:rFonts w:ascii="Times New Roman" w:hAnsi="Times New Roman"/>
-          <w:b w:val="false"/>
-          <w:i w:val="false"/>
-          <w:color w:val="000000"/>
-          <w:sz w:val="28"/>
-          <w:szCs w:val="28"/>
-        </w:rPr>
-        <w:t>100</w:t>
-      </w:r>
-      <w:r>
-        <w:rPr>
-          <w:rFonts w:ascii="Times New Roman" w:hAnsi="Times New Roman"/>
-          <w:b w:val="false"/>
-          <w:i w:val="false"/>
-          <w:color w:val="000000"/>
-          <w:sz w:val="28"/>
-          <w:szCs w:val="28"/>
-        </w:rPr>
-        <w:t xml:space="preserve">): </w:t>
-      </w:r>
-      <w:r>
-        <w:rPr>
-          <w:rFonts w:ascii="Times New Roman" w:hAnsi="Times New Roman"/>
-          <w:b w:val="false"/>
-          <w:i w:val="false"/>
-          <w:color w:val="000000"/>
-          <w:sz w:val="28"/>
-          <w:szCs w:val="28"/>
-        </w:rPr>
-        <w:t xml:space="preserve">return </w:t>
-      </w:r>
-      <w:r>
-        <w:rPr>
-          <w:rFonts w:ascii="Times New Roman" w:hAnsi="Times New Roman"/>
-          <w:b w:val="false"/>
-          <w:i w:val="false"/>
-          <w:color w:val="000000"/>
-          <w:sz w:val="28"/>
-          <w:szCs w:val="28"/>
-        </w:rPr>
-        <w:t>(</w:t>
-      </w:r>
-      <w:r>
-        <w:rPr>
-          <w:rFonts w:ascii="Times New Roman" w:hAnsi="Times New Roman"/>
-          <w:b w:val="false"/>
-          <w:i w:val="false"/>
-          <w:color w:val="000000"/>
-          <w:sz w:val="28"/>
-          <w:szCs w:val="28"/>
-        </w:rPr>
-        <w:t>"ошибка в результате студента"</w:t>
-      </w:r>
-      <w:r>
-        <w:rPr>
-          <w:rFonts w:ascii="Times New Roman" w:hAnsi="Times New Roman"/>
-          <w:b w:val="false"/>
-          <w:i w:val="false"/>
-          <w:color w:val="000000"/>
-          <w:sz w:val="28"/>
-          <w:szCs w:val="28"/>
-        </w:rPr>
-        <w:t xml:space="preserve">, </w:t>
-      </w:r>
-      <w:r>
-        <w:rPr>
-          <w:rFonts w:ascii="Times New Roman" w:hAnsi="Times New Roman"/>
-          <w:b w:val="false"/>
-          <w:i w:val="false"/>
-          <w:color w:val="000000"/>
-          <w:sz w:val="28"/>
-          <w:szCs w:val="28"/>
-        </w:rPr>
-        <w:t>""</w:t>
-      </w:r>
-      <w:r>
-        <w:rPr>
-          <w:rFonts w:ascii="Times New Roman" w:hAnsi="Times New Roman"/>
-          <w:b w:val="false"/>
-          <w:i w:val="false"/>
-          <w:color w:val="000000"/>
-          <w:sz w:val="28"/>
-          <w:szCs w:val="28"/>
-        </w:rPr>
-        <w:t xml:space="preserve">, </w:t>
-      </w:r>
-      <w:r>
-        <w:rPr>
-          <w:rFonts w:ascii="Times New Roman" w:hAnsi="Times New Roman"/>
-          <w:b w:val="false"/>
-          <w:i w:val="false"/>
-          <w:color w:val="000000"/>
-          <w:sz w:val="28"/>
-          <w:szCs w:val="28"/>
-        </w:rPr>
-        <w:t>""</w:t>
-      </w:r>
-      <w:r>
-        <w:rPr>
-          <w:rFonts w:ascii="Times New Roman" w:hAnsi="Times New Roman"/>
-          <w:b w:val="false"/>
-          <w:i w:val="false"/>
-          <w:color w:val="000000"/>
-          <w:sz w:val="28"/>
-          <w:szCs w:val="28"/>
-        </w:rPr>
-        <w:t xml:space="preserve">, </w:t>
-      </w:r>
-      <w:r>
-        <w:rPr>
-          <w:rFonts w:ascii="Times New Roman" w:hAnsi="Times New Roman"/>
-          <w:b w:val="false"/>
-          <w:i w:val="false"/>
-          <w:color w:val="000000"/>
-          <w:sz w:val="28"/>
-          <w:szCs w:val="28"/>
-        </w:rPr>
-        <w:t>0</w:t>
-      </w:r>
-      <w:r>
-        <w:rPr>
-          <w:rFonts w:ascii="Times New Roman" w:hAnsi="Times New Roman"/>
-          <w:b w:val="false"/>
-          <w:i w:val="false"/>
-          <w:color w:val="000000"/>
-          <w:sz w:val="28"/>
-          <w:szCs w:val="28"/>
-        </w:rPr>
-        <w:t>)</w:t>
-        <w:br/>
-        <w:br/>
-        <w:t>type_of_work = data[</w:t>
-      </w:r>
-      <w:r>
-        <w:rPr>
-          <w:rFonts w:ascii="Times New Roman" w:hAnsi="Times New Roman"/>
-          <w:b w:val="false"/>
-          <w:i w:val="false"/>
-          <w:color w:val="000000"/>
-          <w:sz w:val="28"/>
-          <w:szCs w:val="28"/>
-        </w:rPr>
-        <w:t>1</w:t>
-      </w:r>
-      <w:r>
-        <w:rPr>
-          <w:rFonts w:ascii="Times New Roman" w:hAnsi="Times New Roman"/>
-          <w:b w:val="false"/>
-          <w:i w:val="false"/>
-          <w:color w:val="000000"/>
-          <w:sz w:val="28"/>
-          <w:szCs w:val="28"/>
-        </w:rPr>
-        <w:t>]</w:t>
-        <w:br/>
-      </w:r>
-      <w:r>
-        <w:rPr>
-          <w:rFonts w:ascii="Times New Roman" w:hAnsi="Times New Roman"/>
-          <w:b w:val="false"/>
-          <w:i w:val="false"/>
-          <w:color w:val="000000"/>
-          <w:sz w:val="28"/>
-          <w:szCs w:val="28"/>
-        </w:rPr>
-        <w:t xml:space="preserve">if </w:t>
-      </w:r>
-      <w:r>
-        <w:rPr>
-          <w:rFonts w:ascii="Times New Roman" w:hAnsi="Times New Roman"/>
-          <w:b w:val="false"/>
-          <w:i w:val="false"/>
-          <w:color w:val="000000"/>
-          <w:sz w:val="28"/>
-          <w:szCs w:val="28"/>
-        </w:rPr>
-        <w:t xml:space="preserve">type_of_work </w:t>
-      </w:r>
-      <w:r>
-        <w:rPr>
-          <w:rFonts w:ascii="Times New Roman" w:hAnsi="Times New Roman"/>
-          <w:b w:val="false"/>
-          <w:i w:val="false"/>
-          <w:color w:val="000000"/>
-          <w:sz w:val="28"/>
-          <w:szCs w:val="28"/>
-        </w:rPr>
-        <w:t xml:space="preserve">not in </w:t>
-      </w:r>
-      <w:r>
-        <w:rPr>
-          <w:rFonts w:ascii="Times New Roman" w:hAnsi="Times New Roman"/>
-          <w:b w:val="false"/>
-          <w:i w:val="false"/>
-          <w:color w:val="000000"/>
-          <w:sz w:val="28"/>
-          <w:szCs w:val="28"/>
-        </w:rPr>
-        <w:t>[</w:t>
-      </w:r>
-      <w:r>
-        <w:rPr>
-          <w:rFonts w:ascii="Times New Roman" w:hAnsi="Times New Roman"/>
-          <w:b w:val="false"/>
-          <w:i w:val="false"/>
-          <w:color w:val="000000"/>
-          <w:sz w:val="28"/>
-          <w:szCs w:val="28"/>
-        </w:rPr>
-        <w:t>"exam"</w:t>
-      </w:r>
-      <w:r>
-        <w:rPr>
-          <w:rFonts w:ascii="Times New Roman" w:hAnsi="Times New Roman"/>
-          <w:b w:val="false"/>
-          <w:i w:val="false"/>
-          <w:color w:val="000000"/>
-          <w:sz w:val="28"/>
-          <w:szCs w:val="28"/>
-        </w:rPr>
-        <w:t xml:space="preserve">, </w:t>
-      </w:r>
-      <w:r>
-        <w:rPr>
-          <w:rFonts w:ascii="Times New Roman" w:hAnsi="Times New Roman"/>
-          <w:b w:val="false"/>
-          <w:i w:val="false"/>
-          <w:color w:val="000000"/>
-          <w:sz w:val="28"/>
-          <w:szCs w:val="28"/>
-        </w:rPr>
-        <w:t>"project"</w:t>
-      </w:r>
-      <w:r>
-        <w:rPr>
-          <w:rFonts w:ascii="Times New Roman" w:hAnsi="Times New Roman"/>
-          <w:b w:val="false"/>
-          <w:i w:val="false"/>
-          <w:color w:val="000000"/>
-          <w:sz w:val="28"/>
-          <w:szCs w:val="28"/>
-        </w:rPr>
-        <w:t xml:space="preserve">, </w:t>
-      </w:r>
-      <w:r>
-        <w:rPr>
-          <w:rFonts w:ascii="Times New Roman" w:hAnsi="Times New Roman"/>
-          <w:b w:val="false"/>
-          <w:i w:val="false"/>
-          <w:color w:val="000000"/>
-          <w:sz w:val="28"/>
-          <w:szCs w:val="28"/>
-        </w:rPr>
-        <w:t>"practice"</w:t>
-      </w:r>
-      <w:r>
-        <w:rPr>
-          <w:rFonts w:ascii="Times New Roman" w:hAnsi="Times New Roman"/>
-          <w:b w:val="false"/>
-          <w:i w:val="false"/>
-          <w:color w:val="000000"/>
-          <w:sz w:val="28"/>
-          <w:szCs w:val="28"/>
-        </w:rPr>
-        <w:t xml:space="preserve">]: </w:t>
-      </w:r>
-      <w:r>
-        <w:rPr>
-          <w:rFonts w:ascii="Times New Roman" w:hAnsi="Times New Roman"/>
-          <w:b w:val="false"/>
-          <w:i w:val="false"/>
-          <w:color w:val="000000"/>
-          <w:sz w:val="28"/>
-          <w:szCs w:val="28"/>
-        </w:rPr>
-        <w:t xml:space="preserve">return </w:t>
-      </w:r>
-      <w:r>
-        <w:rPr>
-          <w:rFonts w:ascii="Times New Roman" w:hAnsi="Times New Roman"/>
-          <w:b w:val="false"/>
-          <w:i w:val="false"/>
-          <w:color w:val="000000"/>
-          <w:sz w:val="28"/>
-          <w:szCs w:val="28"/>
-        </w:rPr>
-        <w:t>(</w:t>
-      </w:r>
-      <w:r>
-        <w:rPr>
-          <w:rFonts w:ascii="Times New Roman" w:hAnsi="Times New Roman"/>
-          <w:b w:val="false"/>
-          <w:i w:val="false"/>
-          <w:color w:val="000000"/>
-          <w:sz w:val="28"/>
-          <w:szCs w:val="28"/>
-        </w:rPr>
-        <w:t>"ошибка в типе работы"</w:t>
-      </w:r>
-      <w:r>
-        <w:rPr>
-          <w:rFonts w:ascii="Times New Roman" w:hAnsi="Times New Roman"/>
-          <w:b w:val="false"/>
-          <w:i w:val="false"/>
-          <w:color w:val="000000"/>
-          <w:sz w:val="28"/>
-          <w:szCs w:val="28"/>
-        </w:rPr>
-        <w:t xml:space="preserve">, </w:t>
-      </w:r>
-      <w:r>
-        <w:rPr>
-          <w:rFonts w:ascii="Times New Roman" w:hAnsi="Times New Roman"/>
-          <w:b w:val="false"/>
-          <w:i w:val="false"/>
-          <w:color w:val="000000"/>
-          <w:sz w:val="28"/>
-          <w:szCs w:val="28"/>
-        </w:rPr>
-        <w:t>""</w:t>
-      </w:r>
-      <w:r>
-        <w:rPr>
-          <w:rFonts w:ascii="Times New Roman" w:hAnsi="Times New Roman"/>
-          <w:b w:val="false"/>
-          <w:i w:val="false"/>
-          <w:color w:val="000000"/>
-          <w:sz w:val="28"/>
-          <w:szCs w:val="28"/>
-        </w:rPr>
-        <w:t xml:space="preserve">, </w:t>
-      </w:r>
-      <w:r>
-        <w:rPr>
-          <w:rFonts w:ascii="Times New Roman" w:hAnsi="Times New Roman"/>
-          <w:b w:val="false"/>
-          <w:i w:val="false"/>
-          <w:color w:val="000000"/>
-          <w:sz w:val="28"/>
-          <w:szCs w:val="28"/>
-        </w:rPr>
-        <w:t>""</w:t>
-      </w:r>
-      <w:r>
-        <w:rPr>
-          <w:rFonts w:ascii="Times New Roman" w:hAnsi="Times New Roman"/>
-          <w:b w:val="false"/>
-          <w:i w:val="false"/>
-          <w:color w:val="000000"/>
-          <w:sz w:val="28"/>
-          <w:szCs w:val="28"/>
-        </w:rPr>
-        <w:t xml:space="preserve">, </w:t>
-      </w:r>
-      <w:r>
-        <w:rPr>
-          <w:rFonts w:ascii="Times New Roman" w:hAnsi="Times New Roman"/>
-          <w:b w:val="false"/>
-          <w:i w:val="false"/>
-          <w:color w:val="000000"/>
-          <w:sz w:val="28"/>
-          <w:szCs w:val="28"/>
-        </w:rPr>
-        <w:t>0</w:t>
-      </w:r>
-      <w:r>
-        <w:rPr>
-          <w:rFonts w:ascii="Times New Roman" w:hAnsi="Times New Roman"/>
-          <w:b w:val="false"/>
-          <w:i w:val="false"/>
-          <w:color w:val="000000"/>
-          <w:sz w:val="28"/>
-          <w:szCs w:val="28"/>
-        </w:rPr>
-        <w:t>)</w:t>
-        <w:br/>
-        <w:br/>
-        <w:t>count_missed = data[</w:t>
-      </w:r>
-      <w:r>
-        <w:rPr>
-          <w:rFonts w:ascii="Times New Roman" w:hAnsi="Times New Roman"/>
-          <w:b w:val="false"/>
-          <w:i w:val="false"/>
-          <w:color w:val="000000"/>
-          <w:sz w:val="28"/>
-          <w:szCs w:val="28"/>
-        </w:rPr>
-        <w:t>2</w:t>
-      </w:r>
-      <w:r>
-        <w:rPr>
-          <w:rFonts w:ascii="Times New Roman" w:hAnsi="Times New Roman"/>
-          <w:b w:val="false"/>
-          <w:i w:val="false"/>
-          <w:color w:val="000000"/>
-          <w:sz w:val="28"/>
-          <w:szCs w:val="28"/>
-        </w:rPr>
-        <w:t>]</w:t>
-        <w:br/>
-      </w:r>
-      <w:r>
-        <w:rPr>
-          <w:rFonts w:ascii="Times New Roman" w:hAnsi="Times New Roman"/>
-          <w:b w:val="false"/>
-          <w:i w:val="false"/>
-          <w:color w:val="000000"/>
-          <w:sz w:val="28"/>
-          <w:szCs w:val="28"/>
-        </w:rPr>
-        <w:t xml:space="preserve">if not </w:t>
-      </w:r>
-      <w:r>
-        <w:rPr>
-          <w:rFonts w:ascii="Times New Roman" w:hAnsi="Times New Roman"/>
-          <w:b w:val="false"/>
-          <w:i w:val="false"/>
-          <w:color w:val="000000"/>
-          <w:sz w:val="28"/>
-          <w:szCs w:val="28"/>
-        </w:rPr>
-        <w:t>(</w:t>
-      </w:r>
-      <w:r>
-        <w:rPr>
-          <w:rFonts w:ascii="Times New Roman" w:hAnsi="Times New Roman"/>
-          <w:b w:val="false"/>
-          <w:i w:val="false"/>
-          <w:color w:val="000000"/>
-          <w:sz w:val="28"/>
-          <w:szCs w:val="28"/>
-        </w:rPr>
-        <w:t xml:space="preserve">0 </w:t>
-      </w:r>
-      <w:r>
-        <w:rPr>
-          <w:rFonts w:ascii="Times New Roman" w:hAnsi="Times New Roman"/>
-          <w:b w:val="false"/>
-          <w:i w:val="false"/>
-          <w:color w:val="000000"/>
-          <w:sz w:val="28"/>
-          <w:szCs w:val="28"/>
-        </w:rPr>
-        <w:t xml:space="preserve">&lt;= count_missed &lt;= </w:t>
-      </w:r>
-      <w:r>
-        <w:rPr>
-          <w:rFonts w:ascii="Times New Roman" w:hAnsi="Times New Roman"/>
-          <w:b w:val="false"/>
-          <w:i w:val="false"/>
-          <w:color w:val="000000"/>
-          <w:sz w:val="28"/>
-          <w:szCs w:val="28"/>
-        </w:rPr>
-        <w:t>5</w:t>
-      </w:r>
-      <w:r>
-        <w:rPr>
-          <w:rFonts w:ascii="Times New Roman" w:hAnsi="Times New Roman"/>
-          <w:b w:val="false"/>
-          <w:i w:val="false"/>
-          <w:color w:val="000000"/>
-          <w:sz w:val="28"/>
-          <w:szCs w:val="28"/>
-        </w:rPr>
-        <w:t xml:space="preserve">): </w:t>
-      </w:r>
-      <w:r>
-        <w:rPr>
-          <w:rFonts w:ascii="Times New Roman" w:hAnsi="Times New Roman"/>
-          <w:b w:val="false"/>
-          <w:i w:val="false"/>
-          <w:color w:val="000000"/>
-          <w:sz w:val="28"/>
-          <w:szCs w:val="28"/>
-        </w:rPr>
-        <w:t xml:space="preserve">return </w:t>
-      </w:r>
-      <w:r>
-        <w:rPr>
-          <w:rFonts w:ascii="Times New Roman" w:hAnsi="Times New Roman"/>
-          <w:b w:val="false"/>
-          <w:i w:val="false"/>
-          <w:color w:val="000000"/>
-          <w:sz w:val="28"/>
-          <w:szCs w:val="28"/>
-        </w:rPr>
-        <w:t>(</w:t>
-      </w:r>
-      <w:r>
-        <w:rPr>
-          <w:rFonts w:ascii="Times New Roman" w:hAnsi="Times New Roman"/>
-          <w:b w:val="false"/>
-          <w:i w:val="false"/>
-          <w:color w:val="000000"/>
-          <w:sz w:val="28"/>
-          <w:szCs w:val="28"/>
-        </w:rPr>
-        <w:t>"ошибка в количестве пропущенных занятий"</w:t>
-      </w:r>
-      <w:r>
-        <w:rPr>
-          <w:rFonts w:ascii="Times New Roman" w:hAnsi="Times New Roman"/>
-          <w:b w:val="false"/>
-          <w:i w:val="false"/>
-          <w:color w:val="000000"/>
-          <w:sz w:val="28"/>
-          <w:szCs w:val="28"/>
-        </w:rPr>
-        <w:t xml:space="preserve">, </w:t>
-      </w:r>
-      <w:r>
-        <w:rPr>
-          <w:rFonts w:ascii="Times New Roman" w:hAnsi="Times New Roman"/>
-          <w:b w:val="false"/>
-          <w:i w:val="false"/>
-          <w:color w:val="000000"/>
-          <w:sz w:val="28"/>
-          <w:szCs w:val="28"/>
-        </w:rPr>
-        <w:t>""</w:t>
-      </w:r>
-      <w:r>
-        <w:rPr>
-          <w:rFonts w:ascii="Times New Roman" w:hAnsi="Times New Roman"/>
-          <w:b w:val="false"/>
-          <w:i w:val="false"/>
-          <w:color w:val="000000"/>
-          <w:sz w:val="28"/>
-          <w:szCs w:val="28"/>
-        </w:rPr>
-        <w:t xml:space="preserve">, </w:t>
-      </w:r>
-      <w:r>
-        <w:rPr>
-          <w:rFonts w:ascii="Times New Roman" w:hAnsi="Times New Roman"/>
-          <w:b w:val="false"/>
-          <w:i w:val="false"/>
-          <w:color w:val="000000"/>
-          <w:sz w:val="28"/>
-          <w:szCs w:val="28"/>
-        </w:rPr>
-        <w:t>""</w:t>
-      </w:r>
-      <w:r>
-        <w:rPr>
-          <w:rFonts w:ascii="Times New Roman" w:hAnsi="Times New Roman"/>
-          <w:b w:val="false"/>
-          <w:i w:val="false"/>
-          <w:color w:val="000000"/>
-          <w:sz w:val="28"/>
-          <w:szCs w:val="28"/>
-        </w:rPr>
-        <w:t xml:space="preserve">, </w:t>
-      </w:r>
-      <w:r>
-        <w:rPr>
-          <w:rFonts w:ascii="Times New Roman" w:hAnsi="Times New Roman"/>
-          <w:b w:val="false"/>
-          <w:i w:val="false"/>
-          <w:color w:val="000000"/>
-          <w:sz w:val="28"/>
-          <w:szCs w:val="28"/>
-        </w:rPr>
-        <w:t>0</w:t>
-      </w:r>
-      <w:r>
-        <w:rPr>
-          <w:rFonts w:ascii="Times New Roman" w:hAnsi="Times New Roman"/>
-          <w:b w:val="false"/>
-          <w:i w:val="false"/>
-          <w:color w:val="000000"/>
-          <w:sz w:val="28"/>
-          <w:szCs w:val="28"/>
-        </w:rPr>
-        <w:t>)</w:t>
-        <w:br/>
-        <w:br/>
-        <w:t xml:space="preserve">student_level = </w:t>
-      </w:r>
-      <w:r>
-        <w:rPr>
-          <w:rFonts w:ascii="Times New Roman" w:hAnsi="Times New Roman"/>
-          <w:b w:val="false"/>
-          <w:i w:val="false"/>
-          <w:color w:val="000000"/>
-          <w:sz w:val="28"/>
-          <w:szCs w:val="28"/>
-        </w:rPr>
-        <w:t>""</w:t>
-        <w:br/>
-        <w:br/>
-      </w:r>
-      <w:r>
-        <w:rPr>
-          <w:rFonts w:ascii="Times New Roman" w:hAnsi="Times New Roman"/>
-          <w:b w:val="false"/>
-          <w:i w:val="false"/>
-          <w:color w:val="000000"/>
-          <w:sz w:val="28"/>
-          <w:szCs w:val="28"/>
-        </w:rPr>
-        <w:t>levels = [</w:t>
-      </w:r>
-      <w:r>
-        <w:rPr>
-          <w:rFonts w:ascii="Times New Roman" w:hAnsi="Times New Roman"/>
-          <w:b w:val="false"/>
-          <w:i w:val="false"/>
-          <w:color w:val="000000"/>
-          <w:sz w:val="28"/>
-          <w:szCs w:val="28"/>
-        </w:rPr>
-        <w:t>"отличный"</w:t>
-      </w:r>
-      <w:r>
-        <w:rPr>
-          <w:rFonts w:ascii="Times New Roman" w:hAnsi="Times New Roman"/>
-          <w:b w:val="false"/>
-          <w:i w:val="false"/>
-          <w:color w:val="000000"/>
-          <w:sz w:val="28"/>
-          <w:szCs w:val="28"/>
-        </w:rPr>
-        <w:t xml:space="preserve">, </w:t>
-      </w:r>
-      <w:r>
-        <w:rPr>
-          <w:rFonts w:ascii="Times New Roman" w:hAnsi="Times New Roman"/>
-          <w:b w:val="false"/>
-          <w:i w:val="false"/>
-          <w:color w:val="000000"/>
-          <w:sz w:val="28"/>
-          <w:szCs w:val="28"/>
-        </w:rPr>
-        <w:t>"хороший"</w:t>
-      </w:r>
-      <w:r>
-        <w:rPr>
-          <w:rFonts w:ascii="Times New Roman" w:hAnsi="Times New Roman"/>
-          <w:b w:val="false"/>
-          <w:i w:val="false"/>
-          <w:color w:val="000000"/>
-          <w:sz w:val="28"/>
-          <w:szCs w:val="28"/>
-        </w:rPr>
-        <w:t xml:space="preserve">, </w:t>
-      </w:r>
-      <w:r>
-        <w:rPr>
-          <w:rFonts w:ascii="Times New Roman" w:hAnsi="Times New Roman"/>
-          <w:b w:val="false"/>
-          <w:i w:val="false"/>
-          <w:color w:val="000000"/>
-          <w:sz w:val="28"/>
-          <w:szCs w:val="28"/>
-        </w:rPr>
-        <w:t>"удовлетворительный"</w:t>
-      </w:r>
-      <w:r>
-        <w:rPr>
-          <w:rFonts w:ascii="Times New Roman" w:hAnsi="Times New Roman"/>
-          <w:b w:val="false"/>
-          <w:i w:val="false"/>
-          <w:color w:val="000000"/>
-          <w:sz w:val="28"/>
-          <w:szCs w:val="28"/>
-        </w:rPr>
-        <w:t xml:space="preserve">, </w:t>
-      </w:r>
-      <w:r>
-        <w:rPr>
-          <w:rFonts w:ascii="Times New Roman" w:hAnsi="Times New Roman"/>
-          <w:b w:val="false"/>
-          <w:i w:val="false"/>
-          <w:color w:val="000000"/>
-          <w:sz w:val="28"/>
-          <w:szCs w:val="28"/>
-        </w:rPr>
-        <w:t>"недостаточный"</w:t>
-      </w:r>
-      <w:r>
-        <w:rPr>
-          <w:rFonts w:ascii="Times New Roman" w:hAnsi="Times New Roman"/>
-          <w:b w:val="false"/>
-          <w:i w:val="false"/>
-          <w:color w:val="000000"/>
-          <w:sz w:val="28"/>
-          <w:szCs w:val="28"/>
-        </w:rPr>
-        <w:t>]</w:t>
-        <w:br/>
-        <w:br/>
-      </w:r>
-      <w:r>
-        <w:rPr>
-          <w:rFonts w:ascii="Times New Roman" w:hAnsi="Times New Roman"/>
-          <w:b w:val="false"/>
-          <w:i w:val="false"/>
-          <w:color w:val="000000"/>
-          <w:sz w:val="28"/>
-          <w:szCs w:val="28"/>
-        </w:rPr>
-        <w:t xml:space="preserve">match </w:t>
-      </w:r>
-      <w:r>
-        <w:rPr>
-          <w:rFonts w:ascii="Times New Roman" w:hAnsi="Times New Roman"/>
-          <w:b w:val="false"/>
-          <w:i w:val="false"/>
-          <w:color w:val="000000"/>
-          <w:sz w:val="28"/>
-          <w:szCs w:val="28"/>
-        </w:rPr>
-        <w:t>result:</w:t>
-        <w:br/>
-        <w:t xml:space="preserve">    </w:t>
-      </w:r>
-      <w:r>
-        <w:rPr>
-          <w:rFonts w:ascii="Times New Roman" w:hAnsi="Times New Roman"/>
-          <w:b w:val="false"/>
-          <w:i w:val="false"/>
-          <w:color w:val="000000"/>
-          <w:sz w:val="28"/>
-          <w:szCs w:val="28"/>
-        </w:rPr>
-        <w:t xml:space="preserve">case </w:t>
-      </w:r>
-      <w:r>
-        <w:rPr>
-          <w:rFonts w:ascii="Times New Roman" w:hAnsi="Times New Roman"/>
-          <w:b w:val="false"/>
-          <w:i w:val="false"/>
-          <w:color w:val="000000"/>
-          <w:sz w:val="28"/>
-          <w:szCs w:val="28"/>
-        </w:rPr>
-        <w:t xml:space="preserve">num </w:t>
-      </w:r>
-      <w:r>
-        <w:rPr>
-          <w:rFonts w:ascii="Times New Roman" w:hAnsi="Times New Roman"/>
-          <w:b w:val="false"/>
-          <w:i w:val="false"/>
-          <w:color w:val="000000"/>
-          <w:sz w:val="28"/>
-          <w:szCs w:val="28"/>
-        </w:rPr>
-        <w:t xml:space="preserve">if </w:t>
-      </w:r>
-      <w:r>
-        <w:rPr>
-          <w:rFonts w:ascii="Times New Roman" w:hAnsi="Times New Roman"/>
-          <w:b w:val="false"/>
-          <w:i w:val="false"/>
-          <w:color w:val="000000"/>
-          <w:sz w:val="28"/>
-          <w:szCs w:val="28"/>
-        </w:rPr>
-        <w:t xml:space="preserve">num &gt;= </w:t>
-      </w:r>
-      <w:r>
-        <w:rPr>
-          <w:rFonts w:ascii="Times New Roman" w:hAnsi="Times New Roman"/>
-          <w:b w:val="false"/>
-          <w:i w:val="false"/>
-          <w:color w:val="000000"/>
-          <w:sz w:val="28"/>
-          <w:szCs w:val="28"/>
-        </w:rPr>
-        <w:t>90</w:t>
-      </w:r>
-      <w:r>
-        <w:rPr>
-          <w:rFonts w:ascii="Times New Roman" w:hAnsi="Times New Roman"/>
-          <w:b w:val="false"/>
-          <w:i w:val="false"/>
-          <w:color w:val="000000"/>
-          <w:sz w:val="28"/>
-          <w:szCs w:val="28"/>
-        </w:rPr>
-        <w:t>:</w:t>
-        <w:br/>
-        <w:t xml:space="preserve">        student_level = levels[</w:t>
-      </w:r>
-      <w:r>
-        <w:rPr>
-          <w:rFonts w:ascii="Times New Roman" w:hAnsi="Times New Roman"/>
-          <w:b w:val="false"/>
-          <w:i w:val="false"/>
-          <w:color w:val="000000"/>
-          <w:sz w:val="28"/>
-          <w:szCs w:val="28"/>
-        </w:rPr>
-        <w:t>0</w:t>
-      </w:r>
-      <w:r>
-        <w:rPr>
-          <w:rFonts w:ascii="Times New Roman" w:hAnsi="Times New Roman"/>
-          <w:b w:val="false"/>
-          <w:i w:val="false"/>
-          <w:color w:val="000000"/>
-          <w:sz w:val="28"/>
-          <w:szCs w:val="28"/>
-        </w:rPr>
-        <w:t>]</w:t>
-        <w:br/>
-        <w:t xml:space="preserve">        </w:t>
-      </w:r>
-      <w:r>
-        <w:rPr>
-          <w:rFonts w:ascii="Times New Roman" w:hAnsi="Times New Roman"/>
-          <w:b w:val="false"/>
-          <w:i w:val="false"/>
-          <w:color w:val="000000"/>
-          <w:sz w:val="28"/>
-          <w:szCs w:val="28"/>
-        </w:rPr>
-        <w:t xml:space="preserve">if </w:t>
-      </w:r>
-      <w:r>
-        <w:rPr>
-          <w:rFonts w:ascii="Times New Roman" w:hAnsi="Times New Roman"/>
-          <w:b w:val="false"/>
-          <w:i w:val="false"/>
-          <w:color w:val="000000"/>
-          <w:sz w:val="28"/>
-          <w:szCs w:val="28"/>
-        </w:rPr>
-        <w:t xml:space="preserve">count_missed &gt; </w:t>
-      </w:r>
-      <w:r>
-        <w:rPr>
-          <w:rFonts w:ascii="Times New Roman" w:hAnsi="Times New Roman"/>
-          <w:b w:val="false"/>
-          <w:i w:val="false"/>
-          <w:color w:val="000000"/>
-          <w:sz w:val="28"/>
-          <w:szCs w:val="28"/>
-        </w:rPr>
-        <w:t>3</w:t>
-      </w:r>
-      <w:r>
-        <w:rPr>
-          <w:rFonts w:ascii="Times New Roman" w:hAnsi="Times New Roman"/>
-          <w:b w:val="false"/>
-          <w:i w:val="false"/>
-          <w:color w:val="000000"/>
-          <w:sz w:val="28"/>
-          <w:szCs w:val="28"/>
-        </w:rPr>
-        <w:t>:</w:t>
-        <w:br/>
-        <w:t xml:space="preserve">            student_level = levels[</w:t>
-      </w:r>
-      <w:r>
-        <w:rPr>
-          <w:rFonts w:ascii="Times New Roman" w:hAnsi="Times New Roman"/>
-          <w:b w:val="false"/>
-          <w:i w:val="false"/>
-          <w:color w:val="000000"/>
-          <w:sz w:val="28"/>
-          <w:szCs w:val="28"/>
-        </w:rPr>
-        <w:t>1</w:t>
-      </w:r>
-      <w:r>
-        <w:rPr>
-          <w:rFonts w:ascii="Times New Roman" w:hAnsi="Times New Roman"/>
-          <w:b w:val="false"/>
-          <w:i w:val="false"/>
-          <w:color w:val="000000"/>
-          <w:sz w:val="28"/>
-          <w:szCs w:val="28"/>
-        </w:rPr>
-        <w:t>]</w:t>
-        <w:br/>
-        <w:t xml:space="preserve">    </w:t>
-      </w:r>
-      <w:r>
-        <w:rPr>
-          <w:rFonts w:ascii="Times New Roman" w:hAnsi="Times New Roman"/>
-          <w:b w:val="false"/>
-          <w:i w:val="false"/>
-          <w:color w:val="000000"/>
-          <w:sz w:val="28"/>
-          <w:szCs w:val="28"/>
-        </w:rPr>
-        <w:t xml:space="preserve">case </w:t>
-      </w:r>
-      <w:r>
-        <w:rPr>
-          <w:rFonts w:ascii="Times New Roman" w:hAnsi="Times New Roman"/>
-          <w:b w:val="false"/>
-          <w:i w:val="false"/>
-          <w:color w:val="000000"/>
-          <w:sz w:val="28"/>
-          <w:szCs w:val="28"/>
-        </w:rPr>
-        <w:t xml:space="preserve">num </w:t>
-      </w:r>
-      <w:r>
-        <w:rPr>
-          <w:rFonts w:ascii="Times New Roman" w:hAnsi="Times New Roman"/>
-          <w:b w:val="false"/>
-          <w:i w:val="false"/>
-          <w:color w:val="000000"/>
-          <w:sz w:val="28"/>
-          <w:szCs w:val="28"/>
-        </w:rPr>
-        <w:t xml:space="preserve">if </w:t>
-      </w:r>
-      <w:r>
-        <w:rPr>
-          <w:rFonts w:ascii="Times New Roman" w:hAnsi="Times New Roman"/>
-          <w:b w:val="false"/>
-          <w:i w:val="false"/>
-          <w:color w:val="000000"/>
-          <w:sz w:val="28"/>
-          <w:szCs w:val="28"/>
-        </w:rPr>
-        <w:t xml:space="preserve">num &gt;= </w:t>
-      </w:r>
-      <w:r>
-        <w:rPr>
-          <w:rFonts w:ascii="Times New Roman" w:hAnsi="Times New Roman"/>
-          <w:b w:val="false"/>
-          <w:i w:val="false"/>
-          <w:color w:val="000000"/>
-          <w:sz w:val="28"/>
-          <w:szCs w:val="28"/>
-        </w:rPr>
-        <w:t>75</w:t>
-      </w:r>
-      <w:r>
-        <w:rPr>
-          <w:rFonts w:ascii="Times New Roman" w:hAnsi="Times New Roman"/>
-          <w:b w:val="false"/>
-          <w:i w:val="false"/>
-          <w:color w:val="000000"/>
-          <w:sz w:val="28"/>
-          <w:szCs w:val="28"/>
-        </w:rPr>
-        <w:t>:</w:t>
-        <w:br/>
-        <w:t xml:space="preserve">        student_level = levels[</w:t>
-      </w:r>
-      <w:r>
-        <w:rPr>
-          <w:rFonts w:ascii="Times New Roman" w:hAnsi="Times New Roman"/>
-          <w:b w:val="false"/>
-          <w:i w:val="false"/>
-          <w:color w:val="000000"/>
-          <w:sz w:val="28"/>
-          <w:szCs w:val="28"/>
-        </w:rPr>
-        <w:t>1</w:t>
-      </w:r>
-      <w:r>
-        <w:rPr>
-          <w:rFonts w:ascii="Times New Roman" w:hAnsi="Times New Roman"/>
-          <w:b w:val="false"/>
-          <w:i w:val="false"/>
-          <w:color w:val="000000"/>
-          <w:sz w:val="28"/>
-          <w:szCs w:val="28"/>
-        </w:rPr>
-        <w:t>]</w:t>
-        <w:br/>
-        <w:t xml:space="preserve">        </w:t>
-      </w:r>
-      <w:r>
-        <w:rPr>
-          <w:rFonts w:ascii="Times New Roman" w:hAnsi="Times New Roman"/>
-          <w:b w:val="false"/>
-          <w:i w:val="false"/>
-          <w:color w:val="000000"/>
-          <w:sz w:val="28"/>
-          <w:szCs w:val="28"/>
-        </w:rPr>
-        <w:t xml:space="preserve">if </w:t>
-      </w:r>
-      <w:r>
-        <w:rPr>
-          <w:rFonts w:ascii="Times New Roman" w:hAnsi="Times New Roman"/>
-          <w:b w:val="false"/>
-          <w:i w:val="false"/>
-          <w:color w:val="000000"/>
-          <w:sz w:val="28"/>
-          <w:szCs w:val="28"/>
-        </w:rPr>
-        <w:t xml:space="preserve">count_missed &gt; </w:t>
-      </w:r>
-      <w:r>
-        <w:rPr>
-          <w:rFonts w:ascii="Times New Roman" w:hAnsi="Times New Roman"/>
-          <w:b w:val="false"/>
-          <w:i w:val="false"/>
-          <w:color w:val="000000"/>
-          <w:sz w:val="28"/>
-          <w:szCs w:val="28"/>
-        </w:rPr>
-        <w:t>3</w:t>
-      </w:r>
-      <w:r>
-        <w:rPr>
-          <w:rFonts w:ascii="Times New Roman" w:hAnsi="Times New Roman"/>
-          <w:b w:val="false"/>
-          <w:i w:val="false"/>
-          <w:color w:val="000000"/>
-          <w:sz w:val="28"/>
-          <w:szCs w:val="28"/>
-        </w:rPr>
-        <w:t>:</w:t>
-        <w:br/>
-        <w:t xml:space="preserve">            student_level = levels[</w:t>
-      </w:r>
-      <w:r>
-        <w:rPr>
-          <w:rFonts w:ascii="Times New Roman" w:hAnsi="Times New Roman"/>
-          <w:b w:val="false"/>
-          <w:i w:val="false"/>
-          <w:color w:val="000000"/>
-          <w:sz w:val="28"/>
-          <w:szCs w:val="28"/>
-        </w:rPr>
-        <w:t>2</w:t>
-      </w:r>
-      <w:r>
-        <w:rPr>
-          <w:rFonts w:ascii="Times New Roman" w:hAnsi="Times New Roman"/>
-          <w:b w:val="false"/>
-          <w:i w:val="false"/>
-          <w:color w:val="000000"/>
-          <w:sz w:val="28"/>
-          <w:szCs w:val="28"/>
-        </w:rPr>
-        <w:t>]</w:t>
-        <w:br/>
-        <w:t xml:space="preserve">    </w:t>
-      </w:r>
-      <w:r>
-        <w:rPr>
-          <w:rFonts w:ascii="Times New Roman" w:hAnsi="Times New Roman"/>
-          <w:b w:val="false"/>
-          <w:i w:val="false"/>
-          <w:color w:val="000000"/>
-          <w:sz w:val="28"/>
-          <w:szCs w:val="28"/>
-        </w:rPr>
-        <w:t xml:space="preserve">case </w:t>
-      </w:r>
-      <w:r>
-        <w:rPr>
-          <w:rFonts w:ascii="Times New Roman" w:hAnsi="Times New Roman"/>
-          <w:b w:val="false"/>
-          <w:i w:val="false"/>
-          <w:color w:val="000000"/>
-          <w:sz w:val="28"/>
-          <w:szCs w:val="28"/>
-        </w:rPr>
-        <w:t xml:space="preserve">num </w:t>
-      </w:r>
-      <w:r>
-        <w:rPr>
-          <w:rFonts w:ascii="Times New Roman" w:hAnsi="Times New Roman"/>
-          <w:b w:val="false"/>
-          <w:i w:val="false"/>
-          <w:color w:val="000000"/>
-          <w:sz w:val="28"/>
-          <w:szCs w:val="28"/>
-        </w:rPr>
-        <w:t xml:space="preserve">if </w:t>
-      </w:r>
-      <w:r>
-        <w:rPr>
-          <w:rFonts w:ascii="Times New Roman" w:hAnsi="Times New Roman"/>
-          <w:b w:val="false"/>
-          <w:i w:val="false"/>
-          <w:color w:val="000000"/>
-          <w:sz w:val="28"/>
-          <w:szCs w:val="28"/>
-        </w:rPr>
-        <w:t xml:space="preserve">num &gt;= </w:t>
-      </w:r>
-      <w:r>
-        <w:rPr>
-          <w:rFonts w:ascii="Times New Roman" w:hAnsi="Times New Roman"/>
-          <w:b w:val="false"/>
-          <w:i w:val="false"/>
-          <w:color w:val="000000"/>
-          <w:sz w:val="28"/>
-          <w:szCs w:val="28"/>
-        </w:rPr>
-        <w:t>60</w:t>
-      </w:r>
-      <w:r>
-        <w:rPr>
-          <w:rFonts w:ascii="Times New Roman" w:hAnsi="Times New Roman"/>
-          <w:b w:val="false"/>
-          <w:i w:val="false"/>
-          <w:color w:val="000000"/>
-          <w:sz w:val="28"/>
-          <w:szCs w:val="28"/>
-        </w:rPr>
-        <w:t>:</w:t>
-        <w:br/>
-        <w:t xml:space="preserve">        student_level = levels[</w:t>
-      </w:r>
-      <w:r>
-        <w:rPr>
-          <w:rFonts w:ascii="Times New Roman" w:hAnsi="Times New Roman"/>
-          <w:b w:val="false"/>
-          <w:i w:val="false"/>
-          <w:color w:val="000000"/>
-          <w:sz w:val="28"/>
-          <w:szCs w:val="28"/>
-        </w:rPr>
-        <w:t>2</w:t>
-      </w:r>
-      <w:r>
-        <w:rPr>
-          <w:rFonts w:ascii="Times New Roman" w:hAnsi="Times New Roman"/>
-          <w:b w:val="false"/>
-          <w:i w:val="false"/>
-          <w:color w:val="000000"/>
-          <w:sz w:val="28"/>
-          <w:szCs w:val="28"/>
-        </w:rPr>
-        <w:t>]</w:t>
-        <w:br/>
-        <w:t xml:space="preserve">    </w:t>
-      </w:r>
-      <w:r>
-        <w:rPr>
-          <w:rFonts w:ascii="Times New Roman" w:hAnsi="Times New Roman"/>
-          <w:b w:val="false"/>
-          <w:i w:val="false"/>
-          <w:color w:val="000000"/>
-          <w:sz w:val="28"/>
-          <w:szCs w:val="28"/>
-        </w:rPr>
-        <w:t xml:space="preserve">case </w:t>
-      </w:r>
-      <w:r>
-        <w:rPr>
-          <w:rFonts w:ascii="Times New Roman" w:hAnsi="Times New Roman"/>
-          <w:b w:val="false"/>
-          <w:i w:val="false"/>
-          <w:color w:val="000000"/>
-          <w:sz w:val="28"/>
-          <w:szCs w:val="28"/>
-        </w:rPr>
-        <w:t>_:</w:t>
-        <w:br/>
-        <w:t xml:space="preserve">        student_level = levels[</w:t>
-      </w:r>
-      <w:r>
-        <w:rPr>
-          <w:rFonts w:ascii="Times New Roman" w:hAnsi="Times New Roman"/>
-          <w:b w:val="false"/>
-          <w:i w:val="false"/>
-          <w:color w:val="000000"/>
-          <w:sz w:val="28"/>
-          <w:szCs w:val="28"/>
-        </w:rPr>
-        <w:t>3</w:t>
-      </w:r>
-      <w:r>
-        <w:rPr>
-          <w:rFonts w:ascii="Times New Roman" w:hAnsi="Times New Roman"/>
-          <w:b w:val="false"/>
-          <w:i w:val="false"/>
-          <w:color w:val="000000"/>
-          <w:sz w:val="28"/>
-          <w:szCs w:val="28"/>
-        </w:rPr>
-        <w:t>]</w:t>
-        <w:br/>
-        <w:br/>
-        <w:t xml:space="preserve">type_of_work_in_russian = </w:t>
-      </w:r>
-      <w:r>
-        <w:rPr>
-          <w:rFonts w:ascii="Times New Roman" w:hAnsi="Times New Roman"/>
-          <w:b w:val="false"/>
-          <w:i w:val="false"/>
-          <w:color w:val="000000"/>
-          <w:sz w:val="28"/>
-          <w:szCs w:val="28"/>
-        </w:rPr>
-        <w:t>""</w:t>
-        <w:br/>
-        <w:br/>
-      </w:r>
-      <w:r>
-        <w:rPr>
-          <w:rFonts w:ascii="Times New Roman" w:hAnsi="Times New Roman"/>
-          <w:b w:val="false"/>
-          <w:i w:val="false"/>
-          <w:color w:val="000000"/>
-          <w:sz w:val="28"/>
-          <w:szCs w:val="28"/>
-        </w:rPr>
-        <w:t>types = [</w:t>
-      </w:r>
-      <w:r>
-        <w:rPr>
-          <w:rFonts w:ascii="Times New Roman" w:hAnsi="Times New Roman"/>
-          <w:b w:val="false"/>
-          <w:i w:val="false"/>
-          <w:color w:val="000000"/>
-          <w:sz w:val="28"/>
-          <w:szCs w:val="28"/>
-        </w:rPr>
-        <w:t>"экзаменационная"</w:t>
-      </w:r>
-      <w:r>
-        <w:rPr>
-          <w:rFonts w:ascii="Times New Roman" w:hAnsi="Times New Roman"/>
-          <w:b w:val="false"/>
-          <w:i w:val="false"/>
-          <w:color w:val="000000"/>
-          <w:sz w:val="28"/>
-          <w:szCs w:val="28"/>
-        </w:rPr>
-        <w:t xml:space="preserve">, </w:t>
-      </w:r>
-      <w:r>
-        <w:rPr>
-          <w:rFonts w:ascii="Times New Roman" w:hAnsi="Times New Roman"/>
-          <w:b w:val="false"/>
-          <w:i w:val="false"/>
-          <w:color w:val="000000"/>
-          <w:sz w:val="28"/>
-          <w:szCs w:val="28"/>
-        </w:rPr>
-        <w:t>"проектная"</w:t>
-      </w:r>
-      <w:r>
-        <w:rPr>
-          <w:rFonts w:ascii="Times New Roman" w:hAnsi="Times New Roman"/>
-          <w:b w:val="false"/>
-          <w:i w:val="false"/>
-          <w:color w:val="000000"/>
-          <w:sz w:val="28"/>
-          <w:szCs w:val="28"/>
-        </w:rPr>
-        <w:t xml:space="preserve">, </w:t>
-      </w:r>
-      <w:r>
-        <w:rPr>
-          <w:rFonts w:ascii="Times New Roman" w:hAnsi="Times New Roman"/>
-          <w:b w:val="false"/>
-          <w:i w:val="false"/>
-          <w:color w:val="000000"/>
-          <w:sz w:val="28"/>
-          <w:szCs w:val="28"/>
-        </w:rPr>
-        <w:t>"практическая"</w:t>
-      </w:r>
-      <w:r>
-        <w:rPr>
-          <w:rFonts w:ascii="Times New Roman" w:hAnsi="Times New Roman"/>
-          <w:b w:val="false"/>
-          <w:i w:val="false"/>
-          <w:color w:val="000000"/>
-          <w:sz w:val="28"/>
-          <w:szCs w:val="28"/>
-        </w:rPr>
-        <w:t xml:space="preserve">, </w:t>
-      </w:r>
-      <w:r>
-        <w:rPr>
-          <w:rFonts w:ascii="Times New Roman" w:hAnsi="Times New Roman"/>
-          <w:b w:val="false"/>
-          <w:i w:val="false"/>
-          <w:color w:val="000000"/>
-          <w:sz w:val="28"/>
-          <w:szCs w:val="28"/>
-        </w:rPr>
-        <w:t>"неизвестная"</w:t>
-      </w:r>
-      <w:r>
-        <w:rPr>
-          <w:rFonts w:ascii="Times New Roman" w:hAnsi="Times New Roman"/>
-          <w:b w:val="false"/>
-          <w:i w:val="false"/>
-          <w:color w:val="000000"/>
-          <w:sz w:val="28"/>
-          <w:szCs w:val="28"/>
-        </w:rPr>
-        <w:t>]</w:t>
-        <w:br/>
-        <w:br/>
-      </w:r>
-      <w:r>
-        <w:rPr>
-          <w:rFonts w:ascii="Times New Roman" w:hAnsi="Times New Roman"/>
-          <w:b w:val="false"/>
-          <w:i w:val="false"/>
-          <w:color w:val="000000"/>
-          <w:sz w:val="28"/>
-          <w:szCs w:val="28"/>
-        </w:rPr>
-        <w:t xml:space="preserve">match </w:t>
-      </w:r>
-      <w:r>
-        <w:rPr>
-          <w:rFonts w:ascii="Times New Roman" w:hAnsi="Times New Roman"/>
-          <w:b w:val="false"/>
-          <w:i w:val="false"/>
-          <w:color w:val="000000"/>
-          <w:sz w:val="28"/>
-          <w:szCs w:val="28"/>
-        </w:rPr>
-        <w:t>type_of_work:</w:t>
-        <w:br/>
-        <w:t xml:space="preserve">    </w:t>
-      </w:r>
-      <w:r>
-        <w:rPr>
-          <w:rFonts w:ascii="Times New Roman" w:hAnsi="Times New Roman"/>
-          <w:b w:val="false"/>
-          <w:i w:val="false"/>
-          <w:color w:val="000000"/>
-          <w:sz w:val="28"/>
-          <w:szCs w:val="28"/>
-        </w:rPr>
-        <w:t xml:space="preserve">case </w:t>
-      </w:r>
-      <w:r>
-        <w:rPr>
-          <w:rFonts w:ascii="Times New Roman" w:hAnsi="Times New Roman"/>
-          <w:b w:val="false"/>
-          <w:i w:val="false"/>
-          <w:color w:val="000000"/>
-          <w:sz w:val="28"/>
-          <w:szCs w:val="28"/>
-        </w:rPr>
-        <w:t>"exam"</w:t>
-      </w:r>
-      <w:r>
-        <w:rPr>
-          <w:rFonts w:ascii="Times New Roman" w:hAnsi="Times New Roman"/>
-          <w:b w:val="false"/>
-          <w:i w:val="false"/>
-          <w:color w:val="000000"/>
-          <w:sz w:val="28"/>
-          <w:szCs w:val="28"/>
-        </w:rPr>
-        <w:t>:</w:t>
-        <w:br/>
-        <w:t xml:space="preserve">        type_of_work_in_russian = types[</w:t>
-      </w:r>
-      <w:r>
-        <w:rPr>
-          <w:rFonts w:ascii="Times New Roman" w:hAnsi="Times New Roman"/>
-          <w:b w:val="false"/>
-          <w:i w:val="false"/>
-          <w:color w:val="000000"/>
-          <w:sz w:val="28"/>
-          <w:szCs w:val="28"/>
-        </w:rPr>
-        <w:t>0</w:t>
-      </w:r>
-      <w:r>
-        <w:rPr>
-          <w:rFonts w:ascii="Times New Roman" w:hAnsi="Times New Roman"/>
-          <w:b w:val="false"/>
-          <w:i w:val="false"/>
-          <w:color w:val="000000"/>
-          <w:sz w:val="28"/>
-          <w:szCs w:val="28"/>
-        </w:rPr>
-        <w:t>]</w:t>
-        <w:br/>
-        <w:t xml:space="preserve">    </w:t>
-      </w:r>
-      <w:r>
-        <w:rPr>
-          <w:rFonts w:ascii="Times New Roman" w:hAnsi="Times New Roman"/>
-          <w:b w:val="false"/>
-          <w:i w:val="false"/>
-          <w:color w:val="000000"/>
-          <w:sz w:val="28"/>
-          <w:szCs w:val="28"/>
-        </w:rPr>
-        <w:t xml:space="preserve">case </w:t>
-      </w:r>
-      <w:r>
-        <w:rPr>
-          <w:rFonts w:ascii="Times New Roman" w:hAnsi="Times New Roman"/>
-          <w:b w:val="false"/>
-          <w:i w:val="false"/>
-          <w:color w:val="000000"/>
-          <w:sz w:val="28"/>
-          <w:szCs w:val="28"/>
-        </w:rPr>
-        <w:t>"project"</w:t>
-      </w:r>
-      <w:r>
-        <w:rPr>
-          <w:rFonts w:ascii="Times New Roman" w:hAnsi="Times New Roman"/>
-          <w:b w:val="false"/>
-          <w:i w:val="false"/>
-          <w:color w:val="000000"/>
-          <w:sz w:val="28"/>
-          <w:szCs w:val="28"/>
-        </w:rPr>
-        <w:t>:</w:t>
-        <w:br/>
-        <w:t xml:space="preserve">        type_of_work_in_russian = types[</w:t>
-      </w:r>
-      <w:r>
-        <w:rPr>
-          <w:rFonts w:ascii="Times New Roman" w:hAnsi="Times New Roman"/>
-          <w:b w:val="false"/>
-          <w:i w:val="false"/>
-          <w:color w:val="000000"/>
-          <w:sz w:val="28"/>
-          <w:szCs w:val="28"/>
-        </w:rPr>
-        <w:t>1</w:t>
-      </w:r>
-      <w:r>
-        <w:rPr>
-          <w:rFonts w:ascii="Times New Roman" w:hAnsi="Times New Roman"/>
-          <w:b w:val="false"/>
-          <w:i w:val="false"/>
-          <w:color w:val="000000"/>
-          <w:sz w:val="28"/>
-          <w:szCs w:val="28"/>
-        </w:rPr>
-        <w:t>]</w:t>
-        <w:br/>
-        <w:t xml:space="preserve">    </w:t>
-      </w:r>
-      <w:r>
-        <w:rPr>
-          <w:rFonts w:ascii="Times New Roman" w:hAnsi="Times New Roman"/>
-          <w:b w:val="false"/>
-          <w:i w:val="false"/>
-          <w:color w:val="000000"/>
-          <w:sz w:val="28"/>
-          <w:szCs w:val="28"/>
-        </w:rPr>
-        <w:t xml:space="preserve">case </w:t>
-      </w:r>
-      <w:r>
-        <w:rPr>
-          <w:rFonts w:ascii="Times New Roman" w:hAnsi="Times New Roman"/>
-          <w:b w:val="false"/>
-          <w:i w:val="false"/>
-          <w:color w:val="000000"/>
-          <w:sz w:val="28"/>
-          <w:szCs w:val="28"/>
-        </w:rPr>
-        <w:t>"practice"</w:t>
-      </w:r>
-      <w:r>
-        <w:rPr>
-          <w:rFonts w:ascii="Times New Roman" w:hAnsi="Times New Roman"/>
-          <w:b w:val="false"/>
-          <w:i w:val="false"/>
-          <w:color w:val="000000"/>
-          <w:sz w:val="28"/>
-          <w:szCs w:val="28"/>
-        </w:rPr>
-        <w:t>:</w:t>
-        <w:br/>
-        <w:t xml:space="preserve">        type_of_work_in_russian = types[</w:t>
-      </w:r>
-      <w:r>
-        <w:rPr>
-          <w:rFonts w:ascii="Times New Roman" w:hAnsi="Times New Roman"/>
-          <w:b w:val="false"/>
-          <w:i w:val="false"/>
-          <w:color w:val="000000"/>
-          <w:sz w:val="28"/>
-          <w:szCs w:val="28"/>
-        </w:rPr>
-        <w:t>2</w:t>
-      </w:r>
-      <w:r>
-        <w:rPr>
-          <w:rFonts w:ascii="Times New Roman" w:hAnsi="Times New Roman"/>
-          <w:b w:val="false"/>
-          <w:i w:val="false"/>
-          <w:color w:val="000000"/>
-          <w:sz w:val="28"/>
-          <w:szCs w:val="28"/>
-        </w:rPr>
-        <w:t>]</w:t>
-        <w:br/>
-        <w:t xml:space="preserve">    </w:t>
-      </w:r>
-      <w:r>
-        <w:rPr>
-          <w:rFonts w:ascii="Times New Roman" w:hAnsi="Times New Roman"/>
-          <w:b w:val="false"/>
-          <w:i w:val="false"/>
-          <w:color w:val="000000"/>
-          <w:sz w:val="28"/>
-          <w:szCs w:val="28"/>
-        </w:rPr>
-        <w:t xml:space="preserve">case </w:t>
-      </w:r>
-      <w:r>
-        <w:rPr>
-          <w:rFonts w:ascii="Times New Roman" w:hAnsi="Times New Roman"/>
-          <w:b w:val="false"/>
-          <w:i w:val="false"/>
-          <w:color w:val="000000"/>
-          <w:sz w:val="28"/>
-          <w:szCs w:val="28"/>
-        </w:rPr>
-        <w:t>_:</w:t>
-        <w:br/>
-        <w:t xml:space="preserve">        type_of_work_in_russian = types[</w:t>
-      </w:r>
-      <w:r>
-        <w:rPr>
-          <w:rFonts w:ascii="Times New Roman" w:hAnsi="Times New Roman"/>
-          <w:b w:val="false"/>
-          <w:i w:val="false"/>
-          <w:color w:val="000000"/>
-          <w:sz w:val="28"/>
-          <w:szCs w:val="28"/>
-        </w:rPr>
-        <w:t>3</w:t>
-      </w:r>
-      <w:r>
-        <w:rPr>
-          <w:rFonts w:ascii="Times New Roman" w:hAnsi="Times New Roman"/>
-          <w:b w:val="false"/>
-          <w:i w:val="false"/>
-          <w:color w:val="000000"/>
-          <w:sz w:val="28"/>
-          <w:szCs w:val="28"/>
-        </w:rPr>
-        <w:t>]</w:t>
+          <w:b w:val="false"/>
+          <w:i w:val="false"/>
+          <w:color w:val="000000"/>
+          <w:sz w:val="28"/>
+          <w:szCs w:val="28"/>
+        </w:rPr>
+        <w:t>result = data[0]</w:t>
+        <w:br/>
+        <w:t>if not (0 &lt;= result &lt;= 100): return ("ошибка в результате студента", "", "", 0)</w:t>
+        <w:br/>
+        <w:br/>
+        <w:t>type_of_work = data[1]</w:t>
+        <w:br/>
+        <w:t>if type_of_work not in ["exam", "project", "practice"]: return ("ошибка в типе работы", "", "", 0)</w:t>
+        <w:br/>
+        <w:br/>
+        <w:t>count_missed = data[2]</w:t>
+        <w:br/>
+        <w:t>if not (0 &lt;= count_missed &lt;= 5): return ("ошибка в количестве пропущенных занятий", "", "", 0)</w:t>
+        <w:br/>
+        <w:br/>
+        <w:t>student_level = ""</w:t>
+        <w:br/>
+        <w:br/>
+        <w:t>levels = ["отличный", "хороший", "удовлетворительный", "недостаточный"]</w:t>
+        <w:br/>
+        <w:br/>
+        <w:t>match result:</w:t>
+        <w:br/>
+        <w:t xml:space="preserve">    case num if num &gt;= 90:</w:t>
+        <w:br/>
+        <w:t xml:space="preserve">        student_level = levels[0]</w:t>
+        <w:br/>
+        <w:t xml:space="preserve">        if count_missed &gt; 3:</w:t>
+        <w:br/>
+        <w:t xml:space="preserve">            student_level = levels[1]</w:t>
+        <w:br/>
+        <w:t xml:space="preserve">    case num if num &gt;= 75:</w:t>
+        <w:br/>
+        <w:t xml:space="preserve">        student_level = levels[1]</w:t>
+        <w:br/>
+        <w:t xml:space="preserve">        if count_missed &gt; 3:</w:t>
+        <w:br/>
+        <w:t xml:space="preserve">            student_level = levels[2]</w:t>
+        <w:br/>
+        <w:t xml:space="preserve">    case num if num &gt;= 60:</w:t>
+        <w:br/>
+        <w:t xml:space="preserve">        student_level = levels[2]</w:t>
+        <w:br/>
+        <w:t xml:space="preserve">    case _:</w:t>
+        <w:br/>
+        <w:t xml:space="preserve">        student_level = levels[3]</w:t>
+        <w:br/>
+        <w:br/>
+        <w:t>type_of_work_in_russian = ""</w:t>
+        <w:br/>
+        <w:br/>
+        <w:t>types = ["экзаменационная", "проектная", "практическая", "неизвестная"]</w:t>
+        <w:br/>
+        <w:br/>
+        <w:t>match type_of_work:</w:t>
+        <w:br/>
+        <w:t xml:space="preserve">    case "exam":</w:t>
+        <w:br/>
+        <w:t xml:space="preserve">        type_of_work_in_russian = types[0]</w:t>
+        <w:br/>
+        <w:t xml:space="preserve">    case "project":</w:t>
+        <w:br/>
+        <w:t xml:space="preserve">        type_of_work_in_russian = types[1]</w:t>
+        <w:br/>
+        <w:t xml:space="preserve">    case "practice":</w:t>
+        <w:br/>
+        <w:t xml:space="preserve">        type_of_work_in_russian = types[2]</w:t>
+        <w:br/>
+        <w:t xml:space="preserve">    case _:</w:t>
+        <w:br/>
+        <w:t xml:space="preserve">        type_of_work_in_russian = types[3]</w:t>
       </w:r>
     </w:p>
     <w:p>
@@ -2507,7 +917,6 @@
       </w:pPr>
       <w:r>
         <w:rPr>
-          <w:rFonts w:ascii="Times New Roman" w:hAnsi="Times New Roman"/>
           <w:sz w:val="28"/>
           <w:szCs w:val="28"/>
         </w:rPr>
@@ -2528,19 +937,10 @@
       </w:pPr>
       <w:r>
         <w:rPr>
-          <w:rFonts w:ascii="Times New Roman" w:hAnsi="Times New Roman"/>
-          <w:sz w:val="28"/>
-          <w:szCs w:val="28"/>
-        </w:rPr>
-        <w:t xml:space="preserve">Проведены тесты </w:t>
-      </w:r>
-      <w:r>
-        <w:rPr>
-          <w:rFonts w:ascii="Times New Roman" w:hAnsi="Times New Roman"/>
-          <w:sz w:val="28"/>
-          <w:szCs w:val="28"/>
-        </w:rPr>
-        <w:t>для проверки корректности оценки учеников по их количеству баллов (Таблица 1).</w:t>
+          <w:sz w:val="28"/>
+          <w:szCs w:val="28"/>
+        </w:rPr>
+        <w:t>Проведены тесты для проверки корректности оценки учеников по их количеству баллов (Таблица 1).</w:t>
       </w:r>
     </w:p>
     <w:p>
@@ -2557,7 +957,6 @@
       </w:pPr>
       <w:r>
         <w:rPr>
-          <w:rFonts w:ascii="Times New Roman" w:hAnsi="Times New Roman"/>
           <w:sz w:val="28"/>
           <w:szCs w:val="28"/>
         </w:rPr>
@@ -2597,7 +996,7 @@
           </w:tcPr>
           <w:p>
             <w:pPr>
-              <w:pStyle w:val="Style15"/>
+              <w:pStyle w:val="user7"/>
               <w:jc w:val="center"/>
               <w:rPr>
                 <w:rFonts w:ascii="Times New Roman" w:hAnsi="Times New Roman"/>
@@ -2607,7 +1006,6 @@
             </w:pPr>
             <w:r>
               <w:rPr>
-                <w:rFonts w:ascii="Times New Roman" w:hAnsi="Times New Roman"/>
                 <w:sz w:val="28"/>
                 <w:szCs w:val="28"/>
               </w:rPr>
@@ -2628,7 +1026,7 @@
           </w:tcPr>
           <w:p>
             <w:pPr>
-              <w:pStyle w:val="Style15"/>
+              <w:pStyle w:val="user7"/>
               <w:jc w:val="center"/>
               <w:rPr>
                 <w:rFonts w:ascii="Times New Roman" w:hAnsi="Times New Roman"/>
@@ -2638,7 +1036,6 @@
             </w:pPr>
             <w:r>
               <w:rPr>
-                <w:rFonts w:ascii="Times New Roman" w:hAnsi="Times New Roman"/>
                 <w:sz w:val="28"/>
                 <w:szCs w:val="28"/>
               </w:rPr>
@@ -2659,7 +1056,7 @@
           </w:tcPr>
           <w:p>
             <w:pPr>
-              <w:pStyle w:val="Style15"/>
+              <w:pStyle w:val="user7"/>
               <w:jc w:val="center"/>
               <w:rPr>
                 <w:rFonts w:ascii="Times New Roman" w:hAnsi="Times New Roman"/>
@@ -2669,7 +1066,6 @@
             </w:pPr>
             <w:r>
               <w:rPr>
-                <w:rFonts w:ascii="Times New Roman" w:hAnsi="Times New Roman"/>
                 <w:sz w:val="28"/>
                 <w:szCs w:val="28"/>
               </w:rPr>
@@ -2693,7 +1089,7 @@
           </w:tcPr>
           <w:p>
             <w:pPr>
-              <w:pStyle w:val="Style15"/>
+              <w:pStyle w:val="user7"/>
               <w:jc w:val="center"/>
               <w:rPr>
                 <w:rFonts w:ascii="Times New Roman" w:hAnsi="Times New Roman"/>
@@ -2703,7 +1099,6 @@
             </w:pPr>
             <w:r>
               <w:rPr>
-                <w:rFonts w:ascii="Times New Roman" w:hAnsi="Times New Roman"/>
                 <w:sz w:val="28"/>
                 <w:szCs w:val="28"/>
               </w:rPr>
@@ -2724,7 +1119,7 @@
           </w:tcPr>
           <w:p>
             <w:pPr>
-              <w:pStyle w:val="Style15"/>
+              <w:pStyle w:val="user7"/>
               <w:jc w:val="center"/>
               <w:rPr>
                 <w:rFonts w:ascii="Times New Roman" w:hAnsi="Times New Roman"/>
@@ -2734,7 +1129,6 @@
             </w:pPr>
             <w:r>
               <w:rPr>
-                <w:rFonts w:ascii="Times New Roman" w:hAnsi="Times New Roman"/>
                 <w:sz w:val="28"/>
                 <w:szCs w:val="28"/>
               </w:rPr>
@@ -2755,7 +1149,7 @@
           </w:tcPr>
           <w:p>
             <w:pPr>
-              <w:pStyle w:val="Style15"/>
+              <w:pStyle w:val="user7"/>
               <w:jc w:val="center"/>
               <w:rPr>
                 <w:rFonts w:ascii="Times New Roman" w:hAnsi="Times New Roman"/>
@@ -2765,7 +1159,6 @@
             </w:pPr>
             <w:r>
               <w:rPr>
-                <w:rFonts w:ascii="Times New Roman" w:hAnsi="Times New Roman"/>
                 <w:sz w:val="28"/>
                 <w:szCs w:val="28"/>
               </w:rPr>
@@ -2789,7 +1182,7 @@
           </w:tcPr>
           <w:p>
             <w:pPr>
-              <w:pStyle w:val="Style15"/>
+              <w:pStyle w:val="user7"/>
               <w:jc w:val="center"/>
               <w:rPr>
                 <w:rFonts w:ascii="Times New Roman" w:hAnsi="Times New Roman"/>
@@ -2799,7 +1192,6 @@
             </w:pPr>
             <w:r>
               <w:rPr>
-                <w:rFonts w:ascii="Times New Roman" w:hAnsi="Times New Roman"/>
                 <w:sz w:val="28"/>
                 <w:szCs w:val="28"/>
               </w:rPr>
@@ -2820,7 +1212,7 @@
           </w:tcPr>
           <w:p>
             <w:pPr>
-              <w:pStyle w:val="Style15"/>
+              <w:pStyle w:val="user7"/>
               <w:jc w:val="center"/>
               <w:rPr>
                 <w:rFonts w:ascii="Times New Roman" w:hAnsi="Times New Roman"/>
@@ -2830,7 +1222,6 @@
             </w:pPr>
             <w:r>
               <w:rPr>
-                <w:rFonts w:ascii="Times New Roman" w:hAnsi="Times New Roman"/>
                 <w:sz w:val="28"/>
                 <w:szCs w:val="28"/>
               </w:rPr>
@@ -2851,7 +1242,7 @@
           </w:tcPr>
           <w:p>
             <w:pPr>
-              <w:pStyle w:val="Style15"/>
+              <w:pStyle w:val="user7"/>
               <w:jc w:val="center"/>
               <w:rPr>
                 <w:rFonts w:ascii="Times New Roman" w:hAnsi="Times New Roman"/>
@@ -2861,7 +1252,6 @@
             </w:pPr>
             <w:r>
               <w:rPr>
-                <w:rFonts w:ascii="Times New Roman" w:hAnsi="Times New Roman"/>
                 <w:sz w:val="28"/>
                 <w:szCs w:val="28"/>
               </w:rPr>
@@ -2885,7 +1275,7 @@
           </w:tcPr>
           <w:p>
             <w:pPr>
-              <w:pStyle w:val="Style15"/>
+              <w:pStyle w:val="user7"/>
               <w:jc w:val="center"/>
               <w:rPr>
                 <w:rFonts w:ascii="Times New Roman" w:hAnsi="Times New Roman"/>
@@ -2895,7 +1285,6 @@
             </w:pPr>
             <w:r>
               <w:rPr>
-                <w:rFonts w:ascii="Times New Roman" w:hAnsi="Times New Roman"/>
                 <w:sz w:val="28"/>
                 <w:szCs w:val="28"/>
               </w:rPr>
@@ -2916,7 +1305,7 @@
           </w:tcPr>
           <w:p>
             <w:pPr>
-              <w:pStyle w:val="Style15"/>
+              <w:pStyle w:val="user7"/>
               <w:jc w:val="center"/>
               <w:rPr>
                 <w:rFonts w:ascii="Times New Roman" w:hAnsi="Times New Roman"/>
@@ -2926,7 +1315,6 @@
             </w:pPr>
             <w:r>
               <w:rPr>
-                <w:rFonts w:ascii="Times New Roman" w:hAnsi="Times New Roman"/>
                 <w:sz w:val="28"/>
                 <w:szCs w:val="28"/>
               </w:rPr>
@@ -2947,7 +1335,7 @@
           </w:tcPr>
           <w:p>
             <w:pPr>
-              <w:pStyle w:val="Style15"/>
+              <w:pStyle w:val="user7"/>
               <w:jc w:val="center"/>
               <w:rPr>
                 <w:rFonts w:ascii="Times New Roman" w:hAnsi="Times New Roman"/>
@@ -2957,7 +1345,6 @@
             </w:pPr>
             <w:r>
               <w:rPr>
-                <w:rFonts w:ascii="Times New Roman" w:hAnsi="Times New Roman"/>
                 <w:sz w:val="28"/>
                 <w:szCs w:val="28"/>
               </w:rPr>
@@ -2981,7 +1368,7 @@
           </w:tcPr>
           <w:p>
             <w:pPr>
-              <w:pStyle w:val="Style15"/>
+              <w:pStyle w:val="user7"/>
               <w:jc w:val="center"/>
               <w:rPr>
                 <w:rFonts w:ascii="Times New Roman" w:hAnsi="Times New Roman"/>
@@ -2991,7 +1378,6 @@
             </w:pPr>
             <w:r>
               <w:rPr>
-                <w:rFonts w:ascii="Times New Roman" w:hAnsi="Times New Roman"/>
                 <w:sz w:val="28"/>
                 <w:szCs w:val="28"/>
               </w:rPr>
@@ -3012,7 +1398,7 @@
           </w:tcPr>
           <w:p>
             <w:pPr>
-              <w:pStyle w:val="Style15"/>
+              <w:pStyle w:val="user7"/>
               <w:jc w:val="center"/>
               <w:rPr>
                 <w:rFonts w:ascii="Times New Roman" w:hAnsi="Times New Roman"/>
@@ -3022,7 +1408,6 @@
             </w:pPr>
             <w:r>
               <w:rPr>
-                <w:rFonts w:ascii="Times New Roman" w:hAnsi="Times New Roman"/>
                 <w:sz w:val="28"/>
                 <w:szCs w:val="28"/>
               </w:rPr>
@@ -3043,7 +1428,7 @@
           </w:tcPr>
           <w:p>
             <w:pPr>
-              <w:pStyle w:val="Style15"/>
+              <w:pStyle w:val="user7"/>
               <w:jc w:val="center"/>
               <w:rPr>
                 <w:rFonts w:ascii="Times New Roman" w:hAnsi="Times New Roman"/>
@@ -3053,7 +1438,6 @@
             </w:pPr>
             <w:r>
               <w:rPr>
-                <w:rFonts w:ascii="Times New Roman" w:hAnsi="Times New Roman"/>
                 <w:sz w:val="28"/>
                 <w:szCs w:val="28"/>
               </w:rPr>
@@ -3077,7 +1461,7 @@
           </w:tcPr>
           <w:p>
             <w:pPr>
-              <w:pStyle w:val="Style15"/>
+              <w:pStyle w:val="user7"/>
               <w:jc w:val="center"/>
               <w:rPr>
                 <w:rFonts w:ascii="Times New Roman" w:hAnsi="Times New Roman"/>
@@ -3087,7 +1471,6 @@
             </w:pPr>
             <w:r>
               <w:rPr>
-                <w:rFonts w:ascii="Times New Roman" w:hAnsi="Times New Roman"/>
                 <w:sz w:val="28"/>
                 <w:szCs w:val="28"/>
               </w:rPr>
@@ -3108,7 +1491,7 @@
           </w:tcPr>
           <w:p>
             <w:pPr>
-              <w:pStyle w:val="Style15"/>
+              <w:pStyle w:val="user7"/>
               <w:jc w:val="center"/>
               <w:rPr>
                 <w:rFonts w:ascii="Times New Roman" w:hAnsi="Times New Roman"/>
@@ -3118,7 +1501,6 @@
             </w:pPr>
             <w:r>
               <w:rPr>
-                <w:rFonts w:ascii="Times New Roman" w:hAnsi="Times New Roman"/>
                 <w:sz w:val="28"/>
                 <w:szCs w:val="28"/>
               </w:rPr>
@@ -3139,7 +1521,7 @@
           </w:tcPr>
           <w:p>
             <w:pPr>
-              <w:pStyle w:val="Style15"/>
+              <w:pStyle w:val="user7"/>
               <w:jc w:val="center"/>
               <w:rPr>
                 <w:rFonts w:ascii="Times New Roman" w:hAnsi="Times New Roman"/>
@@ -3149,7 +1531,6 @@
             </w:pPr>
             <w:r>
               <w:rPr>
-                <w:rFonts w:ascii="Times New Roman" w:hAnsi="Times New Roman"/>
                 <w:sz w:val="28"/>
                 <w:szCs w:val="28"/>
               </w:rPr>
@@ -3173,7 +1554,7 @@
           </w:tcPr>
           <w:p>
             <w:pPr>
-              <w:pStyle w:val="Style15"/>
+              <w:pStyle w:val="user7"/>
               <w:jc w:val="center"/>
               <w:rPr>
                 <w:rFonts w:ascii="Times New Roman" w:hAnsi="Times New Roman"/>
@@ -3183,7 +1564,6 @@
             </w:pPr>
             <w:r>
               <w:rPr>
-                <w:rFonts w:ascii="Times New Roman" w:hAnsi="Times New Roman"/>
                 <w:sz w:val="28"/>
                 <w:szCs w:val="28"/>
               </w:rPr>
@@ -3204,7 +1584,7 @@
           </w:tcPr>
           <w:p>
             <w:pPr>
-              <w:pStyle w:val="Style15"/>
+              <w:pStyle w:val="user7"/>
               <w:jc w:val="center"/>
               <w:rPr>
                 <w:rFonts w:ascii="Times New Roman" w:hAnsi="Times New Roman"/>
@@ -3214,7 +1594,6 @@
             </w:pPr>
             <w:r>
               <w:rPr>
-                <w:rFonts w:ascii="Times New Roman" w:hAnsi="Times New Roman"/>
                 <w:sz w:val="28"/>
                 <w:szCs w:val="28"/>
               </w:rPr>
@@ -3235,7 +1614,7 @@
           </w:tcPr>
           <w:p>
             <w:pPr>
-              <w:pStyle w:val="Style15"/>
+              <w:pStyle w:val="user7"/>
               <w:jc w:val="center"/>
               <w:rPr>
                 <w:rFonts w:ascii="Times New Roman" w:hAnsi="Times New Roman"/>
@@ -3245,7 +1624,6 @@
             </w:pPr>
             <w:r>
               <w:rPr>
-                <w:rFonts w:ascii="Times New Roman" w:hAnsi="Times New Roman"/>
                 <w:sz w:val="28"/>
                 <w:szCs w:val="28"/>
               </w:rPr>
@@ -3269,7 +1647,7 @@
           </w:tcPr>
           <w:p>
             <w:pPr>
-              <w:pStyle w:val="Style15"/>
+              <w:pStyle w:val="user7"/>
               <w:jc w:val="center"/>
               <w:rPr>
                 <w:rFonts w:ascii="Times New Roman" w:hAnsi="Times New Roman"/>
@@ -3279,7 +1657,6 @@
             </w:pPr>
             <w:r>
               <w:rPr>
-                <w:rFonts w:ascii="Times New Roman" w:hAnsi="Times New Roman"/>
                 <w:sz w:val="28"/>
                 <w:szCs w:val="28"/>
               </w:rPr>
@@ -3300,7 +1677,7 @@
           </w:tcPr>
           <w:p>
             <w:pPr>
-              <w:pStyle w:val="Style15"/>
+              <w:pStyle w:val="user7"/>
               <w:jc w:val="center"/>
               <w:rPr>
                 <w:rFonts w:ascii="Times New Roman" w:hAnsi="Times New Roman"/>
@@ -3310,7 +1687,6 @@
             </w:pPr>
             <w:r>
               <w:rPr>
-                <w:rFonts w:ascii="Times New Roman" w:hAnsi="Times New Roman"/>
                 <w:sz w:val="28"/>
                 <w:szCs w:val="28"/>
               </w:rPr>
@@ -3331,7 +1707,7 @@
           </w:tcPr>
           <w:p>
             <w:pPr>
-              <w:pStyle w:val="Style15"/>
+              <w:pStyle w:val="user7"/>
               <w:jc w:val="center"/>
               <w:rPr>
                 <w:rFonts w:ascii="Times New Roman" w:hAnsi="Times New Roman"/>
@@ -3341,7 +1717,6 @@
             </w:pPr>
             <w:r>
               <w:rPr>
-                <w:rFonts w:ascii="Times New Roman" w:hAnsi="Times New Roman"/>
                 <w:sz w:val="28"/>
                 <w:szCs w:val="28"/>
               </w:rPr>
@@ -3365,7 +1740,7 @@
           </w:tcPr>
           <w:p>
             <w:pPr>
-              <w:pStyle w:val="Style15"/>
+              <w:pStyle w:val="user7"/>
               <w:jc w:val="center"/>
               <w:rPr>
                 <w:rFonts w:ascii="Times New Roman" w:hAnsi="Times New Roman"/>
@@ -3375,7 +1750,6 @@
             </w:pPr>
             <w:r>
               <w:rPr>
-                <w:rFonts w:ascii="Times New Roman" w:hAnsi="Times New Roman"/>
                 <w:sz w:val="28"/>
                 <w:szCs w:val="28"/>
               </w:rPr>
@@ -3396,7 +1770,7 @@
           </w:tcPr>
           <w:p>
             <w:pPr>
-              <w:pStyle w:val="Style15"/>
+              <w:pStyle w:val="user7"/>
               <w:jc w:val="center"/>
               <w:rPr>
                 <w:rFonts w:ascii="Times New Roman" w:hAnsi="Times New Roman"/>
@@ -3406,7 +1780,6 @@
             </w:pPr>
             <w:r>
               <w:rPr>
-                <w:rFonts w:ascii="Times New Roman" w:hAnsi="Times New Roman"/>
                 <w:sz w:val="28"/>
                 <w:szCs w:val="28"/>
               </w:rPr>
@@ -3427,7 +1800,7 @@
           </w:tcPr>
           <w:p>
             <w:pPr>
-              <w:pStyle w:val="Style15"/>
+              <w:pStyle w:val="user7"/>
               <w:jc w:val="center"/>
               <w:rPr>
                 <w:rFonts w:ascii="Times New Roman" w:hAnsi="Times New Roman"/>
@@ -3437,7 +1810,6 @@
             </w:pPr>
             <w:r>
               <w:rPr>
-                <w:rFonts w:ascii="Times New Roman" w:hAnsi="Times New Roman"/>
                 <w:sz w:val="28"/>
                 <w:szCs w:val="28"/>
               </w:rPr>
@@ -3464,9 +1836,9 @@
       </w:pPr>
       <w:r>
         <w:rPr>
-          <w:rFonts w:ascii="Times New Roman" w:hAnsi="Times New Roman"/>
-          <w:sz w:val="28"/>
-          <w:szCs w:val="28"/>
+          <w:b w:val="false"/>
+          <w:bCs w:val="false"/>
+          <w:color w:val="000000"/>
         </w:rPr>
       </w:r>
     </w:p>
@@ -3482,7 +1854,6 @@
       </w:pPr>
       <w:r>
         <w:rPr>
-          <w:rFonts w:ascii="Times New Roman" w:hAnsi="Times New Roman"/>
           <w:sz w:val="28"/>
           <w:szCs w:val="28"/>
         </w:rPr>
@@ -3490,23 +1861,12 @@
       </w:r>
       <w:r>
         <w:rPr>
-          <w:rFonts w:ascii="Times New Roman" w:hAnsi="Times New Roman"/>
           <w:b/>
           <w:bCs/>
           <w:sz w:val="28"/>
           <w:szCs w:val="28"/>
         </w:rPr>
-        <w:t xml:space="preserve">Задание 2. </w:t>
-      </w:r>
-      <w:r>
-        <w:rPr>
-          <w:rFonts w:ascii="Times New Roman" w:hAnsi="Times New Roman"/>
-          <w:b/>
-          <w:bCs/>
-          <w:sz w:val="28"/>
-          <w:szCs w:val="28"/>
-        </w:rPr>
-        <w:t>Циклы и базовые алгоритимические схемы</w:t>
+        <w:t>Задание 2. Циклы и базовые алгоритимические схемы</w:t>
       </w:r>
     </w:p>
     <w:p>
@@ -3519,7 +1879,7 @@
       <w:r>
         <w:rPr>
           <w:rStyle w:val="Emphasis"/>
-          <w:rFonts w:eastAsia="Times New Roman" w:cs="Times New Roman" w:ascii="Times New Roman" w:hAnsi="Times New Roman"/>
+          <w:rFonts w:eastAsia="Times New Roman" w:cs="Times New Roman"/>
           <w:b w:val="false"/>
           <w:bCs w:val="false"/>
           <w:i w:val="false"/>
@@ -3549,7 +1909,7 @@
       <w:r>
         <w:rPr>
           <w:rStyle w:val="Emphasis"/>
-          <w:rFonts w:eastAsia="Times New Roman" w:cs="Times New Roman" w:ascii="Times New Roman" w:hAnsi="Times New Roman"/>
+          <w:rFonts w:eastAsia="Times New Roman" w:cs="Times New Roman"/>
           <w:b w:val="false"/>
           <w:bCs w:val="false"/>
           <w:i w:val="false"/>
@@ -3566,26 +1926,6 @@
           <w:effect w:val="none"/>
         </w:rPr>
         <w:tab/>
-      </w:r>
-      <w:r>
-        <w:rPr>
-          <w:rStyle w:val="Emphasis"/>
-          <w:rFonts w:eastAsia="Times New Roman" w:cs="Times New Roman" w:ascii="Times New Roman" w:hAnsi="Times New Roman"/>
-          <w:b w:val="false"/>
-          <w:bCs w:val="false"/>
-          <w:i w:val="false"/>
-          <w:iCs w:val="false"/>
-          <w:caps w:val="false"/>
-          <w:smallCaps w:val="false"/>
-          <w:strike w:val="false"/>
-          <w:dstrike w:val="false"/>
-          <w:color w:val="000000"/>
-          <w:spacing w:val="0"/>
-          <w:sz w:val="28"/>
-          <w:szCs w:val="28"/>
-          <w:u w:val="none"/>
-          <w:effect w:val="none"/>
-        </w:rPr>
         <w:t>Реализованы линейный и бинарный поиски, а также сортировка выборов. Проведён анализ их сложности по времени и памяти (Таблица 2). Проведён анализ количества сравнений бинарного и линейного поиска (Таблица 3).</w:t>
       </w:r>
     </w:p>
@@ -3599,7 +1939,7 @@
       <w:r>
         <w:rPr>
           <w:rStyle w:val="Emphasis"/>
-          <w:rFonts w:eastAsia="Times New Roman" w:cs="Times New Roman" w:ascii="Times New Roman" w:hAnsi="Times New Roman"/>
+          <w:rFonts w:eastAsia="Times New Roman" w:cs="Times New Roman"/>
           <w:b w:val="false"/>
           <w:bCs w:val="false"/>
           <w:i w:val="false"/>
@@ -3651,7 +1991,7 @@
           </w:tcPr>
           <w:p>
             <w:pPr>
-              <w:pStyle w:val="Style15"/>
+              <w:pStyle w:val="user7"/>
               <w:jc w:val="center"/>
               <w:rPr>
                 <w:rFonts w:ascii="Times New Roman" w:hAnsi="Times New Roman"/>
@@ -3661,7 +2001,6 @@
             </w:pPr>
             <w:r>
               <w:rPr>
-                <w:rFonts w:ascii="Times New Roman" w:hAnsi="Times New Roman"/>
                 <w:sz w:val="28"/>
                 <w:szCs w:val="28"/>
               </w:rPr>
@@ -3682,7 +2021,7 @@
           </w:tcPr>
           <w:p>
             <w:pPr>
-              <w:pStyle w:val="Style15"/>
+              <w:pStyle w:val="user7"/>
               <w:jc w:val="center"/>
               <w:rPr>
                 <w:rFonts w:ascii="Times New Roman" w:hAnsi="Times New Roman"/>
@@ -3692,7 +2031,6 @@
             </w:pPr>
             <w:r>
               <w:rPr>
-                <w:rFonts w:ascii="Times New Roman" w:hAnsi="Times New Roman"/>
                 <w:sz w:val="28"/>
                 <w:szCs w:val="28"/>
               </w:rPr>
@@ -3713,7 +2051,7 @@
           </w:tcPr>
           <w:p>
             <w:pPr>
-              <w:pStyle w:val="Style15"/>
+              <w:pStyle w:val="user7"/>
               <w:jc w:val="center"/>
               <w:rPr>
                 <w:rFonts w:ascii="Times New Roman" w:hAnsi="Times New Roman"/>
@@ -3723,7 +2061,6 @@
             </w:pPr>
             <w:r>
               <w:rPr>
-                <w:rFonts w:ascii="Times New Roman" w:hAnsi="Times New Roman"/>
                 <w:sz w:val="28"/>
                 <w:szCs w:val="28"/>
               </w:rPr>
@@ -3747,7 +2084,7 @@
           </w:tcPr>
           <w:p>
             <w:pPr>
-              <w:pStyle w:val="Style15"/>
+              <w:pStyle w:val="user7"/>
               <w:jc w:val="center"/>
               <w:rPr>
                 <w:rFonts w:ascii="Times New Roman" w:hAnsi="Times New Roman"/>
@@ -3757,7 +2094,6 @@
             </w:pPr>
             <w:r>
               <w:rPr>
-                <w:rFonts w:ascii="Times New Roman" w:hAnsi="Times New Roman"/>
                 <w:sz w:val="28"/>
                 <w:szCs w:val="28"/>
               </w:rPr>
@@ -3778,7 +2114,7 @@
           </w:tcPr>
           <w:p>
             <w:pPr>
-              <w:pStyle w:val="Style15"/>
+              <w:pStyle w:val="user7"/>
               <w:jc w:val="center"/>
               <w:rPr>
                 <w:rFonts w:ascii="Times New Roman" w:hAnsi="Times New Roman"/>
@@ -3789,7 +2125,6 @@
             </w:pPr>
             <w:r>
               <w:rPr>
-                <w:rFonts w:ascii="Times New Roman" w:hAnsi="Times New Roman"/>
                 <w:sz w:val="28"/>
                 <w:szCs w:val="28"/>
                 <w:lang w:val="en-US"/>
@@ -3811,7 +2146,7 @@
           </w:tcPr>
           <w:p>
             <w:pPr>
-              <w:pStyle w:val="Style15"/>
+              <w:pStyle w:val="user7"/>
               <w:jc w:val="center"/>
               <w:rPr>
                 <w:rFonts w:ascii="Times New Roman" w:hAnsi="Times New Roman"/>
@@ -3822,7 +2157,6 @@
             </w:pPr>
             <w:r>
               <w:rPr>
-                <w:rFonts w:ascii="Times New Roman" w:hAnsi="Times New Roman"/>
                 <w:sz w:val="28"/>
                 <w:szCs w:val="28"/>
                 <w:lang w:val="en-US"/>
@@ -3847,7 +2181,7 @@
           </w:tcPr>
           <w:p>
             <w:pPr>
-              <w:pStyle w:val="Style15"/>
+              <w:pStyle w:val="user7"/>
               <w:jc w:val="center"/>
               <w:rPr>
                 <w:rFonts w:ascii="Times New Roman" w:hAnsi="Times New Roman"/>
@@ -3857,7 +2191,6 @@
             </w:pPr>
             <w:r>
               <w:rPr>
-                <w:rFonts w:ascii="Times New Roman" w:hAnsi="Times New Roman"/>
                 <w:sz w:val="28"/>
                 <w:szCs w:val="28"/>
               </w:rPr>
@@ -3878,8 +2211,8 @@
           </w:tcPr>
           <w:p>
             <w:pPr>
-              <w:pStyle w:val="Style15"/>
-              <w:shd w:fill="FFFFFF" w:val="clear"/>
+              <w:pStyle w:val="user7"/>
+              <w:shd w:val="clear" w:fill="FFFFFF"/>
               <w:jc w:val="center"/>
               <w:rPr>
                 <w:rFonts w:ascii="Times New Roman" w:hAnsi="Times New Roman"/>
@@ -3890,7 +2223,7 @@
             </w:pPr>
             <w:r>
               <w:rPr>
-                <w:rFonts w:eastAsia="Times New Roman" w:cs="Times New Roman" w:ascii="Times New Roman" w:hAnsi="Times New Roman"/>
+                <w:rFonts w:eastAsia="Times New Roman" w:cs="Times New Roman"/>
                 <w:caps w:val="false"/>
                 <w:smallCaps w:val="false"/>
                 <w:color w:val="000000"/>
@@ -3904,7 +2237,6 @@
             </w:r>
             <w:r>
               <w:rPr>
-                <w:rFonts w:ascii="Times New Roman" w:hAnsi="Times New Roman"/>
                 <w:sz w:val="28"/>
                 <w:szCs w:val="28"/>
                 <w:lang w:val="en-US"/>
@@ -3926,7 +2258,7 @@
           </w:tcPr>
           <w:p>
             <w:pPr>
-              <w:pStyle w:val="Style15"/>
+              <w:pStyle w:val="user7"/>
               <w:jc w:val="center"/>
               <w:rPr>
                 <w:rFonts w:ascii="Times New Roman" w:hAnsi="Times New Roman"/>
@@ -3937,7 +2269,6 @@
             </w:pPr>
             <w:r>
               <w:rPr>
-                <w:rFonts w:ascii="Times New Roman" w:hAnsi="Times New Roman"/>
                 <w:sz w:val="28"/>
                 <w:szCs w:val="28"/>
                 <w:lang w:val="en-US"/>
@@ -3962,7 +2293,7 @@
           </w:tcPr>
           <w:p>
             <w:pPr>
-              <w:pStyle w:val="Style15"/>
+              <w:pStyle w:val="user7"/>
               <w:jc w:val="center"/>
               <w:rPr>
                 <w:rFonts w:ascii="Times New Roman" w:hAnsi="Times New Roman"/>
@@ -3972,7 +2303,6 @@
             </w:pPr>
             <w:r>
               <w:rPr>
-                <w:rFonts w:ascii="Times New Roman" w:hAnsi="Times New Roman"/>
                 <w:sz w:val="28"/>
                 <w:szCs w:val="28"/>
               </w:rPr>
@@ -3993,7 +2323,7 @@
           </w:tcPr>
           <w:p>
             <w:pPr>
-              <w:pStyle w:val="Style15"/>
+              <w:pStyle w:val="user7"/>
               <w:jc w:val="center"/>
               <w:rPr>
                 <w:rFonts w:ascii="Times New Roman" w:hAnsi="Times New Roman"/>
@@ -4004,7 +2334,6 @@
             </w:pPr>
             <w:r>
               <w:rPr>
-                <w:rFonts w:ascii="Times New Roman" w:hAnsi="Times New Roman"/>
                 <w:sz w:val="28"/>
                 <w:szCs w:val="28"/>
                 <w:lang w:val="en-US"/>
@@ -4013,7 +2342,6 @@
             </w:r>
             <w:r>
               <w:rPr>
-                <w:rFonts w:ascii="Times New Roman" w:hAnsi="Times New Roman"/>
                 <w:sz w:val="28"/>
                 <w:szCs w:val="28"/>
                 <w:vertAlign w:val="superscript"/>
@@ -4036,7 +2364,7 @@
           </w:tcPr>
           <w:p>
             <w:pPr>
-              <w:pStyle w:val="Style15"/>
+              <w:pStyle w:val="user7"/>
               <w:jc w:val="center"/>
               <w:rPr>
                 <w:rFonts w:ascii="Times New Roman" w:hAnsi="Times New Roman"/>
@@ -4047,7 +2375,6 @@
             </w:pPr>
             <w:r>
               <w:rPr>
-                <w:rFonts w:ascii="Times New Roman" w:hAnsi="Times New Roman"/>
                 <w:sz w:val="28"/>
                 <w:szCs w:val="28"/>
                 <w:lang w:val="en-US"/>
@@ -4072,7 +2399,7 @@
           </w:tcPr>
           <w:p>
             <w:pPr>
-              <w:pStyle w:val="Style15"/>
+              <w:pStyle w:val="user7"/>
               <w:jc w:val="center"/>
               <w:rPr>
                 <w:rFonts w:ascii="Times New Roman" w:hAnsi="Times New Roman"/>
@@ -4082,7 +2409,6 @@
             </w:pPr>
             <w:r>
               <w:rPr>
-                <w:rFonts w:ascii="Times New Roman" w:hAnsi="Times New Roman"/>
                 <w:sz w:val="28"/>
                 <w:szCs w:val="28"/>
               </w:rPr>
@@ -4103,7 +2429,7 @@
           </w:tcPr>
           <w:p>
             <w:pPr>
-              <w:pStyle w:val="Style15"/>
+              <w:pStyle w:val="user7"/>
               <w:jc w:val="center"/>
               <w:rPr>
                 <w:rFonts w:ascii="Times New Roman" w:hAnsi="Times New Roman"/>
@@ -4114,7 +2440,6 @@
             </w:pPr>
             <w:r>
               <w:rPr>
-                <w:rFonts w:ascii="Times New Roman" w:hAnsi="Times New Roman"/>
                 <w:sz w:val="28"/>
                 <w:szCs w:val="28"/>
                 <w:lang w:val="en-US"/>
@@ -4136,7 +2461,7 @@
           </w:tcPr>
           <w:p>
             <w:pPr>
-              <w:pStyle w:val="Style15"/>
+              <w:pStyle w:val="user7"/>
               <w:jc w:val="center"/>
               <w:rPr>
                 <w:rFonts w:ascii="Times New Roman" w:hAnsi="Times New Roman"/>
@@ -4147,7 +2472,6 @@
             </w:pPr>
             <w:r>
               <w:rPr>
-                <w:rFonts w:ascii="Times New Roman" w:hAnsi="Times New Roman"/>
                 <w:sz w:val="28"/>
                 <w:szCs w:val="28"/>
                 <w:lang w:val="en-US"/>
@@ -4183,7 +2507,23 @@
         </w:rPr>
       </w:pPr>
       <w:r>
-        <w:rPr/>
+        <w:rPr>
+          <w:rFonts w:eastAsia="Times New Roman" w:cs="Times New Roman"/>
+          <w:b w:val="false"/>
+          <w:bCs w:val="false"/>
+          <w:i w:val="false"/>
+          <w:iCs w:val="false"/>
+          <w:caps w:val="false"/>
+          <w:smallCaps w:val="false"/>
+          <w:strike w:val="false"/>
+          <w:dstrike w:val="false"/>
+          <w:color w:val="000000"/>
+          <w:spacing w:val="0"/>
+          <w:sz w:val="28"/>
+          <w:szCs w:val="28"/>
+          <w:u w:val="none"/>
+          <w:effect w:val="none"/>
+        </w:rPr>
       </w:r>
     </w:p>
     <w:p>
@@ -4196,7 +2536,7 @@
       <w:r>
         <w:rPr>
           <w:rStyle w:val="Emphasis"/>
-          <w:rFonts w:eastAsia="Times New Roman" w:cs="Times New Roman" w:ascii="Times New Roman" w:hAnsi="Times New Roman"/>
+          <w:rFonts w:eastAsia="Times New Roman" w:cs="Times New Roman"/>
           <w:b w:val="false"/>
           <w:bCs w:val="false"/>
           <w:i w:val="false"/>
@@ -4247,7 +2587,7 @@
           </w:tcPr>
           <w:p>
             <w:pPr>
-              <w:pStyle w:val="Style15"/>
+              <w:pStyle w:val="user7"/>
               <w:jc w:val="center"/>
               <w:rPr>
                 <w:rFonts w:ascii="Times New Roman" w:hAnsi="Times New Roman"/>
@@ -4257,7 +2597,6 @@
             </w:pPr>
             <w:r>
               <w:rPr>
-                <w:rFonts w:ascii="Times New Roman" w:hAnsi="Times New Roman"/>
                 <w:sz w:val="28"/>
                 <w:szCs w:val="28"/>
               </w:rPr>
@@ -4278,7 +2617,7 @@
           </w:tcPr>
           <w:p>
             <w:pPr>
-              <w:pStyle w:val="Style15"/>
+              <w:pStyle w:val="user7"/>
               <w:jc w:val="center"/>
               <w:rPr>
                 <w:rFonts w:ascii="Times New Roman" w:hAnsi="Times New Roman"/>
@@ -4288,7 +2627,6 @@
             </w:pPr>
             <w:r>
               <w:rPr>
-                <w:rFonts w:ascii="Times New Roman" w:hAnsi="Times New Roman"/>
                 <w:sz w:val="28"/>
                 <w:szCs w:val="28"/>
               </w:rPr>
@@ -4312,7 +2650,7 @@
           </w:tcPr>
           <w:p>
             <w:pPr>
-              <w:pStyle w:val="Style15"/>
+              <w:pStyle w:val="user7"/>
               <w:jc w:val="center"/>
               <w:rPr>
                 <w:rFonts w:ascii="Times New Roman" w:hAnsi="Times New Roman"/>
@@ -4322,7 +2660,6 @@
             </w:pPr>
             <w:r>
               <w:rPr>
-                <w:rFonts w:ascii="Times New Roman" w:hAnsi="Times New Roman"/>
                 <w:sz w:val="28"/>
                 <w:szCs w:val="28"/>
               </w:rPr>
@@ -4343,7 +2680,7 @@
           </w:tcPr>
           <w:p>
             <w:pPr>
-              <w:pStyle w:val="Style15"/>
+              <w:pStyle w:val="user7"/>
               <w:jc w:val="center"/>
               <w:rPr>
                 <w:rFonts w:ascii="Times New Roman" w:hAnsi="Times New Roman"/>
@@ -4353,7 +2690,6 @@
             </w:pPr>
             <w:r>
               <w:rPr>
-                <w:rFonts w:ascii="Times New Roman" w:hAnsi="Times New Roman"/>
                 <w:sz w:val="28"/>
                 <w:szCs w:val="28"/>
               </w:rPr>
@@ -4377,7 +2713,7 @@
           </w:tcPr>
           <w:p>
             <w:pPr>
-              <w:pStyle w:val="Style15"/>
+              <w:pStyle w:val="user7"/>
               <w:jc w:val="center"/>
               <w:rPr>
                 <w:rFonts w:ascii="Times New Roman" w:hAnsi="Times New Roman"/>
@@ -4387,7 +2723,6 @@
             </w:pPr>
             <w:r>
               <w:rPr>
-                <w:rFonts w:ascii="Times New Roman" w:hAnsi="Times New Roman"/>
                 <w:sz w:val="28"/>
                 <w:szCs w:val="28"/>
               </w:rPr>
@@ -4408,7 +2743,7 @@
           </w:tcPr>
           <w:p>
             <w:pPr>
-              <w:pStyle w:val="Style15"/>
+              <w:pStyle w:val="user7"/>
               <w:jc w:val="center"/>
               <w:rPr>
                 <w:rFonts w:ascii="Times New Roman" w:hAnsi="Times New Roman"/>
@@ -4418,7 +2753,6 @@
             </w:pPr>
             <w:r>
               <w:rPr>
-                <w:rFonts w:ascii="Times New Roman" w:hAnsi="Times New Roman"/>
                 <w:sz w:val="28"/>
                 <w:szCs w:val="28"/>
               </w:rPr>
@@ -4442,7 +2776,7 @@
           </w:tcPr>
           <w:p>
             <w:pPr>
-              <w:pStyle w:val="Style15"/>
+              <w:pStyle w:val="user7"/>
               <w:jc w:val="center"/>
               <w:rPr>
                 <w:rFonts w:ascii="Times New Roman" w:hAnsi="Times New Roman"/>
@@ -4452,7 +2786,6 @@
             </w:pPr>
             <w:r>
               <w:rPr>
-                <w:rFonts w:ascii="Times New Roman" w:hAnsi="Times New Roman"/>
                 <w:sz w:val="28"/>
                 <w:szCs w:val="28"/>
               </w:rPr>
@@ -4473,7 +2806,7 @@
           </w:tcPr>
           <w:p>
             <w:pPr>
-              <w:pStyle w:val="Style15"/>
+              <w:pStyle w:val="user7"/>
               <w:jc w:val="center"/>
               <w:rPr>
                 <w:rFonts w:ascii="Times New Roman" w:hAnsi="Times New Roman"/>
@@ -4483,7 +2816,6 @@
             </w:pPr>
             <w:r>
               <w:rPr>
-                <w:rFonts w:ascii="Times New Roman" w:hAnsi="Times New Roman"/>
                 <w:sz w:val="28"/>
                 <w:szCs w:val="28"/>
               </w:rPr>
@@ -4507,7 +2839,7 @@
           </w:tcPr>
           <w:p>
             <w:pPr>
-              <w:pStyle w:val="Style15"/>
+              <w:pStyle w:val="user7"/>
               <w:jc w:val="center"/>
               <w:rPr>
                 <w:rFonts w:ascii="Times New Roman" w:hAnsi="Times New Roman"/>
@@ -4517,7 +2849,6 @@
             </w:pPr>
             <w:r>
               <w:rPr>
-                <w:rFonts w:ascii="Times New Roman" w:hAnsi="Times New Roman"/>
                 <w:sz w:val="28"/>
                 <w:szCs w:val="28"/>
               </w:rPr>
@@ -4538,7 +2869,7 @@
           </w:tcPr>
           <w:p>
             <w:pPr>
-              <w:pStyle w:val="Style15"/>
+              <w:pStyle w:val="user7"/>
               <w:jc w:val="center"/>
               <w:rPr>
                 <w:rFonts w:ascii="Times New Roman" w:hAnsi="Times New Roman"/>
@@ -4548,7 +2879,6 @@
             </w:pPr>
             <w:r>
               <w:rPr>
-                <w:rFonts w:ascii="Times New Roman" w:hAnsi="Times New Roman"/>
                 <w:sz w:val="28"/>
                 <w:szCs w:val="28"/>
               </w:rPr>
@@ -4572,7 +2902,7 @@
           </w:tcPr>
           <w:p>
             <w:pPr>
-              <w:pStyle w:val="Style15"/>
+              <w:pStyle w:val="user7"/>
               <w:jc w:val="center"/>
               <w:rPr>
                 <w:rFonts w:ascii="Times New Roman" w:hAnsi="Times New Roman"/>
@@ -4582,7 +2912,6 @@
             </w:pPr>
             <w:r>
               <w:rPr>
-                <w:rFonts w:ascii="Times New Roman" w:hAnsi="Times New Roman"/>
                 <w:sz w:val="28"/>
                 <w:szCs w:val="28"/>
               </w:rPr>
@@ -4603,7 +2932,7 @@
           </w:tcPr>
           <w:p>
             <w:pPr>
-              <w:pStyle w:val="Style15"/>
+              <w:pStyle w:val="user7"/>
               <w:jc w:val="center"/>
               <w:rPr>
                 <w:rFonts w:ascii="Times New Roman" w:hAnsi="Times New Roman"/>
@@ -4613,7 +2942,6 @@
             </w:pPr>
             <w:r>
               <w:rPr>
-                <w:rFonts w:ascii="Times New Roman" w:hAnsi="Times New Roman"/>
                 <w:sz w:val="28"/>
                 <w:szCs w:val="28"/>
               </w:rPr>
@@ -4637,7 +2965,7 @@
           </w:tcPr>
           <w:p>
             <w:pPr>
-              <w:pStyle w:val="Style15"/>
+              <w:pStyle w:val="user7"/>
               <w:jc w:val="center"/>
               <w:rPr>
                 <w:rFonts w:ascii="Times New Roman" w:hAnsi="Times New Roman"/>
@@ -4647,7 +2975,6 @@
             </w:pPr>
             <w:r>
               <w:rPr>
-                <w:rFonts w:ascii="Times New Roman" w:hAnsi="Times New Roman"/>
                 <w:sz w:val="28"/>
                 <w:szCs w:val="28"/>
               </w:rPr>
@@ -4668,7 +2995,7 @@
           </w:tcPr>
           <w:p>
             <w:pPr>
-              <w:pStyle w:val="Style15"/>
+              <w:pStyle w:val="user7"/>
               <w:jc w:val="center"/>
               <w:rPr>
                 <w:rFonts w:ascii="Times New Roman" w:hAnsi="Times New Roman"/>
@@ -4678,7 +3005,6 @@
             </w:pPr>
             <w:r>
               <w:rPr>
-                <w:rFonts w:ascii="Times New Roman" w:hAnsi="Times New Roman"/>
                 <w:sz w:val="28"/>
                 <w:szCs w:val="28"/>
               </w:rPr>
@@ -4713,7 +3039,23 @@
         </w:rPr>
       </w:pPr>
       <w:r>
-        <w:rPr/>
+        <w:rPr>
+          <w:rFonts w:eastAsia="Times New Roman" w:cs="Times New Roman"/>
+          <w:b w:val="false"/>
+          <w:bCs w:val="false"/>
+          <w:i w:val="false"/>
+          <w:iCs w:val="false"/>
+          <w:caps w:val="false"/>
+          <w:smallCaps w:val="false"/>
+          <w:strike w:val="false"/>
+          <w:dstrike w:val="false"/>
+          <w:color w:val="000000"/>
+          <w:spacing w:val="0"/>
+          <w:sz w:val="28"/>
+          <w:szCs w:val="28"/>
+          <w:u w:val="none"/>
+          <w:effect w:val="none"/>
+        </w:rPr>
       </w:r>
     </w:p>
     <w:p>
@@ -4726,7 +3068,7 @@
       <w:r>
         <w:rPr>
           <w:rStyle w:val="Emphasis"/>
-          <w:rFonts w:eastAsia="Times New Roman" w:cs="Times New Roman" w:ascii="Times New Roman" w:hAnsi="Times New Roman"/>
+          <w:rFonts w:eastAsia="Times New Roman" w:cs="Times New Roman"/>
           <w:b w:val="false"/>
           <w:bCs w:val="false"/>
           <w:i w:val="false"/>
@@ -4743,202 +3085,7 @@
           <w:effect w:val="none"/>
         </w:rPr>
         <w:tab/>
-        <w:t xml:space="preserve">Дополнительно спроектирован алгоритм проверки простоты числа с ограничением делителей значением корня из N, что математически обосновано (если у числа есть делитель больше корня, то обязательно есть парный ему делитель меньше корня) </w:t>
-      </w:r>
-      <w:r>
-        <w:rPr>
-          <w:rStyle w:val="Emphasis"/>
-          <w:rFonts w:eastAsia="Times New Roman" w:cs="Times New Roman" w:ascii="Times New Roman" w:hAnsi="Times New Roman"/>
-          <w:b w:val="false"/>
-          <w:bCs w:val="false"/>
-          <w:i w:val="false"/>
-          <w:iCs w:val="false"/>
-          <w:caps w:val="false"/>
-          <w:smallCaps w:val="false"/>
-          <w:strike w:val="false"/>
-          <w:dstrike w:val="false"/>
-          <w:color w:val="000000"/>
-          <w:spacing w:val="0"/>
-          <w:sz w:val="28"/>
-          <w:szCs w:val="28"/>
-          <w:u w:val="none"/>
-          <w:effect w:val="none"/>
-        </w:rPr>
-        <w:t>(Листинг 2)</w:t>
-      </w:r>
-      <w:r>
-        <w:rPr>
-          <w:rStyle w:val="Emphasis"/>
-          <w:rFonts w:eastAsia="Times New Roman" w:cs="Times New Roman" w:ascii="Times New Roman" w:hAnsi="Times New Roman"/>
-          <w:b w:val="false"/>
-          <w:bCs w:val="false"/>
-          <w:i w:val="false"/>
-          <w:iCs w:val="false"/>
-          <w:caps w:val="false"/>
-          <w:smallCaps w:val="false"/>
-          <w:strike w:val="false"/>
-          <w:dstrike w:val="false"/>
-          <w:color w:val="000000"/>
-          <w:spacing w:val="0"/>
-          <w:sz w:val="28"/>
-          <w:szCs w:val="28"/>
-          <w:u w:val="none"/>
-          <w:effect w:val="none"/>
-        </w:rPr>
-        <w:t>.</w:t>
-      </w:r>
-    </w:p>
-    <w:p>
-      <w:pPr>
-        <w:pStyle w:val="Normal"/>
-        <w:pBdr>
-          <w:top w:val="single" w:sz="2" w:space="1" w:color="000000"/>
-          <w:left w:val="single" w:sz="2" w:space="1" w:color="000000"/>
-          <w:bottom w:val="single" w:sz="2" w:space="1" w:color="000000"/>
-          <w:right w:val="single" w:sz="2" w:space="1" w:color="000000"/>
-        </w:pBdr>
-        <w:shd w:fill="191A1C" w:val="clear"/>
-        <w:bidi w:val="0"/>
-        <w:rPr/>
-      </w:pPr>
-      <w:r>
-        <w:rPr>
-          <w:rStyle w:val="Emphasis"/>
-          <w:rFonts w:ascii="Times New Roman" w:hAnsi="Times New Roman"/>
-          <w:b w:val="false"/>
-          <w:i w:val="false"/>
-          <w:color w:val="000000"/>
-          <w:szCs w:val="28"/>
-        </w:rPr>
-        <w:t xml:space="preserve">def </w:t>
-      </w:r>
-      <w:r>
-        <w:rPr>
-          <w:rFonts w:ascii="Times New Roman" w:hAnsi="Times New Roman"/>
-          <w:b w:val="false"/>
-          <w:i w:val="false"/>
-          <w:color w:val="000000"/>
-          <w:szCs w:val="28"/>
-        </w:rPr>
-        <w:t>prime(n):</w:t>
-        <w:br/>
-        <w:t xml:space="preserve">    if n == 1: return True</w:t>
-        <w:br/>
-        <w:t xml:space="preserve">    if n &lt; 2: return False</w:t>
-        <w:br/>
-        <w:t xml:space="preserve">    for i in range(2, int(n ** 0.5) + 1):</w:t>
-        <w:br/>
-        <w:t xml:space="preserve">        if n % i == 0:</w:t>
-        <w:br/>
-        <w:t xml:space="preserve">            return False</w:t>
-        <w:br/>
-        <w:t xml:space="preserve">    return True</w:t>
-      </w:r>
-    </w:p>
-    <w:p>
-      <w:pPr>
-        <w:pStyle w:val="Normal"/>
-        <w:bidi w:val="0"/>
-        <w:jc w:val="center"/>
-        <w:rPr/>
-      </w:pPr>
-      <w:r>
-        <w:rPr>
-          <w:rStyle w:val="Emphasis"/>
-          <w:rFonts w:eastAsia="Times New Roman" w:cs="Times New Roman" w:ascii="Times New Roman" w:hAnsi="Times New Roman"/>
-          <w:b w:val="false"/>
-          <w:bCs w:val="false"/>
-          <w:i w:val="false"/>
-          <w:iCs w:val="false"/>
-          <w:caps w:val="false"/>
-          <w:smallCaps w:val="false"/>
-          <w:strike w:val="false"/>
-          <w:dstrike w:val="false"/>
-          <w:color w:val="000000"/>
-          <w:spacing w:val="0"/>
-          <w:sz w:val="28"/>
-          <w:szCs w:val="28"/>
-          <w:u w:val="none"/>
-          <w:effect w:val="none"/>
-        </w:rPr>
-        <w:t>Листинг 2 — код функции для проверки числа на простоту</w:t>
-      </w:r>
-    </w:p>
-    <w:p>
-      <w:pPr>
-        <w:pStyle w:val="Heading2"/>
-        <w:rPr>
-          <w:rFonts w:ascii="Times New Roman" w:hAnsi="Times New Roman"/>
-          <w:sz w:val="28"/>
-          <w:szCs w:val="28"/>
-        </w:rPr>
-      </w:pPr>
-      <w:r>
-        <w:rPr>
-          <w:rFonts w:ascii="Times New Roman" w:hAnsi="Times New Roman"/>
-          <w:sz w:val="28"/>
-          <w:szCs w:val="28"/>
-        </w:rPr>
-        <w:tab/>
-        <w:t>Задание 3. Подсчёт ссылок и время жизни объекта</w:t>
-      </w:r>
-    </w:p>
-    <w:p>
-      <w:pPr>
-        <w:pStyle w:val="BodyText"/>
-        <w:widowControl/>
-        <w:suppressAutoHyphens w:val="true"/>
-        <w:bidi w:val="0"/>
-        <w:spacing w:lineRule="auto" w:line="360" w:before="240" w:after="240"/>
-        <w:jc w:val="both"/>
-        <w:rPr/>
-      </w:pPr>
-      <w:r>
-        <w:rPr>
-          <w:rStyle w:val="Style8"/>
-          <w:rFonts w:eastAsia="Arial" w:cs="Arial" w:ascii="Times New Roman" w:hAnsi="Times New Roman"/>
-          <w:b w:val="false"/>
-          <w:i w:val="false"/>
-          <w:caps w:val="false"/>
-          <w:smallCaps w:val="false"/>
-          <w:color w:val="000000"/>
-          <w:spacing w:val="0"/>
-          <w:kern w:val="0"/>
-          <w:sz w:val="28"/>
-          <w:szCs w:val="28"/>
-          <w:lang w:val="ru-RU" w:eastAsia="ru-RU" w:bidi="ar-SA"/>
-        </w:rPr>
-        <w:tab/>
-        <w:t>В скрипте task_3.py решена задача аккумуляции логов сдачи лабораторных работ. Сформированы множества уникальных студентов и лабораторных работ, обеспечивающие константную сложность добавления и проверки O(1). Проведено вычисление пересечения множеств для определения студентов, сдавших обе работы.</w:t>
-      </w:r>
-    </w:p>
-    <w:p>
-      <w:pPr>
-        <w:pStyle w:val="BodyText"/>
-        <w:widowControl/>
-        <w:suppressAutoHyphens w:val="true"/>
-        <w:bidi w:val="0"/>
-        <w:spacing w:lineRule="auto" w:line="360" w:before="240" w:after="240"/>
-        <w:jc w:val="both"/>
-        <w:rPr/>
-      </w:pPr>
-      <w:r>
-        <w:rPr>
-          <w:rStyle w:val="Style8"/>
-          <w:rFonts w:eastAsia="Arial" w:cs="Arial" w:ascii="Times New Roman" w:hAnsi="Times New Roman"/>
-          <w:b w:val="false"/>
-          <w:i w:val="false"/>
-          <w:caps w:val="false"/>
-          <w:smallCaps w:val="false"/>
-          <w:color w:val="000000"/>
-          <w:spacing w:val="0"/>
-          <w:kern w:val="0"/>
-          <w:sz w:val="28"/>
-          <w:szCs w:val="28"/>
-          <w:lang w:val="ru-RU" w:eastAsia="ru-RU" w:bidi="ar-SA"/>
-        </w:rPr>
-        <w:tab/>
-        <w:t>Кортеж выбран в качестве составного ключа словаря лучших результатов (student, laboratory) в силу своей неизменяемости (hashable), тогда как списки использовать как ключи нельзя из-за их динамической изменяемой природы.</w:t>
+        <w:t>Дополнительно спроектирован алгоритм проверки простоты числа с ограничением делителей значением корня из N, что математически обосновано (если у числа есть делитель больше корня, то обязательно есть парный ему делитель меньше корня) (Листинг 2).</w:t>
       </w:r>
     </w:p>
     <w:p>
@@ -4957,7 +3104,163 @@
       <w:r>
         <w:rPr>
           <w:rStyle w:val="Emphasis"/>
+          <w:b w:val="false"/>
+          <w:i w:val="false"/>
+          <w:color w:val="000000"/>
+          <w:szCs w:val="28"/>
+        </w:rPr>
+        <w:t xml:space="preserve">def </w:t>
+      </w:r>
+      <w:r>
+        <w:rPr>
+          <w:b w:val="false"/>
+          <w:i w:val="false"/>
+          <w:color w:val="000000"/>
+          <w:szCs w:val="28"/>
+        </w:rPr>
+        <w:t>prime(n):</w:t>
+        <w:br/>
+        <w:t xml:space="preserve">    if n == 1: return True</w:t>
+        <w:br/>
+        <w:t xml:space="preserve">    if n &lt; 2: return False</w:t>
+        <w:br/>
+        <w:t xml:space="preserve">    for i in range(2, int(n ** 0.5) + 1):</w:t>
+        <w:br/>
+        <w:t xml:space="preserve">        if n % i == 0:</w:t>
+        <w:br/>
+        <w:t xml:space="preserve">            return False</w:t>
+        <w:br/>
+        <w:t xml:space="preserve">    return True</w:t>
+      </w:r>
+    </w:p>
+    <w:p>
+      <w:pPr>
+        <w:pStyle w:val="Normal"/>
+        <w:bidi w:val="0"/>
+        <w:jc w:val="center"/>
+        <w:rPr/>
+      </w:pPr>
+      <w:r>
+        <w:rPr>
+          <w:rStyle w:val="Emphasis"/>
+          <w:rFonts w:eastAsia="Times New Roman" w:cs="Times New Roman"/>
+          <w:b w:val="false"/>
+          <w:bCs w:val="false"/>
+          <w:i w:val="false"/>
+          <w:iCs w:val="false"/>
+          <w:caps w:val="false"/>
+          <w:smallCaps w:val="false"/>
+          <w:strike w:val="false"/>
+          <w:dstrike w:val="false"/>
+          <w:color w:val="000000"/>
+          <w:spacing w:val="0"/>
+          <w:sz w:val="28"/>
+          <w:szCs w:val="28"/>
+          <w:u w:val="none"/>
+          <w:effect w:val="none"/>
+        </w:rPr>
+        <w:t>Листинг 2 — код функции для проверки числа на простоту</w:t>
+      </w:r>
+    </w:p>
+    <w:p>
+      <w:pPr>
+        <w:pStyle w:val="Heading2"/>
+        <w:rPr>
           <w:rFonts w:ascii="Times New Roman" w:hAnsi="Times New Roman"/>
+          <w:sz w:val="28"/>
+          <w:szCs w:val="28"/>
+        </w:rPr>
+      </w:pPr>
+      <w:r>
+        <w:rPr>
+          <w:sz w:val="28"/>
+          <w:szCs w:val="28"/>
+        </w:rPr>
+        <w:tab/>
+        <w:t xml:space="preserve">Задание 3. </w:t>
+      </w:r>
+      <w:r>
+        <w:rPr>
+          <w:sz w:val="28"/>
+          <w:szCs w:val="28"/>
+        </w:rPr>
+        <w:t>Коллекции и выбор структуры данных</w:t>
+      </w:r>
+    </w:p>
+    <w:p>
+      <w:pPr>
+        <w:pStyle w:val="BodyText"/>
+        <w:widowControl/>
+        <w:suppressAutoHyphens w:val="true"/>
+        <w:bidi w:val="0"/>
+        <w:spacing w:lineRule="auto" w:line="360" w:before="240" w:after="240"/>
+        <w:jc w:val="both"/>
+        <w:rPr/>
+      </w:pPr>
+      <w:r>
+        <w:rPr>
+          <w:rStyle w:val="user"/>
+          <w:rFonts w:eastAsia="Arial" w:cs="Arial"/>
+          <w:b w:val="false"/>
+          <w:i w:val="false"/>
+          <w:caps w:val="false"/>
+          <w:smallCaps w:val="false"/>
+          <w:color w:val="000000"/>
+          <w:spacing w:val="0"/>
+          <w:kern w:val="0"/>
+          <w:sz w:val="28"/>
+          <w:szCs w:val="28"/>
+          <w:lang w:val="ru-RU" w:eastAsia="ru-RU" w:bidi="ar-SA"/>
+        </w:rPr>
+        <w:tab/>
+        <w:t>В скрипте task_3.py решена задача аккумуляции логов сдачи лабораторных работ. Сформированы множества уникальных студентов и лабораторных работ, обеспечивающие константную сложность добавления и проверки O(1). Проведено вычисление пересечения множеств для определения студентов, сдавших обе работы.</w:t>
+      </w:r>
+    </w:p>
+    <w:p>
+      <w:pPr>
+        <w:pStyle w:val="BodyText"/>
+        <w:widowControl/>
+        <w:suppressAutoHyphens w:val="true"/>
+        <w:bidi w:val="0"/>
+        <w:spacing w:lineRule="auto" w:line="360" w:before="240" w:after="240"/>
+        <w:jc w:val="both"/>
+        <w:rPr/>
+      </w:pPr>
+      <w:r>
+        <w:rPr>
+          <w:rStyle w:val="user"/>
+          <w:rFonts w:eastAsia="Arial" w:cs="Arial"/>
+          <w:b w:val="false"/>
+          <w:i w:val="false"/>
+          <w:caps w:val="false"/>
+          <w:smallCaps w:val="false"/>
+          <w:color w:val="000000"/>
+          <w:spacing w:val="0"/>
+          <w:kern w:val="0"/>
+          <w:sz w:val="28"/>
+          <w:szCs w:val="28"/>
+          <w:lang w:val="ru-RU" w:eastAsia="ru-RU" w:bidi="ar-SA"/>
+        </w:rPr>
+        <w:tab/>
+        <w:t>Кортеж выбран в качестве составного ключа словаря лучших результатов (student, laboratory) в силу своей неизменяемости (hashable), тогда как списки использовать как ключи нельзя из-за их динамической изменяемой природы.</w:t>
+      </w:r>
+    </w:p>
+    <w:p>
+      <w:pPr>
+        <w:pStyle w:val="Normal"/>
+        <w:pBdr>
+          <w:top w:val="single" w:sz="2" w:space="1" w:color="000000"/>
+          <w:left w:val="single" w:sz="2" w:space="1" w:color="000000"/>
+          <w:bottom w:val="single" w:sz="2" w:space="1" w:color="000000"/>
+          <w:right w:val="single" w:sz="2" w:space="1" w:color="000000"/>
+        </w:pBdr>
+        <w:shd w:val="clear" w:fill="FFFFFF"/>
+        <w:bidi w:val="0"/>
+        <w:rPr/>
+      </w:pPr>
+      <w:r>
+        <w:rPr>
+          <w:rStyle w:val="Emphasis"/>
           <w:b w:val="false"/>
           <w:i w:val="false"/>
           <w:color w:val="000000"/>
@@ -5031,7 +3334,7 @@
       <w:pPr>
         <w:pStyle w:val="BodyText"/>
         <w:widowControl/>
-        <w:shd w:fill="FFFFFF" w:val="clear"/>
+        <w:shd w:val="clear" w:fill="FFFFFF"/>
         <w:suppressAutoHyphens w:val="true"/>
         <w:bidi w:val="0"/>
         <w:spacing w:lineRule="auto" w:line="360" w:before="240" w:after="240"/>
@@ -5049,9 +3352,9 @@
         <w:widowControl/>
         <w:numPr>
           <w:ilvl w:val="0"/>
-          <w:numId w:val="2"/>
+          <w:numId w:val="1"/>
         </w:numPr>
-        <w:shd w:fill="FFFFFF" w:val="clear"/>
+        <w:shd w:val="clear" w:fill="FFFFFF"/>
         <w:suppressAutoHyphens w:val="true"/>
         <w:bidi w:val="0"/>
         <w:spacing w:lineRule="auto" w:line="360" w:before="240" w:after="240"/>
@@ -5060,8 +3363,8 @@
       </w:pPr>
       <w:r>
         <w:rPr>
-          <w:rStyle w:val="Style8"/>
-          <w:rFonts w:eastAsia="Arial" w:cs="Arial" w:ascii="Times New Roman" w:hAnsi="Times New Roman"/>
+          <w:rStyle w:val="user"/>
+          <w:rFonts w:eastAsia="Arial" w:cs="Arial"/>
           <w:b w:val="false"/>
           <w:i w:val="false"/>
           <w:caps w:val="false"/>
@@ -5082,10 +3385,9 @@
         <w:widowControl/>
         <w:numPr>
           <w:ilvl w:val="0"/>
-          <w:numId w:val="2"/>
+          <w:numId w:val="1"/>
         </w:numPr>
-        <w:pBdr/>
-        <w:shd w:fill="FFFFFF" w:val="clear"/>
+        <w:shd w:val="clear" w:fill="FFFFFF"/>
         <w:suppressAutoHyphens w:val="true"/>
         <w:bidi w:val="0"/>
         <w:spacing w:lineRule="auto" w:line="360" w:before="240" w:after="240"/>
@@ -5104,7 +3406,7 @@
       </w:pPr>
       <w:r>
         <w:rPr>
-          <w:rFonts w:eastAsia="Arial" w:ascii="Times New Roman" w:hAnsi="Times New Roman"/>
+          <w:rFonts w:eastAsia="Arial"/>
           <w:b w:val="false"/>
           <w:i w:val="false"/>
           <w:caps w:val="false"/>
@@ -5123,10 +3425,9 @@
         <w:widowControl/>
         <w:numPr>
           <w:ilvl w:val="0"/>
-          <w:numId w:val="2"/>
+          <w:numId w:val="1"/>
         </w:numPr>
-        <w:pBdr/>
-        <w:shd w:fill="FFFFFF" w:val="clear"/>
+        <w:shd w:val="clear" w:fill="FFFFFF"/>
         <w:suppressAutoHyphens w:val="true"/>
         <w:bidi w:val="0"/>
         <w:spacing w:lineRule="auto" w:line="360" w:before="240" w:after="240"/>
@@ -5145,7 +3446,7 @@
       </w:pPr>
       <w:r>
         <w:rPr>
-          <w:rFonts w:eastAsia="Arial" w:ascii="Times New Roman" w:hAnsi="Times New Roman"/>
+          <w:rFonts w:eastAsia="Arial"/>
           <w:b w:val="false"/>
           <w:i w:val="false"/>
           <w:caps w:val="false"/>
@@ -5164,10 +3465,9 @@
         <w:widowControl/>
         <w:numPr>
           <w:ilvl w:val="0"/>
-          <w:numId w:val="2"/>
+          <w:numId w:val="1"/>
         </w:numPr>
-        <w:pBdr/>
-        <w:shd w:fill="FFFFFF" w:val="clear"/>
+        <w:shd w:val="clear" w:fill="FFFFFF"/>
         <w:suppressAutoHyphens w:val="true"/>
         <w:bidi w:val="0"/>
         <w:spacing w:lineRule="auto" w:line="360" w:before="240" w:after="240"/>
@@ -5186,7 +3486,7 @@
       </w:pPr>
       <w:r>
         <w:rPr>
-          <w:rFonts w:eastAsia="Arial" w:ascii="Times New Roman" w:hAnsi="Times New Roman"/>
+          <w:rFonts w:eastAsia="Arial"/>
           <w:b w:val="false"/>
           <w:i w:val="false"/>
           <w:caps w:val="false"/>
@@ -5203,8 +3503,7 @@
       <w:pPr>
         <w:pStyle w:val="BodyText"/>
         <w:widowControl/>
-        <w:pBdr/>
-        <w:shd w:fill="FFFFFF" w:val="clear"/>
+        <w:shd w:val="clear" w:fill="FFFFFF"/>
         <w:suppressAutoHyphens w:val="true"/>
         <w:bidi w:val="0"/>
         <w:spacing w:lineRule="auto" w:line="360" w:before="240" w:after="240"/>
@@ -5223,7 +3522,7 @@
       </w:pPr>
       <w:r>
         <w:rPr>
-          <w:rFonts w:eastAsia="Arial" w:ascii="Times New Roman" w:hAnsi="Times New Roman"/>
+          <w:rFonts w:eastAsia="Arial"/>
           <w:b w:val="false"/>
           <w:i w:val="false"/>
           <w:caps w:val="false"/>
@@ -5269,7 +3568,7 @@
           </w:tcPr>
           <w:p>
             <w:pPr>
-              <w:pStyle w:val="Style15"/>
+              <w:pStyle w:val="user7"/>
               <w:jc w:val="center"/>
               <w:rPr>
                 <w:rFonts w:ascii="Times New Roman" w:hAnsi="Times New Roman"/>
@@ -5279,7 +3578,6 @@
             </w:pPr>
             <w:r>
               <w:rPr>
-                <w:rFonts w:ascii="Times New Roman" w:hAnsi="Times New Roman"/>
                 <w:sz w:val="28"/>
                 <w:szCs w:val="28"/>
               </w:rPr>
@@ -5300,7 +3598,7 @@
           </w:tcPr>
           <w:p>
             <w:pPr>
-              <w:pStyle w:val="Style15"/>
+              <w:pStyle w:val="user7"/>
               <w:jc w:val="center"/>
               <w:rPr>
                 <w:rFonts w:ascii="Times New Roman" w:hAnsi="Times New Roman"/>
@@ -5310,7 +3608,6 @@
             </w:pPr>
             <w:r>
               <w:rPr>
-                <w:rFonts w:ascii="Times New Roman" w:hAnsi="Times New Roman"/>
                 <w:sz w:val="28"/>
                 <w:szCs w:val="28"/>
               </w:rPr>
@@ -5331,7 +3628,7 @@
           </w:tcPr>
           <w:p>
             <w:pPr>
-              <w:pStyle w:val="Style15"/>
+              <w:pStyle w:val="user7"/>
               <w:jc w:val="center"/>
               <w:rPr>
                 <w:rFonts w:ascii="Times New Roman" w:hAnsi="Times New Roman"/>
@@ -5341,7 +3638,6 @@
             </w:pPr>
             <w:r>
               <w:rPr>
-                <w:rFonts w:ascii="Times New Roman" w:hAnsi="Times New Roman"/>
                 <w:sz w:val="28"/>
                 <w:szCs w:val="28"/>
               </w:rPr>
@@ -5365,7 +3661,7 @@
           </w:tcPr>
           <w:p>
             <w:pPr>
-              <w:pStyle w:val="Style15"/>
+              <w:pStyle w:val="user7"/>
               <w:jc w:val="center"/>
               <w:rPr>
                 <w:rFonts w:ascii="Times New Roman" w:hAnsi="Times New Roman"/>
@@ -5376,7 +3672,6 @@
             </w:pPr>
             <w:r>
               <w:rPr>
-                <w:rFonts w:ascii="Times New Roman" w:hAnsi="Times New Roman"/>
                 <w:sz w:val="28"/>
                 <w:szCs w:val="28"/>
                 <w:lang w:val="en-US"/>
@@ -5398,7 +3693,7 @@
           </w:tcPr>
           <w:p>
             <w:pPr>
-              <w:pStyle w:val="Style15"/>
+              <w:pStyle w:val="user7"/>
               <w:jc w:val="center"/>
               <w:rPr>
                 <w:rFonts w:ascii="Times New Roman" w:hAnsi="Times New Roman"/>
@@ -5409,7 +3704,6 @@
             </w:pPr>
             <w:r>
               <w:rPr>
-                <w:rFonts w:ascii="Times New Roman" w:hAnsi="Times New Roman"/>
                 <w:sz w:val="28"/>
                 <w:szCs w:val="28"/>
                 <w:lang w:val="en-US"/>
@@ -5431,7 +3725,7 @@
           </w:tcPr>
           <w:p>
             <w:pPr>
-              <w:pStyle w:val="Style15"/>
+              <w:pStyle w:val="user7"/>
               <w:jc w:val="center"/>
               <w:rPr>
                 <w:rFonts w:ascii="Times New Roman" w:hAnsi="Times New Roman"/>
@@ -5442,7 +3736,6 @@
             </w:pPr>
             <w:r>
               <w:rPr>
-                <w:rFonts w:ascii="Times New Roman" w:hAnsi="Times New Roman"/>
                 <w:sz w:val="28"/>
                 <w:szCs w:val="28"/>
                 <w:lang w:val="en-US"/>
@@ -5451,7 +3744,6 @@
             </w:r>
             <w:r>
               <w:rPr>
-                <w:rFonts w:ascii="Times New Roman" w:hAnsi="Times New Roman"/>
                 <w:sz w:val="28"/>
                 <w:szCs w:val="28"/>
                 <w:lang w:val="ru-RU"/>
@@ -5461,7 +3753,7 @@
           </w:p>
           <w:p>
             <w:pPr>
-              <w:pStyle w:val="Style15"/>
+              <w:pStyle w:val="user7"/>
               <w:jc w:val="center"/>
               <w:rPr>
                 <w:rFonts w:ascii="Times New Roman" w:hAnsi="Times New Roman"/>
@@ -5472,7 +3764,6 @@
             </w:pPr>
             <w:r>
               <w:rPr>
-                <w:rFonts w:ascii="Times New Roman" w:hAnsi="Times New Roman"/>
                 <w:sz w:val="28"/>
                 <w:szCs w:val="28"/>
                 <w:lang w:val="en-US"/>
@@ -5481,7 +3772,6 @@
             </w:r>
             <w:r>
               <w:rPr>
-                <w:rFonts w:ascii="Times New Roman" w:hAnsi="Times New Roman"/>
                 <w:sz w:val="28"/>
                 <w:szCs w:val="28"/>
                 <w:lang w:val="ru-RU"/>
@@ -5506,7 +3796,7 @@
           </w:tcPr>
           <w:p>
             <w:pPr>
-              <w:pStyle w:val="Style15"/>
+              <w:pStyle w:val="user7"/>
               <w:jc w:val="center"/>
               <w:rPr>
                 <w:rFonts w:ascii="Times New Roman" w:hAnsi="Times New Roman"/>
@@ -5517,7 +3807,6 @@
             </w:pPr>
             <w:r>
               <w:rPr>
-                <w:rFonts w:ascii="Times New Roman" w:hAnsi="Times New Roman"/>
                 <w:sz w:val="28"/>
                 <w:szCs w:val="28"/>
                 <w:lang w:val="en-US"/>
@@ -5539,7 +3828,7 @@
           </w:tcPr>
           <w:p>
             <w:pPr>
-              <w:pStyle w:val="Style15"/>
+              <w:pStyle w:val="user7"/>
               <w:jc w:val="center"/>
               <w:rPr>
                 <w:rFonts w:ascii="Times New Roman" w:hAnsi="Times New Roman"/>
@@ -5550,7 +3839,6 @@
             </w:pPr>
             <w:r>
               <w:rPr>
-                <w:rFonts w:ascii="Times New Roman" w:hAnsi="Times New Roman"/>
                 <w:sz w:val="28"/>
                 <w:szCs w:val="28"/>
                 <w:lang w:val="en-US"/>
@@ -5572,7 +3860,7 @@
           </w:tcPr>
           <w:p>
             <w:pPr>
-              <w:pStyle w:val="Style15"/>
+              <w:pStyle w:val="user7"/>
               <w:jc w:val="center"/>
               <w:rPr>
                 <w:rFonts w:ascii="Times New Roman" w:hAnsi="Times New Roman"/>
@@ -5583,7 +3871,6 @@
             </w:pPr>
             <w:r>
               <w:rPr>
-                <w:rFonts w:ascii="Times New Roman" w:hAnsi="Times New Roman"/>
                 <w:sz w:val="28"/>
                 <w:szCs w:val="28"/>
                 <w:lang w:val="en-US"/>
@@ -5608,7 +3895,7 @@
           </w:tcPr>
           <w:p>
             <w:pPr>
-              <w:pStyle w:val="Style15"/>
+              <w:pStyle w:val="user7"/>
               <w:jc w:val="center"/>
               <w:rPr>
                 <w:rFonts w:ascii="Times New Roman" w:hAnsi="Times New Roman"/>
@@ -5619,7 +3906,6 @@
             </w:pPr>
             <w:r>
               <w:rPr>
-                <w:rFonts w:ascii="Times New Roman" w:hAnsi="Times New Roman"/>
                 <w:sz w:val="28"/>
                 <w:szCs w:val="28"/>
                 <w:lang w:val="en-US"/>
@@ -5641,7 +3927,7 @@
           </w:tcPr>
           <w:p>
             <w:pPr>
-              <w:pStyle w:val="Style15"/>
+              <w:pStyle w:val="user7"/>
               <w:jc w:val="center"/>
               <w:rPr>
                 <w:rFonts w:ascii="Times New Roman" w:hAnsi="Times New Roman"/>
@@ -5652,7 +3938,6 @@
             </w:pPr>
             <w:r>
               <w:rPr>
-                <w:rFonts w:ascii="Times New Roman" w:hAnsi="Times New Roman"/>
                 <w:sz w:val="28"/>
                 <w:szCs w:val="28"/>
                 <w:lang w:val="en-US"/>
@@ -5674,7 +3959,7 @@
           </w:tcPr>
           <w:p>
             <w:pPr>
-              <w:pStyle w:val="Style15"/>
+              <w:pStyle w:val="user7"/>
               <w:jc w:val="center"/>
               <w:rPr>
                 <w:rFonts w:ascii="Times New Roman" w:hAnsi="Times New Roman"/>
@@ -5685,7 +3970,6 @@
             </w:pPr>
             <w:r>
               <w:rPr>
-                <w:rFonts w:ascii="Times New Roman" w:hAnsi="Times New Roman"/>
                 <w:sz w:val="28"/>
                 <w:szCs w:val="28"/>
                 <w:lang w:val="en-US"/>
@@ -5710,7 +3994,7 @@
           </w:tcPr>
           <w:p>
             <w:pPr>
-              <w:pStyle w:val="Style15"/>
+              <w:pStyle w:val="user7"/>
               <w:jc w:val="center"/>
               <w:rPr>
                 <w:rFonts w:ascii="Times New Roman" w:hAnsi="Times New Roman"/>
@@ -5721,7 +4005,6 @@
             </w:pPr>
             <w:r>
               <w:rPr>
-                <w:rFonts w:ascii="Times New Roman" w:hAnsi="Times New Roman"/>
                 <w:sz w:val="28"/>
                 <w:szCs w:val="28"/>
                 <w:lang w:val="en-US"/>
@@ -5743,7 +4026,7 @@
           </w:tcPr>
           <w:p>
             <w:pPr>
-              <w:pStyle w:val="Style15"/>
+              <w:pStyle w:val="user7"/>
               <w:jc w:val="center"/>
               <w:rPr>
                 <w:rFonts w:ascii="Times New Roman" w:hAnsi="Times New Roman"/>
@@ -5753,7 +4036,6 @@
             </w:pPr>
             <w:r>
               <w:rPr>
-                <w:rFonts w:ascii="Times New Roman" w:hAnsi="Times New Roman"/>
                 <w:sz w:val="28"/>
                 <w:szCs w:val="28"/>
               </w:rPr>
@@ -5774,7 +4056,7 @@
           </w:tcPr>
           <w:p>
             <w:pPr>
-              <w:pStyle w:val="Style15"/>
+              <w:pStyle w:val="user7"/>
               <w:jc w:val="center"/>
               <w:rPr>
                 <w:rFonts w:ascii="Times New Roman" w:hAnsi="Times New Roman"/>
@@ -5785,7 +4067,6 @@
             </w:pPr>
             <w:r>
               <w:rPr>
-                <w:rFonts w:ascii="Times New Roman" w:hAnsi="Times New Roman"/>
                 <w:sz w:val="28"/>
                 <w:szCs w:val="28"/>
                 <w:lang w:val="en-US"/>
@@ -5805,8 +4086,8 @@
       </w:pPr>
       <w:r>
         <w:rPr>
-          <w:rStyle w:val="Style8"/>
-          <w:rFonts w:eastAsia="Arial" w:cs="Arial" w:ascii="Times New Roman" w:hAnsi="Times New Roman"/>
+          <w:rStyle w:val="user"/>
+          <w:rFonts w:eastAsia="Arial" w:cs="Arial"/>
           <w:b w:val="false"/>
           <w:bCs/>
           <w:i w:val="false"/>
@@ -5831,8 +4112,8 @@
       </w:pPr>
       <w:r>
         <w:rPr>
-          <w:rStyle w:val="Style8"/>
-          <w:rFonts w:eastAsia="Arial" w:cs="Arial" w:ascii="Times New Roman" w:hAnsi="Times New Roman"/>
+          <w:rStyle w:val="user"/>
+          <w:rFonts w:eastAsia="Arial" w:cs="Arial"/>
           <w:b w:val="false"/>
           <w:bCs/>
           <w:i w:val="false"/>
@@ -5849,23 +4130,12 @@
       </w:r>
       <w:r>
         <w:rPr>
-          <w:rFonts w:ascii="Times New Roman" w:hAnsi="Times New Roman"/>
           <w:b/>
           <w:bCs/>
           <w:sz w:val="28"/>
           <w:szCs w:val="28"/>
         </w:rPr>
-        <w:t xml:space="preserve">Задание 4. </w:t>
-      </w:r>
-      <w:r>
-        <w:rPr>
-          <w:rFonts w:ascii="Times New Roman" w:hAnsi="Times New Roman"/>
-          <w:b/>
-          <w:bCs/>
-          <w:sz w:val="28"/>
-          <w:szCs w:val="28"/>
-        </w:rPr>
-        <w:t>Функции, параметры и области видимости</w:t>
+        <w:t>Задание 4. Функции, параметры и области видимости</w:t>
       </w:r>
     </w:p>
     <w:p>
@@ -5877,8 +4147,8 @@
       </w:pPr>
       <w:r>
         <w:rPr>
-          <w:rStyle w:val="Style8"/>
-          <w:rFonts w:eastAsia="Times New Roman" w:cs="Times New Roman" w:ascii="Times New Roman" w:hAnsi="Times New Roman"/>
+          <w:rStyle w:val="user"/>
+          <w:rFonts w:eastAsia="Times New Roman" w:cs="Times New Roman"/>
           <w:b w:val="false"/>
           <w:bCs w:val="false"/>
           <w:i w:val="false"/>
@@ -5893,63 +4163,7 @@
           <w:lang w:val="ru-RU" w:eastAsia="ru-RU" w:bidi="ar-SA"/>
         </w:rPr>
         <w:tab/>
-      </w:r>
-      <w:r>
-        <w:rPr>
-          <w:rStyle w:val="Style8"/>
-          <w:rFonts w:eastAsia="Times New Roman" w:cs="Times New Roman" w:ascii="Times New Roman" w:hAnsi="Times New Roman"/>
-          <w:b w:val="false"/>
-          <w:bCs w:val="false"/>
-          <w:i w:val="false"/>
-          <w:strike w:val="false"/>
-          <w:dstrike w:val="false"/>
-          <w:color w:val="000000"/>
-          <w:kern w:val="0"/>
-          <w:sz w:val="28"/>
-          <w:szCs w:val="28"/>
-          <w:u w:val="none"/>
-          <w:effect w:val="none"/>
-          <w:lang w:val="ru-RU" w:eastAsia="ru-RU" w:bidi="ar-SA"/>
-        </w:rPr>
-        <w:t xml:space="preserve">Создан файл task_4.py, содержащий функции с аннотациями типов, строками документации (docstrings) и модульными проверками через оператор assert. Продемонстрирована работа с именованными (keyword-only) параметрами, распаковка последовательностей и словарей через операторы * и ** </w:t>
-      </w:r>
-      <w:r>
-        <w:rPr>
-          <w:rStyle w:val="Style8"/>
-          <w:rFonts w:eastAsia="Times New Roman" w:cs="Times New Roman" w:ascii="Times New Roman" w:hAnsi="Times New Roman"/>
-          <w:b w:val="false"/>
-          <w:bCs w:val="false"/>
-          <w:i w:val="false"/>
-          <w:strike w:val="false"/>
-          <w:dstrike w:val="false"/>
-          <w:color w:val="000000"/>
-          <w:kern w:val="0"/>
-          <w:sz w:val="28"/>
-          <w:szCs w:val="28"/>
-          <w:u w:val="none"/>
-          <w:effect w:val="none"/>
-          <w:lang w:val="ru-RU" w:eastAsia="ru-RU" w:bidi="ar-SA"/>
-        </w:rPr>
-        <w:t>(Листинг 4)</w:t>
-      </w:r>
-      <w:r>
-        <w:rPr>
-          <w:rStyle w:val="Style8"/>
-          <w:rFonts w:eastAsia="Times New Roman" w:cs="Times New Roman" w:ascii="Times New Roman" w:hAnsi="Times New Roman"/>
-          <w:b w:val="false"/>
-          <w:bCs w:val="false"/>
-          <w:i w:val="false"/>
-          <w:strike w:val="false"/>
-          <w:dstrike w:val="false"/>
-          <w:color w:val="000000"/>
-          <w:kern w:val="0"/>
-          <w:sz w:val="28"/>
-          <w:szCs w:val="28"/>
-          <w:u w:val="none"/>
-          <w:effect w:val="none"/>
-          <w:lang w:val="ru-RU" w:eastAsia="ru-RU" w:bidi="ar-SA"/>
-        </w:rPr>
-        <w:t>.</w:t>
+        <w:t>Создан файл task_4.py, содержащий функции с аннотациями типов, строками документации (docstrings) и модульными проверками через оператор assert. Продемонстрирована работа с именованными (keyword-only) параметрами, распаковка последовательностей и словарей через операторы * и ** (Листинг 4).</w:t>
       </w:r>
     </w:p>
     <w:p>
@@ -5961,13 +4175,13 @@
           <w:bottom w:val="single" w:sz="2" w:space="1" w:color="000000"/>
           <w:right w:val="single" w:sz="2" w:space="1" w:color="000000"/>
         </w:pBdr>
-        <w:shd w:fill="FFFFFF" w:val="clear"/>
+        <w:shd w:val="clear" w:fill="FFFFFF"/>
         <w:rPr/>
       </w:pPr>
       <w:r>
         <w:rPr>
-          <w:rStyle w:val="Style8"/>
-          <w:rFonts w:eastAsia="Times New Roman" w:cs="Times New Roman" w:ascii="Times New Roman" w:hAnsi="Times New Roman"/>
+          <w:rStyle w:val="user"/>
+          <w:rFonts w:eastAsia="Times New Roman" w:cs="Times New Roman"/>
           <w:b w:val="false"/>
           <w:bCs w:val="false"/>
           <w:i w:val="false"/>
@@ -5985,261 +4199,19 @@
       </w:r>
       <w:r>
         <w:rPr>
-          <w:rFonts w:ascii="Times New Roman" w:hAnsi="Times New Roman"/>
-          <w:b w:val="false"/>
-          <w:i w:val="false"/>
-          <w:color w:val="000000"/>
-          <w:sz w:val="28"/>
-          <w:szCs w:val="28"/>
-        </w:rPr>
-        <w:t>(</w:t>
-      </w:r>
-      <w:r>
-        <w:rPr>
-          <w:rFonts w:ascii="Times New Roman" w:hAnsi="Times New Roman"/>
-          <w:b w:val="false"/>
-          <w:i w:val="false"/>
-          <w:color w:val="000000"/>
-          <w:sz w:val="28"/>
-          <w:szCs w:val="28"/>
-        </w:rPr>
-        <w:t>"</w:t>
-      </w:r>
-      <w:r>
-        <w:rPr>
-          <w:rFonts w:ascii="Times New Roman" w:hAnsi="Times New Roman"/>
-          <w:b w:val="false"/>
-          <w:i w:val="false"/>
-          <w:color w:val="000000"/>
-          <w:sz w:val="28"/>
-          <w:szCs w:val="28"/>
-        </w:rPr>
-        <w:t>\n</w:t>
-      </w:r>
-      <w:r>
-        <w:rPr>
-          <w:rFonts w:ascii="Times New Roman" w:hAnsi="Times New Roman"/>
-          <w:b w:val="false"/>
-          <w:i w:val="false"/>
-          <w:color w:val="000000"/>
-          <w:sz w:val="28"/>
-          <w:szCs w:val="28"/>
-        </w:rPr>
-        <w:t>Распаковка при вызове функции:"</w:t>
-      </w:r>
-      <w:r>
-        <w:rPr>
-          <w:rFonts w:ascii="Times New Roman" w:hAnsi="Times New Roman"/>
-          <w:b w:val="false"/>
-          <w:i w:val="false"/>
-          <w:color w:val="000000"/>
-          <w:sz w:val="28"/>
-          <w:szCs w:val="28"/>
-        </w:rPr>
-        <w:t>)</w:t>
-        <w:br/>
-        <w:t>report_options = {</w:t>
-      </w:r>
-      <w:r>
-        <w:rPr>
-          <w:rFonts w:ascii="Times New Roman" w:hAnsi="Times New Roman"/>
-          <w:b w:val="false"/>
-          <w:i w:val="false"/>
-          <w:color w:val="000000"/>
-          <w:sz w:val="28"/>
-          <w:szCs w:val="28"/>
-        </w:rPr>
-        <w:t>"precision"</w:t>
-      </w:r>
-      <w:r>
-        <w:rPr>
-          <w:rFonts w:ascii="Times New Roman" w:hAnsi="Times New Roman"/>
-          <w:b w:val="false"/>
-          <w:i w:val="false"/>
-          <w:color w:val="000000"/>
-          <w:sz w:val="28"/>
-          <w:szCs w:val="28"/>
-        </w:rPr>
-        <w:t xml:space="preserve">: </w:t>
-      </w:r>
-      <w:r>
-        <w:rPr>
-          <w:rFonts w:ascii="Times New Roman" w:hAnsi="Times New Roman"/>
-          <w:b w:val="false"/>
-          <w:i w:val="false"/>
-          <w:color w:val="000000"/>
-          <w:sz w:val="28"/>
-          <w:szCs w:val="28"/>
-        </w:rPr>
-        <w:t>2</w:t>
-      </w:r>
-      <w:r>
-        <w:rPr>
-          <w:rFonts w:ascii="Times New Roman" w:hAnsi="Times New Roman"/>
-          <w:b w:val="false"/>
-          <w:i w:val="false"/>
-          <w:color w:val="000000"/>
-          <w:sz w:val="28"/>
-          <w:szCs w:val="28"/>
-        </w:rPr>
-        <w:t xml:space="preserve">, </w:t>
-      </w:r>
-      <w:r>
-        <w:rPr>
-          <w:rFonts w:ascii="Times New Roman" w:hAnsi="Times New Roman"/>
-          <w:b w:val="false"/>
-          <w:i w:val="false"/>
-          <w:color w:val="000000"/>
-          <w:sz w:val="28"/>
-          <w:szCs w:val="28"/>
-        </w:rPr>
-        <w:t>"prefix"</w:t>
-      </w:r>
-      <w:r>
-        <w:rPr>
-          <w:rFonts w:ascii="Times New Roman" w:hAnsi="Times New Roman"/>
-          <w:b w:val="false"/>
-          <w:i w:val="false"/>
-          <w:color w:val="000000"/>
-          <w:sz w:val="28"/>
-          <w:szCs w:val="28"/>
-        </w:rPr>
-        <w:t xml:space="preserve">: </w:t>
-      </w:r>
-      <w:r>
-        <w:rPr>
-          <w:rFonts w:ascii="Times New Roman" w:hAnsi="Times New Roman"/>
-          <w:b w:val="false"/>
-          <w:i w:val="false"/>
-          <w:color w:val="000000"/>
-          <w:sz w:val="28"/>
-          <w:szCs w:val="28"/>
-        </w:rPr>
-        <w:t>"Итог"</w:t>
-      </w:r>
-      <w:r>
-        <w:rPr>
-          <w:rFonts w:ascii="Times New Roman" w:hAnsi="Times New Roman"/>
-          <w:b w:val="false"/>
-          <w:i w:val="false"/>
-          <w:color w:val="000000"/>
-          <w:sz w:val="28"/>
-          <w:szCs w:val="28"/>
-        </w:rPr>
-        <w:t>}</w:t>
-        <w:br/>
-        <w:t>report_positional_args = [</w:t>
-      </w:r>
-      <w:r>
-        <w:rPr>
-          <w:rFonts w:ascii="Times New Roman" w:hAnsi="Times New Roman"/>
-          <w:b w:val="false"/>
-          <w:i w:val="false"/>
-          <w:color w:val="000000"/>
-          <w:sz w:val="28"/>
-          <w:szCs w:val="28"/>
-        </w:rPr>
-        <w:t>"Daria IVANOVA"</w:t>
-      </w:r>
-      <w:r>
-        <w:rPr>
-          <w:rFonts w:ascii="Times New Roman" w:hAnsi="Times New Roman"/>
-          <w:b w:val="false"/>
-          <w:i w:val="false"/>
-          <w:color w:val="000000"/>
-          <w:sz w:val="28"/>
-          <w:szCs w:val="28"/>
-        </w:rPr>
-        <w:t>, [</w:t>
-      </w:r>
-      <w:r>
-        <w:rPr>
-          <w:rFonts w:ascii="Times New Roman" w:hAnsi="Times New Roman"/>
-          <w:b w:val="false"/>
-          <w:i w:val="false"/>
-          <w:color w:val="000000"/>
-          <w:sz w:val="28"/>
-          <w:szCs w:val="28"/>
-        </w:rPr>
-        <w:t>3</w:t>
-      </w:r>
-      <w:r>
-        <w:rPr>
-          <w:rFonts w:ascii="Times New Roman" w:hAnsi="Times New Roman"/>
-          <w:b w:val="false"/>
-          <w:i w:val="false"/>
-          <w:color w:val="000000"/>
-          <w:sz w:val="28"/>
-          <w:szCs w:val="28"/>
-        </w:rPr>
-        <w:t xml:space="preserve">, </w:t>
-      </w:r>
-      <w:r>
-        <w:rPr>
-          <w:rFonts w:ascii="Times New Roman" w:hAnsi="Times New Roman"/>
-          <w:b w:val="false"/>
-          <w:i w:val="false"/>
-          <w:color w:val="000000"/>
-          <w:sz w:val="28"/>
-          <w:szCs w:val="28"/>
-        </w:rPr>
-        <w:t>4</w:t>
-      </w:r>
-      <w:r>
-        <w:rPr>
-          <w:rFonts w:ascii="Times New Roman" w:hAnsi="Times New Roman"/>
-          <w:b w:val="false"/>
-          <w:i w:val="false"/>
-          <w:color w:val="000000"/>
-          <w:sz w:val="28"/>
-          <w:szCs w:val="28"/>
-        </w:rPr>
-        <w:t xml:space="preserve">, </w:t>
-      </w:r>
-      <w:r>
-        <w:rPr>
-          <w:rFonts w:ascii="Times New Roman" w:hAnsi="Times New Roman"/>
-          <w:b w:val="false"/>
-          <w:i w:val="false"/>
-          <w:color w:val="000000"/>
-          <w:sz w:val="28"/>
-          <w:szCs w:val="28"/>
-        </w:rPr>
-        <w:t>5</w:t>
-      </w:r>
-      <w:r>
-        <w:rPr>
-          <w:rFonts w:ascii="Times New Roman" w:hAnsi="Times New Roman"/>
-          <w:b w:val="false"/>
-          <w:i w:val="false"/>
-          <w:color w:val="000000"/>
-          <w:sz w:val="28"/>
-          <w:szCs w:val="28"/>
-        </w:rPr>
-        <w:t>]]</w:t>
-        <w:br/>
-      </w:r>
-      <w:r>
-        <w:rPr>
-          <w:rFonts w:ascii="Times New Roman" w:hAnsi="Times New Roman"/>
-          <w:b w:val="false"/>
-          <w:i w:val="false"/>
-          <w:color w:val="000000"/>
-          <w:sz w:val="28"/>
-          <w:szCs w:val="28"/>
-        </w:rPr>
-        <w:t>print</w:t>
-      </w:r>
-      <w:r>
-        <w:rPr>
-          <w:rFonts w:ascii="Times New Roman" w:hAnsi="Times New Roman"/>
-          <w:b w:val="false"/>
-          <w:i w:val="false"/>
-          <w:color w:val="000000"/>
-          <w:sz w:val="28"/>
-          <w:szCs w:val="28"/>
-        </w:rPr>
-        <w:t>(build_report(*report_positional_args, **report_options))</w:t>
+          <w:b w:val="false"/>
+          <w:i w:val="false"/>
+          <w:color w:val="000000"/>
+          <w:sz w:val="28"/>
+          <w:szCs w:val="28"/>
+        </w:rPr>
+        <w:t>("\nРаспаковка при вызове функции:")</w:t>
+        <w:br/>
+        <w:t>report_options = {"precision": 2, "prefix": "Итог"}</w:t>
+        <w:br/>
+        <w:t>report_positional_args = ["Daria IVANOVA", [3, 4, 5]]</w:t>
+        <w:br/>
+        <w:t>print(build_report(*report_positional_args, **report_options))</w:t>
       </w:r>
     </w:p>
     <w:p>
@@ -6251,8 +4223,8 @@
       </w:pPr>
       <w:r>
         <w:rPr>
-          <w:rStyle w:val="Style8"/>
-          <w:rFonts w:eastAsia="Times New Roman" w:cs="Times New Roman" w:ascii="Times New Roman" w:hAnsi="Times New Roman"/>
+          <w:rStyle w:val="user"/>
+          <w:rFonts w:eastAsia="Times New Roman" w:cs="Times New Roman"/>
           <w:b w:val="false"/>
           <w:bCs w:val="false"/>
           <w:i w:val="false"/>
@@ -6278,8 +4250,8 @@
       </w:pPr>
       <w:r>
         <w:rPr>
-          <w:rStyle w:val="Style8"/>
-          <w:rFonts w:eastAsia="Times New Roman" w:cs="Times New Roman" w:ascii="Times New Roman" w:hAnsi="Times New Roman"/>
+          <w:rStyle w:val="user"/>
+          <w:rFonts w:eastAsia="Times New Roman" w:cs="Times New Roman"/>
           <w:b w:val="false"/>
           <w:bCs w:val="false"/>
           <w:i w:val="false"/>
@@ -6294,45 +4266,7 @@
           <w:lang w:val="ru-RU" w:eastAsia="ru-RU" w:bidi="ar-SA"/>
         </w:rPr>
         <w:tab/>
-        <w:t xml:space="preserve">Исследована классическая ошибка изменяемого значения по умолчанию (results=[]). Поскольку список создается один раз при инициализации функции, последующие вызовы накапливают данные в одном и том же объекте. Ошибка устранена использованием конструкции с дефолтным None и ленивой инициализацией внутри тела функции </w:t>
-      </w:r>
-      <w:r>
-        <w:rPr>
-          <w:rStyle w:val="Style8"/>
-          <w:rFonts w:eastAsia="Times New Roman" w:cs="Times New Roman" w:ascii="Times New Roman" w:hAnsi="Times New Roman"/>
-          <w:b w:val="false"/>
-          <w:bCs w:val="false"/>
-          <w:i w:val="false"/>
-          <w:strike w:val="false"/>
-          <w:dstrike w:val="false"/>
-          <w:color w:val="000000"/>
-          <w:kern w:val="0"/>
-          <w:sz w:val="28"/>
-          <w:szCs w:val="28"/>
-          <w:u w:val="none"/>
-          <w:effect w:val="none"/>
-          <w:lang w:val="ru-RU" w:eastAsia="ru-RU" w:bidi="ar-SA"/>
-        </w:rPr>
-        <w:t>(Листинг 5)</w:t>
-      </w:r>
-      <w:r>
-        <w:rPr>
-          <w:rStyle w:val="Style8"/>
-          <w:rFonts w:eastAsia="Times New Roman" w:cs="Times New Roman" w:ascii="Times New Roman" w:hAnsi="Times New Roman"/>
-          <w:b w:val="false"/>
-          <w:bCs w:val="false"/>
-          <w:i w:val="false"/>
-          <w:strike w:val="false"/>
-          <w:dstrike w:val="false"/>
-          <w:color w:val="000000"/>
-          <w:kern w:val="0"/>
-          <w:sz w:val="28"/>
-          <w:szCs w:val="28"/>
-          <w:u w:val="none"/>
-          <w:effect w:val="none"/>
-          <w:lang w:val="ru-RU" w:eastAsia="ru-RU" w:bidi="ar-SA"/>
-        </w:rPr>
-        <w:t>.</w:t>
+        <w:t>Исследована классическая ошибка изменяемого значения по умолчанию (results=[]). Поскольку список создается один раз при инициализации функции, последующие вызовы накапливают данные в одном и том же объекте. Ошибка устранена использованием конструкции с дефолтным None и ленивой инициализацией внутри тела функции (Листинг 5).</w:t>
       </w:r>
     </w:p>
     <w:p>
@@ -6344,13 +4278,13 @@
           <w:bottom w:val="single" w:sz="2" w:space="1" w:color="000000"/>
           <w:right w:val="single" w:sz="2" w:space="1" w:color="000000"/>
         </w:pBdr>
-        <w:shd w:fill="FFFFFF" w:val="clear"/>
+        <w:shd w:val="clear" w:fill="FFFFFF"/>
         <w:rPr/>
       </w:pPr>
       <w:r>
         <w:rPr>
-          <w:rStyle w:val="Style8"/>
-          <w:rFonts w:eastAsia="Times New Roman" w:cs="Times New Roman" w:ascii="Times New Roman" w:hAnsi="Times New Roman"/>
+          <w:rStyle w:val="user"/>
+          <w:rFonts w:eastAsia="Times New Roman" w:cs="Times New Roman"/>
           <w:b w:val="false"/>
           <w:bCs w:val="false"/>
           <w:i w:val="false"/>
@@ -6368,149 +4302,27 @@
       </w:r>
       <w:r>
         <w:rPr>
-          <w:rFonts w:ascii="Times New Roman" w:hAnsi="Times New Roman"/>
-          <w:b w:val="false"/>
-          <w:i w:val="false"/>
-          <w:color w:val="000000"/>
-          <w:sz w:val="28"/>
-          <w:szCs w:val="28"/>
-        </w:rPr>
-        <w:t>add_result</w:t>
-      </w:r>
-      <w:r>
-        <w:rPr>
-          <w:rFonts w:ascii="Times New Roman" w:hAnsi="Times New Roman"/>
-          <w:b w:val="false"/>
-          <w:i w:val="false"/>
-          <w:color w:val="000000"/>
-          <w:sz w:val="28"/>
-          <w:szCs w:val="28"/>
-        </w:rPr>
-        <w:t>(value, results=</w:t>
-      </w:r>
-      <w:r>
-        <w:rPr>
-          <w:rFonts w:ascii="Times New Roman" w:hAnsi="Times New Roman"/>
-          <w:b w:val="false"/>
-          <w:i w:val="false"/>
-          <w:color w:val="000000"/>
-          <w:sz w:val="28"/>
-          <w:szCs w:val="28"/>
-        </w:rPr>
-        <w:t>None</w:t>
-      </w:r>
-      <w:r>
-        <w:rPr>
-          <w:rFonts w:ascii="Times New Roman" w:hAnsi="Times New Roman"/>
-          <w:b w:val="false"/>
-          <w:i w:val="false"/>
-          <w:color w:val="000000"/>
-          <w:sz w:val="28"/>
-          <w:szCs w:val="28"/>
-        </w:rPr>
-        <w:t>):</w:t>
-        <w:br/>
-        <w:t xml:space="preserve">    </w:t>
-      </w:r>
-      <w:r>
-        <w:rPr>
-          <w:rFonts w:ascii="Times New Roman" w:hAnsi="Times New Roman"/>
-          <w:b w:val="false"/>
-          <w:i w:val="false"/>
-          <w:color w:val="000000"/>
-          <w:sz w:val="28"/>
-          <w:szCs w:val="28"/>
-        </w:rPr>
-        <w:t xml:space="preserve">if </w:t>
-      </w:r>
-      <w:r>
-        <w:rPr>
-          <w:rFonts w:ascii="Times New Roman" w:hAnsi="Times New Roman"/>
-          <w:b w:val="false"/>
-          <w:i w:val="false"/>
-          <w:color w:val="000000"/>
-          <w:sz w:val="28"/>
-          <w:szCs w:val="28"/>
-        </w:rPr>
-        <w:t xml:space="preserve">results </w:t>
-      </w:r>
-      <w:r>
-        <w:rPr>
-          <w:rFonts w:ascii="Times New Roman" w:hAnsi="Times New Roman"/>
-          <w:b w:val="false"/>
-          <w:i w:val="false"/>
-          <w:color w:val="000000"/>
-          <w:sz w:val="28"/>
-          <w:szCs w:val="28"/>
-        </w:rPr>
-        <w:t>is None</w:t>
-      </w:r>
-      <w:r>
-        <w:rPr>
-          <w:rFonts w:ascii="Times New Roman" w:hAnsi="Times New Roman"/>
-          <w:b w:val="false"/>
-          <w:i w:val="false"/>
-          <w:color w:val="000000"/>
-          <w:sz w:val="28"/>
-          <w:szCs w:val="28"/>
-        </w:rPr>
-        <w:t>:</w:t>
-        <w:br/>
-        <w:t xml:space="preserve">        results = []  </w:t>
-      </w:r>
-      <w:r>
-        <w:rPr>
-          <w:rFonts w:ascii="Times New Roman" w:hAnsi="Times New Roman"/>
-          <w:b w:val="false"/>
-          <w:i w:val="false"/>
-          <w:color w:val="000000"/>
-          <w:sz w:val="28"/>
-          <w:szCs w:val="28"/>
-        </w:rPr>
-        <w:t># новый список на каждый вызов</w:t>
-        <w:br/>
-        <w:t xml:space="preserve">    </w:t>
-      </w:r>
-      <w:r>
-        <w:rPr>
-          <w:rFonts w:ascii="Times New Roman" w:hAnsi="Times New Roman"/>
-          <w:b w:val="false"/>
-          <w:i w:val="false"/>
-          <w:color w:val="000000"/>
-          <w:sz w:val="28"/>
-          <w:szCs w:val="28"/>
-        </w:rPr>
-        <w:t>results.append(value)</w:t>
-        <w:br/>
-        <w:t xml:space="preserve">    </w:t>
-      </w:r>
-      <w:r>
-        <w:rPr>
-          <w:rFonts w:ascii="Times New Roman" w:hAnsi="Times New Roman"/>
-          <w:b w:val="false"/>
-          <w:i w:val="false"/>
-          <w:color w:val="000000"/>
-          <w:sz w:val="28"/>
-          <w:szCs w:val="28"/>
-        </w:rPr>
-        <w:t xml:space="preserve">return </w:t>
-      </w:r>
-      <w:r>
-        <w:rPr>
-          <w:rFonts w:ascii="Times New Roman" w:hAnsi="Times New Roman"/>
-          <w:b w:val="false"/>
-          <w:i w:val="false"/>
-          <w:color w:val="000000"/>
-          <w:sz w:val="28"/>
-          <w:szCs w:val="28"/>
-        </w:rPr>
-        <w:t>results</w:t>
+          <w:b w:val="false"/>
+          <w:i w:val="false"/>
+          <w:color w:val="000000"/>
+          <w:sz w:val="28"/>
+          <w:szCs w:val="28"/>
+        </w:rPr>
+        <w:t>add_result(value, results=None):</w:t>
+        <w:br/>
+        <w:t xml:space="preserve">    if results is None:</w:t>
+        <w:br/>
+        <w:t xml:space="preserve">        results = []  # новый список на каждый вызов</w:t>
+        <w:br/>
+        <w:t xml:space="preserve">    results.append(value)</w:t>
+        <w:br/>
+        <w:t xml:space="preserve">    return results</w:t>
       </w:r>
     </w:p>
     <w:p>
       <w:pPr>
         <w:pStyle w:val="Normal"/>
-        <w:shd w:fill="FFFFFF" w:val="clear"/>
+        <w:shd w:val="clear" w:fill="FFFFFF"/>
         <w:spacing w:lineRule="auto" w:line="360"/>
         <w:jc w:val="center"/>
         <w:rPr>
@@ -6522,8 +4334,8 @@
       </w:pPr>
       <w:r>
         <w:rPr>
-          <w:rStyle w:val="Style8"/>
-          <w:rFonts w:eastAsia="Times New Roman" w:cs="Times New Roman" w:ascii="Times New Roman" w:hAnsi="Times New Roman"/>
+          <w:rStyle w:val="user"/>
+          <w:rFonts w:eastAsia="Times New Roman" w:cs="Times New Roman"/>
           <w:b w:val="false"/>
           <w:bCs w:val="false"/>
           <w:i w:val="false"/>
@@ -6543,7 +4355,7 @@
     <w:p>
       <w:pPr>
         <w:pStyle w:val="Normal"/>
-        <w:shd w:fill="FFFFFF" w:val="clear"/>
+        <w:shd w:val="clear" w:fill="FFFFFF"/>
         <w:spacing w:lineRule="auto" w:line="360"/>
         <w:jc w:val="both"/>
         <w:rPr>
@@ -6556,7 +4368,7 @@
       <w:r>
         <w:rPr>
           <w:rStyle w:val="Emphasis"/>
-          <w:rFonts w:eastAsia="Arial" w:cs="Times New Roman" w:ascii="Times New Roman" w:hAnsi="Times New Roman"/>
+          <w:rFonts w:eastAsia="Arial" w:cs="Times New Roman"/>
           <w:b w:val="false"/>
           <w:bCs/>
           <w:i w:val="false"/>
@@ -6573,12 +4385,13 @@
           <w:effect w:val="none"/>
           <w:lang w:val="ru-RU" w:eastAsia="ru-RU" w:bidi="ar-SA"/>
         </w:rPr>
+        <w:tab/>
         <w:t xml:space="preserve">Правило: интерпретатор ищет имя L → E → G → B (Local, Enclosing, Global, Builtin) и берёт первое совпадение. Компилятор решает, к какой области отнести имя, ещё до выполнения — по факту присваивания в функции </w:t>
       </w:r>
       <w:r>
         <w:rPr>
           <w:rStyle w:val="Emphasis"/>
-          <w:rFonts w:eastAsia="Arial" w:cs="Times New Roman" w:ascii="Times New Roman" w:hAnsi="Times New Roman"/>
+          <w:rFonts w:eastAsia="Arial" w:cs="Times New Roman"/>
           <w:b w:val="false"/>
           <w:bCs/>
           <w:i w:val="false"/>
@@ -6600,7 +4413,7 @@
       <w:r>
         <w:rPr>
           <w:rStyle w:val="Emphasis"/>
-          <w:rFonts w:eastAsia="Arial" w:cs="Times New Roman" w:ascii="Times New Roman" w:hAnsi="Times New Roman"/>
+          <w:rFonts w:eastAsia="Arial" w:cs="Times New Roman"/>
           <w:b w:val="false"/>
           <w:bCs/>
           <w:i w:val="false"/>
@@ -6622,7 +4435,7 @@
       <w:r>
         <w:rPr>
           <w:rStyle w:val="Emphasis"/>
-          <w:rFonts w:eastAsia="Arial" w:cs="Times New Roman" w:ascii="Times New Roman" w:hAnsi="Times New Roman"/>
+          <w:rFonts w:eastAsia="Arial" w:cs="Times New Roman"/>
           <w:b w:val="false"/>
           <w:bCs/>
           <w:i w:val="false"/>
@@ -6644,7 +4457,7 @@
       <w:r>
         <w:rPr>
           <w:rStyle w:val="Emphasis"/>
-          <w:rFonts w:eastAsia="Arial" w:cs="Times New Roman" w:ascii="Times New Roman" w:hAnsi="Times New Roman"/>
+          <w:rFonts w:eastAsia="Arial" w:cs="Times New Roman"/>
           <w:b w:val="false"/>
           <w:bCs/>
           <w:i w:val="false"/>
@@ -6667,7 +4480,7 @@
     <w:p>
       <w:pPr>
         <w:pStyle w:val="Normal"/>
-        <w:shd w:fill="FFFFFF" w:val="clear"/>
+        <w:shd w:val="clear" w:fill="FFFFFF"/>
         <w:spacing w:lineRule="auto" w:line="360"/>
         <w:jc w:val="center"/>
         <w:rPr>
@@ -6728,7 +4541,7 @@
       <w:r>
         <w:rPr>
           <w:rStyle w:val="Emphasis"/>
-          <w:rFonts w:eastAsia="Arial" w:cs="Times New Roman" w:ascii="Times New Roman" w:hAnsi="Times New Roman"/>
+          <w:rFonts w:eastAsia="Arial" w:cs="Times New Roman"/>
           <w:b w:val="false"/>
           <w:bCs/>
           <w:i w:val="false"/>
@@ -6750,7 +4563,7 @@
       <w:r>
         <w:rPr>
           <w:rStyle w:val="Emphasis"/>
-          <w:rFonts w:eastAsia="Arial" w:cs="Times New Roman" w:ascii="Times New Roman" w:hAnsi="Times New Roman"/>
+          <w:rFonts w:eastAsia="Arial" w:cs="Times New Roman"/>
           <w:b w:val="false"/>
           <w:bCs/>
           <w:i w:val="false"/>
@@ -6773,11 +4586,27 @@
     <w:p>
       <w:pPr>
         <w:pStyle w:val="Normal"/>
-        <w:shd w:fill="FFFFFF" w:val="clear"/>
+        <w:shd w:val="clear" w:fill="FFFFFF"/>
         <w:spacing w:lineRule="auto" w:line="360"/>
         <w:jc w:val="both"/>
         <w:rPr>
           <w:rFonts w:ascii="Times New Roman" w:hAnsi="Times New Roman" w:eastAsia="Arial"/>
+          <w:b w:val="false"/>
+          <w:bCs w:val="false"/>
+          <w:i w:val="false"/>
+          <w:caps w:val="false"/>
+          <w:smallCaps w:val="false"/>
+          <w:color w:val="000000"/>
+          <w:spacing w:val="0"/>
+          <w:sz w:val="28"/>
+          <w:szCs w:val="28"/>
+          <w:highlight w:val="none"/>
+          <w:shd w:fill="FFFFFF" w:val="clear"/>
+        </w:rPr>
+      </w:pPr>
+      <w:r>
+        <w:rPr>
+          <w:rFonts w:eastAsia="Arial"/>
           <w:b/>
           <w:bCs/>
           <w:i w:val="false"/>
@@ -6787,13 +4616,29 @@
           <w:spacing w:val="0"/>
           <w:sz w:val="28"/>
           <w:szCs w:val="28"/>
-          <w:highlight w:val="none"/>
           <w:shd w:fill="FFFFFF" w:val="clear"/>
         </w:rPr>
-      </w:pPr>
-      <w:r>
-        <w:rPr>
-          <w:rFonts w:eastAsia="Arial" w:ascii="Times New Roman" w:hAnsi="Times New Roman"/>
+        <w:tab/>
+      </w:r>
+      <w:r>
+        <w:rPr>
+          <w:rFonts w:eastAsia="Arial"/>
+          <w:b w:val="false"/>
+          <w:bCs/>
+          <w:i w:val="false"/>
+          <w:caps w:val="false"/>
+          <w:smallCaps w:val="false"/>
+          <w:color w:val="000000"/>
+          <w:spacing w:val="0"/>
+          <w:sz w:val="28"/>
+          <w:szCs w:val="28"/>
+          <w:shd w:fill="FFFFFF" w:val="clear"/>
+        </w:rPr>
+        <w:t>В замыкании сохраняется значение threshold.</w:t>
+      </w:r>
+      <w:r>
+        <w:rPr>
+          <w:rFonts w:eastAsia="Arial"/>
           <w:b/>
           <w:bCs/>
           <w:i w:val="false"/>
@@ -6805,11 +4650,11 @@
           <w:szCs w:val="28"/>
           <w:shd w:fill="FFFFFF" w:val="clear"/>
         </w:rPr>
-        <w:tab/>
-      </w:r>
-      <w:r>
-        <w:rPr>
-          <w:rFonts w:eastAsia="Arial" w:ascii="Times New Roman" w:hAnsi="Times New Roman"/>
+        <w:t> </w:t>
+      </w:r>
+      <w:r>
+        <w:rPr>
+          <w:rFonts w:eastAsia="Arial"/>
           <w:b w:val="false"/>
           <w:bCs/>
           <w:i w:val="false"/>
@@ -6821,11 +4666,11 @@
           <w:szCs w:val="28"/>
           <w:shd w:fill="FFFFFF" w:val="clear"/>
         </w:rPr>
-        <w:t>В замыкании сохраняется значение threshold.</w:t>
-      </w:r>
-      <w:r>
-        <w:rPr>
-          <w:rFonts w:eastAsia="Arial" w:ascii="Times New Roman" w:hAnsi="Times New Roman"/>
+        <w:t>При каждом новом вызове мы передаём новое значение,</w:t>
+      </w:r>
+      <w:r>
+        <w:rPr>
+          <w:rFonts w:eastAsia="Arial"/>
           <w:b/>
           <w:bCs/>
           <w:i w:val="false"/>
@@ -6841,7 +4686,7 @@
       </w:r>
       <w:r>
         <w:rPr>
-          <w:rFonts w:eastAsia="Arial" w:ascii="Times New Roman" w:hAnsi="Times New Roman"/>
+          <w:rFonts w:eastAsia="Arial"/>
           <w:b w:val="false"/>
           <w:bCs/>
           <w:i w:val="false"/>
@@ -6853,11 +4698,11 @@
           <w:szCs w:val="28"/>
           <w:shd w:fill="FFFFFF" w:val="clear"/>
         </w:rPr>
-        <w:t>При каждом новом вызове мы передаём новое значение,</w:t>
-      </w:r>
-      <w:r>
-        <w:rPr>
-          <w:rFonts w:eastAsia="Arial" w:ascii="Times New Roman" w:hAnsi="Times New Roman"/>
+        <w:t>следовательно,</w:t>
+      </w:r>
+      <w:r>
+        <w:rPr>
+          <w:rFonts w:eastAsia="Arial"/>
           <w:b/>
           <w:bCs/>
           <w:i w:val="false"/>
@@ -6873,7 +4718,7 @@
       </w:r>
       <w:r>
         <w:rPr>
-          <w:rFonts w:eastAsia="Arial" w:ascii="Times New Roman" w:hAnsi="Times New Roman"/>
+          <w:rFonts w:eastAsia="Arial"/>
           <w:b w:val="false"/>
           <w:bCs/>
           <w:i w:val="false"/>
@@ -6885,12 +4730,12 @@
           <w:szCs w:val="28"/>
           <w:shd w:fill="FFFFFF" w:val="clear"/>
         </w:rPr>
-        <w:t>следовательно,</w:t>
-      </w:r>
-      <w:r>
-        <w:rPr>
-          <w:rFonts w:eastAsia="Arial" w:ascii="Times New Roman" w:hAnsi="Times New Roman"/>
-          <w:b/>
+        <w:t xml:space="preserve">образуется новое замыкание с новым значением (Листинг 6). </w:t>
+      </w:r>
+      <w:r>
+        <w:rPr>
+          <w:rFonts w:eastAsia="Arial"/>
+          <w:b w:val="false"/>
           <w:bCs/>
           <w:i w:val="false"/>
           <w:caps w:val="false"/>
@@ -6901,55 +4746,7 @@
           <w:szCs w:val="28"/>
           <w:shd w:fill="FFFFFF" w:val="clear"/>
         </w:rPr>
-        <w:t> </w:t>
-      </w:r>
-      <w:r>
-        <w:rPr>
-          <w:rFonts w:eastAsia="Arial" w:ascii="Times New Roman" w:hAnsi="Times New Roman"/>
-          <w:b w:val="false"/>
-          <w:bCs/>
-          <w:i w:val="false"/>
-          <w:caps w:val="false"/>
-          <w:smallCaps w:val="false"/>
-          <w:color w:val="000000"/>
-          <w:spacing w:val="0"/>
-          <w:sz w:val="28"/>
-          <w:szCs w:val="28"/>
-          <w:shd w:fill="FFFFFF" w:val="clear"/>
-        </w:rPr>
-        <w:t xml:space="preserve">образуется новое замыкание с новым значением </w:t>
-      </w:r>
-      <w:r>
-        <w:rPr>
-          <w:rFonts w:eastAsia="Arial" w:ascii="Times New Roman" w:hAnsi="Times New Roman"/>
-          <w:b w:val="false"/>
-          <w:bCs/>
-          <w:i w:val="false"/>
-          <w:caps w:val="false"/>
-          <w:smallCaps w:val="false"/>
-          <w:color w:val="000000"/>
-          <w:spacing w:val="0"/>
-          <w:sz w:val="28"/>
-          <w:szCs w:val="28"/>
-          <w:shd w:fill="FFFFFF" w:val="clear"/>
-        </w:rPr>
-        <w:t>(Листинг 6)</w:t>
-      </w:r>
-      <w:r>
-        <w:rPr>
-          <w:rFonts w:eastAsia="Arial" w:ascii="Times New Roman" w:hAnsi="Times New Roman"/>
-          <w:b w:val="false"/>
-          <w:bCs/>
-          <w:i w:val="false"/>
-          <w:caps w:val="false"/>
-          <w:smallCaps w:val="false"/>
-          <w:color w:val="000000"/>
-          <w:spacing w:val="0"/>
-          <w:sz w:val="28"/>
-          <w:szCs w:val="28"/>
-          <w:shd w:fill="FFFFFF" w:val="clear"/>
-        </w:rPr>
-        <w:t>.</w:t>
+        <w:t>Проще говоря, функция возвращает функцию с определённым параметром.</w:t>
       </w:r>
     </w:p>
     <w:p>
@@ -6961,7 +4758,7 @@
           <w:bottom w:val="single" w:sz="2" w:space="1" w:color="000000"/>
           <w:right w:val="single" w:sz="2" w:space="1" w:color="000000"/>
         </w:pBdr>
-        <w:shd w:fill="FFFFFF" w:val="clear"/>
+        <w:shd w:val="clear" w:fill="FFFFFF"/>
         <w:rPr>
           <w:rFonts w:ascii="Times New Roman" w:hAnsi="Times New Roman"/>
           <w:color w:val="000000"/>
@@ -6971,915 +4768,64 @@
       </w:pPr>
       <w:r>
         <w:rPr>
-          <w:rFonts w:ascii="Times New Roman" w:hAnsi="Times New Roman"/>
-          <w:b w:val="false"/>
-          <w:i w:val="false"/>
-          <w:color w:val="000000"/>
-          <w:sz w:val="28"/>
-          <w:szCs w:val="28"/>
-        </w:rPr>
-        <w:t xml:space="preserve">def </w:t>
-      </w:r>
-      <w:r>
-        <w:rPr>
-          <w:rFonts w:ascii="Times New Roman" w:hAnsi="Times New Roman"/>
-          <w:b w:val="false"/>
-          <w:i w:val="false"/>
-          <w:color w:val="000000"/>
-          <w:sz w:val="28"/>
-          <w:szCs w:val="28"/>
-        </w:rPr>
-        <w:t>apply_to_results</w:t>
-      </w:r>
-      <w:r>
-        <w:rPr>
-          <w:rFonts w:ascii="Times New Roman" w:hAnsi="Times New Roman"/>
-          <w:b w:val="false"/>
-          <w:i w:val="false"/>
-          <w:color w:val="000000"/>
-          <w:sz w:val="28"/>
-          <w:szCs w:val="28"/>
-        </w:rPr>
-        <w:t>(operation, values):</w:t>
-        <w:br/>
-        <w:t xml:space="preserve">    </w:t>
-      </w:r>
-      <w:r>
-        <w:rPr>
-          <w:rFonts w:ascii="Times New Roman" w:hAnsi="Times New Roman"/>
-          <w:b w:val="false"/>
-          <w:i w:val="false"/>
-          <w:color w:val="000000"/>
-          <w:sz w:val="28"/>
-          <w:szCs w:val="28"/>
-        </w:rPr>
-        <w:t xml:space="preserve">return </w:t>
-      </w:r>
-      <w:r>
-        <w:rPr>
-          <w:rFonts w:ascii="Times New Roman" w:hAnsi="Times New Roman"/>
-          <w:b w:val="false"/>
-          <w:i w:val="false"/>
-          <w:color w:val="000000"/>
-          <w:sz w:val="28"/>
-          <w:szCs w:val="28"/>
-        </w:rPr>
-        <w:t xml:space="preserve">[operation(x) </w:t>
-      </w:r>
-      <w:r>
-        <w:rPr>
-          <w:rFonts w:ascii="Times New Roman" w:hAnsi="Times New Roman"/>
-          <w:b w:val="false"/>
-          <w:i w:val="false"/>
-          <w:color w:val="000000"/>
-          <w:sz w:val="28"/>
-          <w:szCs w:val="28"/>
-        </w:rPr>
-        <w:t xml:space="preserve">for </w:t>
-      </w:r>
-      <w:r>
-        <w:rPr>
-          <w:rFonts w:ascii="Times New Roman" w:hAnsi="Times New Roman"/>
-          <w:b w:val="false"/>
-          <w:i w:val="false"/>
-          <w:color w:val="000000"/>
-          <w:sz w:val="28"/>
-          <w:szCs w:val="28"/>
-        </w:rPr>
-        <w:t xml:space="preserve">x </w:t>
-      </w:r>
-      <w:r>
-        <w:rPr>
-          <w:rFonts w:ascii="Times New Roman" w:hAnsi="Times New Roman"/>
-          <w:b w:val="false"/>
-          <w:i w:val="false"/>
-          <w:color w:val="000000"/>
-          <w:sz w:val="28"/>
-          <w:szCs w:val="28"/>
-        </w:rPr>
-        <w:t xml:space="preserve">in </w:t>
-      </w:r>
-      <w:r>
-        <w:rPr>
-          <w:rFonts w:ascii="Times New Roman" w:hAnsi="Times New Roman"/>
-          <w:b w:val="false"/>
-          <w:i w:val="false"/>
-          <w:color w:val="000000"/>
-          <w:sz w:val="28"/>
-          <w:szCs w:val="28"/>
-        </w:rPr>
-        <w:t>values]</w:t>
-        <w:br/>
-        <w:br/>
-      </w:r>
-      <w:r>
-        <w:rPr>
-          <w:rFonts w:ascii="Times New Roman" w:hAnsi="Times New Roman"/>
-          <w:b w:val="false"/>
-          <w:i w:val="false"/>
-          <w:color w:val="000000"/>
-          <w:sz w:val="28"/>
-          <w:szCs w:val="28"/>
-        </w:rPr>
-        <w:t xml:space="preserve">def </w:t>
-      </w:r>
-      <w:r>
-        <w:rPr>
-          <w:rFonts w:ascii="Times New Roman" w:hAnsi="Times New Roman"/>
-          <w:b w:val="false"/>
-          <w:i w:val="false"/>
-          <w:color w:val="000000"/>
-          <w:sz w:val="28"/>
-          <w:szCs w:val="28"/>
-        </w:rPr>
-        <w:t>square</w:t>
-      </w:r>
-      <w:r>
-        <w:rPr>
-          <w:rFonts w:ascii="Times New Roman" w:hAnsi="Times New Roman"/>
-          <w:b w:val="false"/>
-          <w:i w:val="false"/>
-          <w:color w:val="000000"/>
-          <w:sz w:val="28"/>
-          <w:szCs w:val="28"/>
-        </w:rPr>
-        <w:t>(x):</w:t>
-        <w:br/>
-        <w:t xml:space="preserve">    </w:t>
-      </w:r>
-      <w:r>
-        <w:rPr>
-          <w:rFonts w:ascii="Times New Roman" w:hAnsi="Times New Roman"/>
-          <w:b w:val="false"/>
-          <w:i w:val="false"/>
-          <w:color w:val="000000"/>
-          <w:sz w:val="28"/>
-          <w:szCs w:val="28"/>
-        </w:rPr>
-        <w:t xml:space="preserve">return </w:t>
-      </w:r>
-      <w:r>
-        <w:rPr>
-          <w:rFonts w:ascii="Times New Roman" w:hAnsi="Times New Roman"/>
-          <w:b w:val="false"/>
-          <w:i w:val="false"/>
-          <w:color w:val="000000"/>
-          <w:sz w:val="28"/>
-          <w:szCs w:val="28"/>
-        </w:rPr>
-        <w:t xml:space="preserve">x ** </w:t>
-      </w:r>
-      <w:r>
-        <w:rPr>
-          <w:rFonts w:ascii="Times New Roman" w:hAnsi="Times New Roman"/>
-          <w:b w:val="false"/>
-          <w:i w:val="false"/>
-          <w:color w:val="000000"/>
-          <w:sz w:val="28"/>
-          <w:szCs w:val="28"/>
-        </w:rPr>
-        <w:t>2</w:t>
-        <w:br/>
-        <w:br/>
-      </w:r>
-      <w:r>
-        <w:rPr>
-          <w:rFonts w:ascii="Times New Roman" w:hAnsi="Times New Roman"/>
-          <w:b w:val="false"/>
-          <w:i w:val="false"/>
-          <w:color w:val="000000"/>
-          <w:sz w:val="28"/>
-          <w:szCs w:val="28"/>
-        </w:rPr>
-        <w:t xml:space="preserve">def </w:t>
-      </w:r>
-      <w:r>
-        <w:rPr>
-          <w:rFonts w:ascii="Times New Roman" w:hAnsi="Times New Roman"/>
-          <w:b w:val="false"/>
-          <w:i w:val="false"/>
-          <w:color w:val="000000"/>
-          <w:sz w:val="28"/>
-          <w:szCs w:val="28"/>
-        </w:rPr>
-        <w:t>make_threshold_checker</w:t>
-      </w:r>
-      <w:r>
-        <w:rPr>
-          <w:rFonts w:ascii="Times New Roman" w:hAnsi="Times New Roman"/>
-          <w:b w:val="false"/>
-          <w:i w:val="false"/>
-          <w:color w:val="000000"/>
-          <w:sz w:val="28"/>
-          <w:szCs w:val="28"/>
-        </w:rPr>
-        <w:t>(threshold):</w:t>
-        <w:br/>
-        <w:br/>
-        <w:t xml:space="preserve">    </w:t>
-      </w:r>
-      <w:r>
-        <w:rPr>
-          <w:rFonts w:ascii="Times New Roman" w:hAnsi="Times New Roman"/>
-          <w:b w:val="false"/>
-          <w:i w:val="false"/>
-          <w:color w:val="000000"/>
-          <w:sz w:val="28"/>
-          <w:szCs w:val="28"/>
-        </w:rPr>
-        <w:t xml:space="preserve">def </w:t>
-      </w:r>
-      <w:r>
-        <w:rPr>
-          <w:rFonts w:ascii="Times New Roman" w:hAnsi="Times New Roman"/>
-          <w:b w:val="false"/>
-          <w:i w:val="false"/>
-          <w:color w:val="000000"/>
-          <w:sz w:val="28"/>
-          <w:szCs w:val="28"/>
-        </w:rPr>
-        <w:t>checker</w:t>
-      </w:r>
-      <w:r>
-        <w:rPr>
-          <w:rFonts w:ascii="Times New Roman" w:hAnsi="Times New Roman"/>
-          <w:b w:val="false"/>
-          <w:i w:val="false"/>
-          <w:color w:val="000000"/>
-          <w:sz w:val="28"/>
-          <w:szCs w:val="28"/>
-        </w:rPr>
-        <w:t>(value):</w:t>
-        <w:br/>
-        <w:t xml:space="preserve">        </w:t>
-      </w:r>
-      <w:r>
-        <w:rPr>
-          <w:rFonts w:ascii="Times New Roman" w:hAnsi="Times New Roman"/>
-          <w:b w:val="false"/>
-          <w:i w:val="false"/>
-          <w:color w:val="000000"/>
-          <w:sz w:val="28"/>
-          <w:szCs w:val="28"/>
-        </w:rPr>
-        <w:t xml:space="preserve">return </w:t>
-      </w:r>
-      <w:r>
-        <w:rPr>
-          <w:rFonts w:ascii="Times New Roman" w:hAnsi="Times New Roman"/>
-          <w:b w:val="false"/>
-          <w:i w:val="false"/>
-          <w:color w:val="000000"/>
-          <w:sz w:val="28"/>
-          <w:szCs w:val="28"/>
-        </w:rPr>
-        <w:t>value &gt; threshold</w:t>
-        <w:br/>
-        <w:br/>
-        <w:t xml:space="preserve">    </w:t>
-      </w:r>
-      <w:r>
-        <w:rPr>
-          <w:rFonts w:ascii="Times New Roman" w:hAnsi="Times New Roman"/>
-          <w:b w:val="false"/>
-          <w:i w:val="false"/>
-          <w:color w:val="000000"/>
-          <w:sz w:val="28"/>
-          <w:szCs w:val="28"/>
-        </w:rPr>
-        <w:t xml:space="preserve">return </w:t>
-      </w:r>
-      <w:r>
-        <w:rPr>
-          <w:rFonts w:ascii="Times New Roman" w:hAnsi="Times New Roman"/>
-          <w:b w:val="false"/>
-          <w:i w:val="false"/>
-          <w:color w:val="000000"/>
-          <w:sz w:val="28"/>
-          <w:szCs w:val="28"/>
-        </w:rPr>
-        <w:t>checker</w:t>
-        <w:br/>
-        <w:br/>
-        <w:t>data = [</w:t>
-      </w:r>
-      <w:r>
-        <w:rPr>
-          <w:rFonts w:ascii="Times New Roman" w:hAnsi="Times New Roman"/>
-          <w:b w:val="false"/>
-          <w:i w:val="false"/>
-          <w:color w:val="000000"/>
-          <w:sz w:val="28"/>
-          <w:szCs w:val="28"/>
-        </w:rPr>
-        <w:t>10</w:t>
-      </w:r>
-      <w:r>
-        <w:rPr>
-          <w:rFonts w:ascii="Times New Roman" w:hAnsi="Times New Roman"/>
-          <w:b w:val="false"/>
-          <w:i w:val="false"/>
-          <w:color w:val="000000"/>
-          <w:sz w:val="28"/>
-          <w:szCs w:val="28"/>
-        </w:rPr>
-        <w:t xml:space="preserve">, </w:t>
-      </w:r>
-      <w:r>
-        <w:rPr>
-          <w:rFonts w:ascii="Times New Roman" w:hAnsi="Times New Roman"/>
-          <w:b w:val="false"/>
-          <w:i w:val="false"/>
-          <w:color w:val="000000"/>
-          <w:sz w:val="28"/>
-          <w:szCs w:val="28"/>
-        </w:rPr>
-        <w:t>25</w:t>
-      </w:r>
-      <w:r>
-        <w:rPr>
-          <w:rFonts w:ascii="Times New Roman" w:hAnsi="Times New Roman"/>
-          <w:b w:val="false"/>
-          <w:i w:val="false"/>
-          <w:color w:val="000000"/>
-          <w:sz w:val="28"/>
-          <w:szCs w:val="28"/>
-        </w:rPr>
-        <w:t xml:space="preserve">, </w:t>
-      </w:r>
-      <w:r>
-        <w:rPr>
-          <w:rFonts w:ascii="Times New Roman" w:hAnsi="Times New Roman"/>
-          <w:b w:val="false"/>
-          <w:i w:val="false"/>
-          <w:color w:val="000000"/>
-          <w:sz w:val="28"/>
-          <w:szCs w:val="28"/>
-        </w:rPr>
-        <w:t>5</w:t>
-      </w:r>
-      <w:r>
-        <w:rPr>
-          <w:rFonts w:ascii="Times New Roman" w:hAnsi="Times New Roman"/>
-          <w:b w:val="false"/>
-          <w:i w:val="false"/>
-          <w:color w:val="000000"/>
-          <w:sz w:val="28"/>
-          <w:szCs w:val="28"/>
-        </w:rPr>
-        <w:t xml:space="preserve">, </w:t>
-      </w:r>
-      <w:r>
-        <w:rPr>
-          <w:rFonts w:ascii="Times New Roman" w:hAnsi="Times New Roman"/>
-          <w:b w:val="false"/>
-          <w:i w:val="false"/>
-          <w:color w:val="000000"/>
-          <w:sz w:val="28"/>
-          <w:szCs w:val="28"/>
-        </w:rPr>
-        <w:t>40</w:t>
-      </w:r>
-      <w:r>
-        <w:rPr>
-          <w:rFonts w:ascii="Times New Roman" w:hAnsi="Times New Roman"/>
-          <w:b w:val="false"/>
-          <w:i w:val="false"/>
-          <w:color w:val="000000"/>
-          <w:sz w:val="28"/>
-          <w:szCs w:val="28"/>
-        </w:rPr>
-        <w:t xml:space="preserve">, </w:t>
-      </w:r>
-      <w:r>
-        <w:rPr>
-          <w:rFonts w:ascii="Times New Roman" w:hAnsi="Times New Roman"/>
-          <w:b w:val="false"/>
-          <w:i w:val="false"/>
-          <w:color w:val="000000"/>
-          <w:sz w:val="28"/>
-          <w:szCs w:val="28"/>
-        </w:rPr>
-        <w:t>15</w:t>
-      </w:r>
-      <w:r>
-        <w:rPr>
-          <w:rFonts w:ascii="Times New Roman" w:hAnsi="Times New Roman"/>
-          <w:b w:val="false"/>
-          <w:i w:val="false"/>
-          <w:color w:val="000000"/>
-          <w:sz w:val="28"/>
-          <w:szCs w:val="28"/>
-        </w:rPr>
-        <w:t>]</w:t>
+          <w:b w:val="false"/>
+          <w:i w:val="false"/>
+          <w:color w:val="000000"/>
+          <w:sz w:val="28"/>
+          <w:szCs w:val="28"/>
+        </w:rPr>
+        <w:t>def apply_to_results(operation, values):</w:t>
+        <w:br/>
+        <w:t xml:space="preserve">    return [operation(x) for x in values]</w:t>
+        <w:br/>
+        <w:br/>
+        <w:t>def square(x):</w:t>
+        <w:br/>
+        <w:t xml:space="preserve">    return x ** 2</w:t>
+        <w:br/>
+        <w:br/>
+        <w:t>def make_threshold_checker(threshold):</w:t>
+        <w:br/>
+        <w:br/>
+        <w:t xml:space="preserve">    def checker(value):</w:t>
+        <w:br/>
+        <w:t xml:space="preserve">        return value &gt; threshold</w:t>
+        <w:br/>
+        <w:br/>
+        <w:t xml:space="preserve">    return checker</w:t>
+        <w:br/>
+        <w:br/>
+        <w:t>data = [10, 25, 5, 40, 15]</w:t>
         <w:br/>
         <w:t>squared_data = apply_to_results(square, data)</w:t>
         <w:br/>
-      </w:r>
-      <w:r>
-        <w:rPr>
-          <w:rFonts w:ascii="Times New Roman" w:hAnsi="Times New Roman"/>
-          <w:b w:val="false"/>
-          <w:i w:val="false"/>
-          <w:color w:val="000000"/>
-          <w:sz w:val="28"/>
-          <w:szCs w:val="28"/>
-        </w:rPr>
-        <w:t>print</w:t>
-      </w:r>
-      <w:r>
-        <w:rPr>
-          <w:rFonts w:ascii="Times New Roman" w:hAnsi="Times New Roman"/>
-          <w:b w:val="false"/>
-          <w:i w:val="false"/>
-          <w:color w:val="000000"/>
-          <w:sz w:val="28"/>
-          <w:szCs w:val="28"/>
-        </w:rPr>
-        <w:t>(</w:t>
-      </w:r>
-      <w:r>
-        <w:rPr>
-          <w:rFonts w:ascii="Times New Roman" w:hAnsi="Times New Roman"/>
-          <w:b w:val="false"/>
-          <w:i w:val="false"/>
-          <w:color w:val="000000"/>
-          <w:sz w:val="28"/>
-          <w:szCs w:val="28"/>
-        </w:rPr>
-        <w:t xml:space="preserve">f"После square: </w:t>
-      </w:r>
-      <w:r>
-        <w:rPr>
-          <w:rFonts w:ascii="Times New Roman" w:hAnsi="Times New Roman"/>
-          <w:b w:val="false"/>
-          <w:i w:val="false"/>
-          <w:color w:val="000000"/>
-          <w:sz w:val="28"/>
-          <w:szCs w:val="28"/>
-        </w:rPr>
-        <w:t>{</w:t>
-      </w:r>
-      <w:r>
-        <w:rPr>
-          <w:rFonts w:ascii="Times New Roman" w:hAnsi="Times New Roman"/>
-          <w:b w:val="false"/>
-          <w:i w:val="false"/>
-          <w:color w:val="000000"/>
-          <w:sz w:val="28"/>
-          <w:szCs w:val="28"/>
-        </w:rPr>
-        <w:t>squared_data</w:t>
-      </w:r>
-      <w:r>
-        <w:rPr>
-          <w:rFonts w:ascii="Times New Roman" w:hAnsi="Times New Roman"/>
-          <w:b w:val="false"/>
-          <w:i w:val="false"/>
-          <w:color w:val="000000"/>
-          <w:sz w:val="28"/>
-          <w:szCs w:val="28"/>
-        </w:rPr>
-        <w:t>}</w:t>
-      </w:r>
-      <w:r>
-        <w:rPr>
-          <w:rFonts w:ascii="Times New Roman" w:hAnsi="Times New Roman"/>
-          <w:b w:val="false"/>
-          <w:i w:val="false"/>
-          <w:color w:val="000000"/>
-          <w:sz w:val="28"/>
-          <w:szCs w:val="28"/>
-        </w:rPr>
-        <w:t>"</w:t>
-      </w:r>
-      <w:r>
-        <w:rPr>
-          <w:rFonts w:ascii="Times New Roman" w:hAnsi="Times New Roman"/>
-          <w:b w:val="false"/>
-          <w:i w:val="false"/>
-          <w:color w:val="000000"/>
-          <w:sz w:val="28"/>
-          <w:szCs w:val="28"/>
-        </w:rPr>
-        <w:t>)</w:t>
-        <w:br/>
-        <w:br/>
-        <w:t>multiplied_data = apply_to_results(</w:t>
-      </w:r>
-      <w:r>
-        <w:rPr>
-          <w:rFonts w:ascii="Times New Roman" w:hAnsi="Times New Roman"/>
-          <w:b w:val="false"/>
-          <w:i w:val="false"/>
-          <w:color w:val="000000"/>
-          <w:sz w:val="28"/>
-          <w:szCs w:val="28"/>
-        </w:rPr>
-        <w:t xml:space="preserve">lambda </w:t>
-      </w:r>
-      <w:r>
-        <w:rPr>
-          <w:rFonts w:ascii="Times New Roman" w:hAnsi="Times New Roman"/>
-          <w:b w:val="false"/>
-          <w:i w:val="false"/>
-          <w:color w:val="000000"/>
-          <w:sz w:val="28"/>
-          <w:szCs w:val="28"/>
-        </w:rPr>
-        <w:t xml:space="preserve">x: x * </w:t>
-      </w:r>
-      <w:r>
-        <w:rPr>
-          <w:rFonts w:ascii="Times New Roman" w:hAnsi="Times New Roman"/>
-          <w:b w:val="false"/>
-          <w:i w:val="false"/>
-          <w:color w:val="000000"/>
-          <w:sz w:val="28"/>
-          <w:szCs w:val="28"/>
-        </w:rPr>
-        <w:t>10</w:t>
-      </w:r>
-      <w:r>
-        <w:rPr>
-          <w:rFonts w:ascii="Times New Roman" w:hAnsi="Times New Roman"/>
-          <w:b w:val="false"/>
-          <w:i w:val="false"/>
-          <w:color w:val="000000"/>
-          <w:sz w:val="28"/>
-          <w:szCs w:val="28"/>
-        </w:rPr>
-        <w:t>, data)</w:t>
-        <w:br/>
-      </w:r>
-      <w:r>
-        <w:rPr>
-          <w:rFonts w:ascii="Times New Roman" w:hAnsi="Times New Roman"/>
-          <w:b w:val="false"/>
-          <w:i w:val="false"/>
-          <w:color w:val="000000"/>
-          <w:sz w:val="28"/>
-          <w:szCs w:val="28"/>
-        </w:rPr>
-        <w:t>print</w:t>
-      </w:r>
-      <w:r>
-        <w:rPr>
-          <w:rFonts w:ascii="Times New Roman" w:hAnsi="Times New Roman"/>
-          <w:b w:val="false"/>
-          <w:i w:val="false"/>
-          <w:color w:val="000000"/>
-          <w:sz w:val="28"/>
-          <w:szCs w:val="28"/>
-        </w:rPr>
-        <w:t>(</w:t>
-      </w:r>
-      <w:r>
-        <w:rPr>
-          <w:rFonts w:ascii="Times New Roman" w:hAnsi="Times New Roman"/>
-          <w:b w:val="false"/>
-          <w:i w:val="false"/>
-          <w:color w:val="000000"/>
-          <w:sz w:val="28"/>
-          <w:szCs w:val="28"/>
-        </w:rPr>
-        <w:t xml:space="preserve">f"После lambda: </w:t>
-      </w:r>
-      <w:r>
-        <w:rPr>
-          <w:rFonts w:ascii="Times New Roman" w:hAnsi="Times New Roman"/>
-          <w:b w:val="false"/>
-          <w:i w:val="false"/>
-          <w:color w:val="000000"/>
-          <w:sz w:val="28"/>
-          <w:szCs w:val="28"/>
-        </w:rPr>
-        <w:t>{</w:t>
-      </w:r>
-      <w:r>
-        <w:rPr>
-          <w:rFonts w:ascii="Times New Roman" w:hAnsi="Times New Roman"/>
-          <w:b w:val="false"/>
-          <w:i w:val="false"/>
-          <w:color w:val="000000"/>
-          <w:sz w:val="28"/>
-          <w:szCs w:val="28"/>
-        </w:rPr>
-        <w:t>multiplied_data</w:t>
-      </w:r>
-      <w:r>
-        <w:rPr>
-          <w:rFonts w:ascii="Times New Roman" w:hAnsi="Times New Roman"/>
-          <w:b w:val="false"/>
-          <w:i w:val="false"/>
-          <w:color w:val="000000"/>
-          <w:sz w:val="28"/>
-          <w:szCs w:val="28"/>
-        </w:rPr>
-        <w:t>}</w:t>
-      </w:r>
-      <w:r>
-        <w:rPr>
-          <w:rFonts w:ascii="Times New Roman" w:hAnsi="Times New Roman"/>
-          <w:b w:val="false"/>
-          <w:i w:val="false"/>
-          <w:color w:val="000000"/>
-          <w:sz w:val="28"/>
-          <w:szCs w:val="28"/>
-        </w:rPr>
-        <w:t>"</w:t>
-      </w:r>
-      <w:r>
-        <w:rPr>
-          <w:rFonts w:ascii="Times New Roman" w:hAnsi="Times New Roman"/>
-          <w:b w:val="false"/>
-          <w:i w:val="false"/>
-          <w:color w:val="000000"/>
-          <w:sz w:val="28"/>
-          <w:szCs w:val="28"/>
-        </w:rPr>
-        <w:t>)</w:t>
-        <w:br/>
-        <w:br/>
-        <w:t>is_above_15 = make_threshold_checker(</w:t>
-      </w:r>
-      <w:r>
-        <w:rPr>
-          <w:rFonts w:ascii="Times New Roman" w:hAnsi="Times New Roman"/>
-          <w:b w:val="false"/>
-          <w:i w:val="false"/>
-          <w:color w:val="000000"/>
-          <w:sz w:val="28"/>
-          <w:szCs w:val="28"/>
-        </w:rPr>
-        <w:t>15</w:t>
-      </w:r>
-      <w:r>
-        <w:rPr>
-          <w:rFonts w:ascii="Times New Roman" w:hAnsi="Times New Roman"/>
-          <w:b w:val="false"/>
-          <w:i w:val="false"/>
-          <w:color w:val="000000"/>
-          <w:sz w:val="28"/>
-          <w:szCs w:val="28"/>
-        </w:rPr>
-        <w:t xml:space="preserve">)  </w:t>
-      </w:r>
-      <w:r>
-        <w:rPr>
-          <w:rFonts w:ascii="Times New Roman" w:hAnsi="Times New Roman"/>
-          <w:b w:val="false"/>
-          <w:i w:val="false"/>
-          <w:color w:val="000000"/>
-          <w:sz w:val="28"/>
-          <w:szCs w:val="28"/>
-        </w:rPr>
-        <w:t># Первый порог</w:t>
-        <w:br/>
-      </w:r>
-      <w:r>
-        <w:rPr>
-          <w:rFonts w:ascii="Times New Roman" w:hAnsi="Times New Roman"/>
-          <w:b w:val="false"/>
-          <w:i w:val="false"/>
-          <w:color w:val="000000"/>
-          <w:sz w:val="28"/>
-          <w:szCs w:val="28"/>
-        </w:rPr>
-        <w:t>is_above_30 = make_threshold_checker(</w:t>
-      </w:r>
-      <w:r>
-        <w:rPr>
-          <w:rFonts w:ascii="Times New Roman" w:hAnsi="Times New Roman"/>
-          <w:b w:val="false"/>
-          <w:i w:val="false"/>
-          <w:color w:val="000000"/>
-          <w:sz w:val="28"/>
-          <w:szCs w:val="28"/>
-        </w:rPr>
-        <w:t>30</w:t>
-      </w:r>
-      <w:r>
-        <w:rPr>
-          <w:rFonts w:ascii="Times New Roman" w:hAnsi="Times New Roman"/>
-          <w:b w:val="false"/>
-          <w:i w:val="false"/>
-          <w:color w:val="000000"/>
-          <w:sz w:val="28"/>
-          <w:szCs w:val="28"/>
-        </w:rPr>
-        <w:t xml:space="preserve">)  </w:t>
-      </w:r>
-      <w:r>
-        <w:rPr>
-          <w:rFonts w:ascii="Times New Roman" w:hAnsi="Times New Roman"/>
-          <w:b w:val="false"/>
-          <w:i w:val="false"/>
-          <w:color w:val="000000"/>
-          <w:sz w:val="28"/>
-          <w:szCs w:val="28"/>
-        </w:rPr>
-        <w:t># Второй порог</w:t>
-        <w:br/>
-        <w:br/>
-      </w:r>
-      <w:r>
-        <w:rPr>
-          <w:rFonts w:ascii="Times New Roman" w:hAnsi="Times New Roman"/>
-          <w:b w:val="false"/>
-          <w:i w:val="false"/>
-          <w:color w:val="000000"/>
-          <w:sz w:val="28"/>
-          <w:szCs w:val="28"/>
-        </w:rPr>
+        <w:t>print(f"После square: {squared_data}")</w:t>
+        <w:br/>
+        <w:br/>
+        <w:t>multiplied_data = apply_to_results(lambda x: x * 10, data)</w:t>
+        <w:br/>
+        <w:t>print(f"После lambda: {multiplied_data}")</w:t>
+        <w:br/>
+        <w:br/>
+        <w:t>is_above_15 = make_threshold_checker(15)  # Первый порог</w:t>
+        <w:br/>
+        <w:t>is_above_30 = make_threshold_checker(30)  # Второй порог</w:t>
+        <w:br/>
+        <w:br/>
         <w:t>check_15 = apply_to_results(is_above_15, data)</w:t>
         <w:br/>
         <w:t>check_30 = apply_to_results(is_above_30, data)</w:t>
         <w:br/>
         <w:br/>
-      </w:r>
-      <w:r>
-        <w:rPr>
-          <w:rFonts w:ascii="Times New Roman" w:hAnsi="Times New Roman"/>
-          <w:b w:val="false"/>
-          <w:i w:val="false"/>
-          <w:color w:val="000000"/>
-          <w:sz w:val="28"/>
-          <w:szCs w:val="28"/>
-        </w:rPr>
-        <w:t>print</w:t>
-      </w:r>
-      <w:r>
-        <w:rPr>
-          <w:rFonts w:ascii="Times New Roman" w:hAnsi="Times New Roman"/>
-          <w:b w:val="false"/>
-          <w:i w:val="false"/>
-          <w:color w:val="000000"/>
-          <w:sz w:val="28"/>
-          <w:szCs w:val="28"/>
-        </w:rPr>
-        <w:t>(</w:t>
-      </w:r>
-      <w:r>
-        <w:rPr>
-          <w:rFonts w:ascii="Times New Roman" w:hAnsi="Times New Roman"/>
-          <w:b w:val="false"/>
-          <w:i w:val="false"/>
-          <w:color w:val="000000"/>
-          <w:sz w:val="28"/>
-          <w:szCs w:val="28"/>
-        </w:rPr>
-        <w:t xml:space="preserve">f"Проверка порога &gt; 15: </w:t>
-      </w:r>
-      <w:r>
-        <w:rPr>
-          <w:rFonts w:ascii="Times New Roman" w:hAnsi="Times New Roman"/>
-          <w:b w:val="false"/>
-          <w:i w:val="false"/>
-          <w:color w:val="000000"/>
-          <w:sz w:val="28"/>
-          <w:szCs w:val="28"/>
-        </w:rPr>
-        <w:t>{</w:t>
-      </w:r>
-      <w:r>
-        <w:rPr>
-          <w:rFonts w:ascii="Times New Roman" w:hAnsi="Times New Roman"/>
-          <w:b w:val="false"/>
-          <w:i w:val="false"/>
-          <w:color w:val="000000"/>
-          <w:sz w:val="28"/>
-          <w:szCs w:val="28"/>
-        </w:rPr>
-        <w:t>check_15</w:t>
-      </w:r>
-      <w:r>
-        <w:rPr>
-          <w:rFonts w:ascii="Times New Roman" w:hAnsi="Times New Roman"/>
-          <w:b w:val="false"/>
-          <w:i w:val="false"/>
-          <w:color w:val="000000"/>
-          <w:sz w:val="28"/>
-          <w:szCs w:val="28"/>
-        </w:rPr>
-        <w:t>}</w:t>
-      </w:r>
-      <w:r>
-        <w:rPr>
-          <w:rFonts w:ascii="Times New Roman" w:hAnsi="Times New Roman"/>
-          <w:b w:val="false"/>
-          <w:i w:val="false"/>
-          <w:color w:val="000000"/>
-          <w:sz w:val="28"/>
-          <w:szCs w:val="28"/>
-        </w:rPr>
-        <w:t>"</w:t>
-      </w:r>
-      <w:r>
-        <w:rPr>
-          <w:rFonts w:ascii="Times New Roman" w:hAnsi="Times New Roman"/>
-          <w:b w:val="false"/>
-          <w:i w:val="false"/>
-          <w:color w:val="000000"/>
-          <w:sz w:val="28"/>
-          <w:szCs w:val="28"/>
-        </w:rPr>
-        <w:t>)</w:t>
-        <w:br/>
-      </w:r>
-      <w:r>
-        <w:rPr>
-          <w:rFonts w:ascii="Times New Roman" w:hAnsi="Times New Roman"/>
-          <w:b w:val="false"/>
-          <w:i w:val="false"/>
-          <w:color w:val="000000"/>
-          <w:sz w:val="28"/>
-          <w:szCs w:val="28"/>
-        </w:rPr>
-        <w:t>print</w:t>
-      </w:r>
-      <w:r>
-        <w:rPr>
-          <w:rFonts w:ascii="Times New Roman" w:hAnsi="Times New Roman"/>
-          <w:b w:val="false"/>
-          <w:i w:val="false"/>
-          <w:color w:val="000000"/>
-          <w:sz w:val="28"/>
-          <w:szCs w:val="28"/>
-        </w:rPr>
-        <w:t>(</w:t>
-      </w:r>
-      <w:r>
-        <w:rPr>
-          <w:rFonts w:ascii="Times New Roman" w:hAnsi="Times New Roman"/>
-          <w:b w:val="false"/>
-          <w:i w:val="false"/>
-          <w:color w:val="000000"/>
-          <w:sz w:val="28"/>
-          <w:szCs w:val="28"/>
-        </w:rPr>
-        <w:t xml:space="preserve">f"Проверка порога &gt; 30: </w:t>
-      </w:r>
-      <w:r>
-        <w:rPr>
-          <w:rFonts w:ascii="Times New Roman" w:hAnsi="Times New Roman"/>
-          <w:b w:val="false"/>
-          <w:i w:val="false"/>
-          <w:color w:val="000000"/>
-          <w:sz w:val="28"/>
-          <w:szCs w:val="28"/>
-        </w:rPr>
-        <w:t>{</w:t>
-      </w:r>
-      <w:r>
-        <w:rPr>
-          <w:rFonts w:ascii="Times New Roman" w:hAnsi="Times New Roman"/>
-          <w:b w:val="false"/>
-          <w:i w:val="false"/>
-          <w:color w:val="000000"/>
-          <w:sz w:val="28"/>
-          <w:szCs w:val="28"/>
-        </w:rPr>
-        <w:t>check_30</w:t>
-      </w:r>
-      <w:r>
-        <w:rPr>
-          <w:rFonts w:ascii="Times New Roman" w:hAnsi="Times New Roman"/>
-          <w:b w:val="false"/>
-          <w:i w:val="false"/>
-          <w:color w:val="000000"/>
-          <w:sz w:val="28"/>
-          <w:szCs w:val="28"/>
-        </w:rPr>
-        <w:t>}</w:t>
-      </w:r>
-      <w:r>
-        <w:rPr>
-          <w:rFonts w:ascii="Times New Roman" w:hAnsi="Times New Roman"/>
-          <w:b w:val="false"/>
-          <w:i w:val="false"/>
-          <w:color w:val="000000"/>
-          <w:sz w:val="28"/>
-          <w:szCs w:val="28"/>
-        </w:rPr>
-        <w:t>"</w:t>
-      </w:r>
-      <w:r>
-        <w:rPr>
-          <w:rFonts w:ascii="Times New Roman" w:hAnsi="Times New Roman"/>
-          <w:b w:val="false"/>
-          <w:i w:val="false"/>
-          <w:color w:val="000000"/>
-          <w:sz w:val="28"/>
-          <w:szCs w:val="28"/>
-        </w:rPr>
-        <w:t>)</w:t>
+        <w:t>print(f"Проверка порога &gt; 15: {check_15}")</w:t>
+        <w:br/>
+        <w:t>print(f"Проверка порога &gt; 30: {check_30}")</w:t>
       </w:r>
     </w:p>
     <w:p>
       <w:pPr>
         <w:pStyle w:val="Normal"/>
-        <w:shd w:fill="FFFFFF" w:val="clear"/>
+        <w:shd w:val="clear" w:fill="FFFFFF"/>
         <w:spacing w:lineRule="auto" w:line="360"/>
         <w:jc w:val="center"/>
         <w:rPr>
@@ -7893,13 +4839,60 @@
       </w:pPr>
       <w:r>
         <w:rPr>
+          <w:color w:val="000000"/>
+          <w:sz w:val="28"/>
+          <w:szCs w:val="28"/>
+          <w:shd w:fill="FFFFFF" w:val="clear"/>
+        </w:rPr>
+        <w:t>Листинг 6 — пример замыкания</w:t>
+      </w:r>
+    </w:p>
+    <w:p>
+      <w:pPr>
+        <w:pStyle w:val="Normal"/>
+        <w:shd w:val="clear" w:fill="FFFFFF"/>
+        <w:spacing w:lineRule="auto" w:line="360"/>
+        <w:jc w:val="center"/>
+        <w:rPr>
           <w:rFonts w:ascii="Times New Roman" w:hAnsi="Times New Roman"/>
           <w:color w:val="000000"/>
           <w:sz w:val="28"/>
           <w:szCs w:val="28"/>
+          <w:highlight w:val="none"/>
           <w:shd w:fill="FFFFFF" w:val="clear"/>
         </w:rPr>
-        <w:t>Листинг 6 — пример замыкания</w:t>
+      </w:pPr>
+      <w:r>
+        <w:rPr>
+          <w:color w:val="000000"/>
+          <w:sz w:val="28"/>
+          <w:szCs w:val="28"/>
+          <w:shd w:fill="FFFFFF" w:val="clear"/>
+        </w:rPr>
+      </w:r>
+    </w:p>
+    <w:p>
+      <w:pPr>
+        <w:pStyle w:val="Normal"/>
+        <w:shd w:val="clear" w:fill="FFFFFF"/>
+        <w:spacing w:lineRule="auto" w:line="360"/>
+        <w:jc w:val="center"/>
+        <w:rPr>
+          <w:rFonts w:ascii="Times New Roman" w:hAnsi="Times New Roman"/>
+          <w:color w:val="000000"/>
+          <w:sz w:val="28"/>
+          <w:szCs w:val="28"/>
+          <w:highlight w:val="none"/>
+          <w:shd w:fill="FFFFFF" w:val="clear"/>
+        </w:rPr>
+      </w:pPr>
+      <w:r>
+        <w:rPr>
+          <w:color w:val="000000"/>
+          <w:sz w:val="28"/>
+          <w:szCs w:val="28"/>
+          <w:shd w:fill="FFFFFF" w:val="clear"/>
+        </w:rPr>
       </w:r>
     </w:p>
     <w:p>
@@ -7917,14 +4910,22 @@
       </w:pPr>
       <w:r>
         <w:rPr>
-          <w:rFonts w:ascii="Times New Roman" w:hAnsi="Times New Roman"/>
           <w:b/>
           <w:bCs/>
           <w:sz w:val="28"/>
           <w:szCs w:val="28"/>
         </w:rPr>
         <w:tab/>
-        <w:t>Задание 5. Исследование потребления памяти</w:t>
+        <w:t xml:space="preserve">Задание 5. </w:t>
+      </w:r>
+      <w:r>
+        <w:rPr>
+          <w:b/>
+          <w:bCs/>
+          <w:sz w:val="28"/>
+          <w:szCs w:val="28"/>
+        </w:rPr>
+        <w:t>Анализатор учебных результатов</w:t>
       </w:r>
     </w:p>
     <w:p>
@@ -7939,8 +4940,8 @@
       </w:pPr>
       <w:r>
         <w:rPr>
-          <w:rStyle w:val="Style8"/>
-          <w:rFonts w:eastAsia="Arial" w:cs="Arial" w:ascii="Times New Roman" w:hAnsi="Times New Roman"/>
+          <w:rStyle w:val="user"/>
+          <w:rFonts w:eastAsia="Arial" w:cs="Arial"/>
           <w:b w:val="false"/>
           <w:i w:val="false"/>
           <w:caps w:val="false"/>
@@ -7954,23 +4955,6 @@
           <w:lang w:val="ru-RU" w:eastAsia="ru-RU" w:bidi="ar-SA"/>
         </w:rPr>
         <w:tab/>
-      </w:r>
-      <w:r>
-        <w:rPr>
-          <w:rStyle w:val="Style8"/>
-          <w:rFonts w:eastAsia="Arial" w:cs="Arial" w:ascii="Times New Roman" w:hAnsi="Times New Roman"/>
-          <w:b w:val="false"/>
-          <w:i w:val="false"/>
-          <w:caps w:val="false"/>
-          <w:smallCaps w:val="false"/>
-          <w:color w:val="000000"/>
-          <w:spacing w:val="0"/>
-          <w:kern w:val="0"/>
-          <w:sz w:val="28"/>
-          <w:szCs w:val="28"/>
-          <w:shd w:fill="FFFFFF" w:val="clear"/>
-          <w:lang w:val="ru-RU" w:eastAsia="ru-RU" w:bidi="ar-SA"/>
-        </w:rPr>
         <w:t>Разработан финальный интеграционный модуль task_5.py, аккумулирующий комплексную статистику успеваемости группы. Все вычисления (среднее, экстремумы, ранжирование лидеров) декомпозированы на изолированные чистые функции.</w:t>
       </w:r>
     </w:p>
@@ -7983,15 +4967,15 @@
           <w:bottom w:val="single" w:sz="2" w:space="1" w:color="000000"/>
           <w:right w:val="single" w:sz="2" w:space="1" w:color="000000"/>
         </w:pBdr>
-        <w:shd w:fill="FFFFFF" w:val="clear"/>
+        <w:shd w:val="clear" w:fill="FFFFFF"/>
         <w:bidi w:val="0"/>
         <w:spacing w:lineRule="auto" w:line="360"/>
         <w:rPr/>
       </w:pPr>
       <w:r>
         <w:rPr>
-          <w:rStyle w:val="Style8"/>
-          <w:rFonts w:eastAsia="Arial" w:cs="Arial" w:ascii="Times New Roman" w:hAnsi="Times New Roman"/>
+          <w:rStyle w:val="user"/>
+          <w:rFonts w:eastAsia="Arial" w:cs="Arial"/>
           <w:b w:val="false"/>
           <w:i w:val="false"/>
           <w:caps w:val="false"/>
@@ -8008,163 +4992,18 @@
       </w:r>
       <w:r>
         <w:rPr>
-          <w:rFonts w:ascii="Times New Roman" w:hAnsi="Times New Roman"/>
-          <w:b w:val="false"/>
-          <w:i w:val="false"/>
-          <w:color w:val="000000"/>
-          <w:sz w:val="28"/>
-          <w:szCs w:val="28"/>
-        </w:rPr>
-        <w:t>format_report</w:t>
-      </w:r>
-      <w:r>
-        <w:rPr>
-          <w:rFonts w:ascii="Times New Roman" w:hAnsi="Times New Roman"/>
-          <w:b w:val="false"/>
-          <w:i w:val="false"/>
-          <w:color w:val="000000"/>
-          <w:sz w:val="28"/>
-          <w:szCs w:val="28"/>
-        </w:rPr>
-        <w:t xml:space="preserve">(student_data: </w:t>
-      </w:r>
-      <w:r>
-        <w:rPr>
-          <w:rFonts w:ascii="Times New Roman" w:hAnsi="Times New Roman"/>
-          <w:b w:val="false"/>
-          <w:i w:val="false"/>
-          <w:color w:val="000000"/>
-          <w:sz w:val="28"/>
-          <w:szCs w:val="28"/>
-        </w:rPr>
-        <w:t>dict</w:t>
-      </w:r>
-      <w:r>
-        <w:rPr>
-          <w:rFonts w:ascii="Times New Roman" w:hAnsi="Times New Roman"/>
-          <w:b w:val="false"/>
-          <w:i w:val="false"/>
-          <w:color w:val="000000"/>
-          <w:sz w:val="28"/>
-          <w:szCs w:val="28"/>
-        </w:rPr>
-        <w:t>[</w:t>
-      </w:r>
-      <w:r>
-        <w:rPr>
-          <w:rFonts w:ascii="Times New Roman" w:hAnsi="Times New Roman"/>
-          <w:b w:val="false"/>
-          <w:i w:val="false"/>
-          <w:color w:val="000000"/>
-          <w:sz w:val="28"/>
-          <w:szCs w:val="28"/>
-        </w:rPr>
-        <w:t>str</w:t>
-      </w:r>
-      <w:r>
-        <w:rPr>
-          <w:rFonts w:ascii="Times New Roman" w:hAnsi="Times New Roman"/>
-          <w:b w:val="false"/>
-          <w:i w:val="false"/>
-          <w:color w:val="000000"/>
-          <w:sz w:val="28"/>
-          <w:szCs w:val="28"/>
-        </w:rPr>
-        <w:t xml:space="preserve">, </w:t>
-      </w:r>
-      <w:r>
-        <w:rPr>
-          <w:rFonts w:ascii="Times New Roman" w:hAnsi="Times New Roman"/>
-          <w:b w:val="false"/>
-          <w:i w:val="false"/>
-          <w:color w:val="000000"/>
-          <w:sz w:val="28"/>
-          <w:szCs w:val="28"/>
-        </w:rPr>
-        <w:t>list</w:t>
-      </w:r>
-      <w:r>
-        <w:rPr>
-          <w:rFonts w:ascii="Times New Roman" w:hAnsi="Times New Roman"/>
-          <w:b w:val="false"/>
-          <w:i w:val="false"/>
-          <w:color w:val="000000"/>
-          <w:sz w:val="28"/>
-          <w:szCs w:val="28"/>
-        </w:rPr>
-        <w:t>[</w:t>
-      </w:r>
-      <w:r>
-        <w:rPr>
-          <w:rFonts w:ascii="Times New Roman" w:hAnsi="Times New Roman"/>
-          <w:b w:val="false"/>
-          <w:i w:val="false"/>
-          <w:color w:val="000000"/>
-          <w:sz w:val="28"/>
-          <w:szCs w:val="28"/>
-        </w:rPr>
-        <w:t>int</w:t>
-      </w:r>
-      <w:r>
-        <w:rPr>
-          <w:rFonts w:ascii="Times New Roman" w:hAnsi="Times New Roman"/>
-          <w:b w:val="false"/>
-          <w:i w:val="false"/>
-          <w:color w:val="000000"/>
-          <w:sz w:val="28"/>
-          <w:szCs w:val="28"/>
-        </w:rPr>
-        <w:t xml:space="preserve">]], group_data: </w:t>
-      </w:r>
-      <w:r>
-        <w:rPr>
-          <w:rFonts w:ascii="Times New Roman" w:hAnsi="Times New Roman"/>
-          <w:b w:val="false"/>
-          <w:i w:val="false"/>
-          <w:color w:val="000000"/>
-          <w:sz w:val="28"/>
-          <w:szCs w:val="28"/>
-        </w:rPr>
-        <w:t>dict</w:t>
-      </w:r>
-      <w:r>
-        <w:rPr>
-          <w:rFonts w:ascii="Times New Roman" w:hAnsi="Times New Roman"/>
-          <w:b w:val="false"/>
-          <w:i w:val="false"/>
-          <w:color w:val="000000"/>
-          <w:sz w:val="28"/>
-          <w:szCs w:val="28"/>
-        </w:rPr>
-        <w:t xml:space="preserve">) -&gt; </w:t>
-      </w:r>
-      <w:r>
-        <w:rPr>
-          <w:rFonts w:ascii="Times New Roman" w:hAnsi="Times New Roman"/>
-          <w:b w:val="false"/>
-          <w:i w:val="false"/>
-          <w:color w:val="000000"/>
-          <w:sz w:val="28"/>
-          <w:szCs w:val="28"/>
-        </w:rPr>
-        <w:t>str</w:t>
-      </w:r>
-      <w:r>
-        <w:rPr>
-          <w:rFonts w:ascii="Times New Roman" w:hAnsi="Times New Roman"/>
-          <w:b w:val="false"/>
-          <w:i w:val="false"/>
-          <w:color w:val="000000"/>
-          <w:sz w:val="28"/>
-          <w:szCs w:val="28"/>
-        </w:rPr>
-        <w:t>:</w:t>
+          <w:b w:val="false"/>
+          <w:i w:val="false"/>
+          <w:color w:val="000000"/>
+          <w:sz w:val="28"/>
+          <w:szCs w:val="28"/>
+        </w:rPr>
+        <w:t>format_report(student_data: dict[str, list[int]], group_data: dict) -&gt; str:</w:t>
         <w:br/>
         <w:t xml:space="preserve"> </w:t>
       </w:r>
       <w:r>
         <w:rPr>
-          <w:rFonts w:ascii="Times New Roman" w:hAnsi="Times New Roman"/>
           <w:b w:val="false"/>
           <w:i/>
           <w:color w:val="000000"/>
@@ -8177,1541 +5016,65 @@
       </w:r>
       <w:r>
         <w:rPr>
-          <w:rFonts w:ascii="Times New Roman" w:hAnsi="Times New Roman"/>
-          <w:b w:val="false"/>
-          <w:i w:val="false"/>
-          <w:color w:val="000000"/>
-          <w:sz w:val="28"/>
-          <w:szCs w:val="28"/>
-        </w:rPr>
-        <w:t xml:space="preserve">if not </w:t>
-      </w:r>
-      <w:r>
-        <w:rPr>
-          <w:rFonts w:ascii="Times New Roman" w:hAnsi="Times New Roman"/>
-          <w:b w:val="false"/>
-          <w:i w:val="false"/>
-          <w:color w:val="000000"/>
-          <w:sz w:val="28"/>
-          <w:szCs w:val="28"/>
-        </w:rPr>
-        <w:t>student_data:</w:t>
-        <w:br/>
-        <w:t xml:space="preserve"> </w:t>
-      </w:r>
-      <w:r>
-        <w:rPr>
-          <w:rFonts w:ascii="Times New Roman" w:hAnsi="Times New Roman"/>
-          <w:b w:val="false"/>
-          <w:i w:val="false"/>
-          <w:color w:val="000000"/>
-          <w:sz w:val="28"/>
-          <w:szCs w:val="28"/>
-        </w:rPr>
-        <w:t xml:space="preserve">return </w:t>
-      </w:r>
-      <w:r>
-        <w:rPr>
-          <w:rFonts w:ascii="Times New Roman" w:hAnsi="Times New Roman"/>
-          <w:b w:val="false"/>
-          <w:i w:val="false"/>
-          <w:color w:val="000000"/>
-          <w:sz w:val="28"/>
-          <w:szCs w:val="28"/>
-        </w:rPr>
-        <w:t>"Отчет: Данные группы отсутствуют.</w:t>
-      </w:r>
-      <w:r>
-        <w:rPr>
-          <w:rFonts w:ascii="Times New Roman" w:hAnsi="Times New Roman"/>
-          <w:b w:val="false"/>
-          <w:i w:val="false"/>
-          <w:color w:val="000000"/>
-          <w:sz w:val="28"/>
-          <w:szCs w:val="28"/>
-        </w:rPr>
-        <w:t>\n</w:t>
-      </w:r>
-      <w:r>
-        <w:rPr>
-          <w:rFonts w:ascii="Times New Roman" w:hAnsi="Times New Roman"/>
-          <w:b w:val="false"/>
-          <w:i w:val="false"/>
-          <w:color w:val="000000"/>
-          <w:sz w:val="28"/>
-          <w:szCs w:val="28"/>
-        </w:rPr>
-        <w:t>"</w:t>
-        <w:br/>
-        <w:br/>
-        <w:t xml:space="preserve"> </w:t>
-      </w:r>
-      <w:r>
-        <w:rPr>
-          <w:rFonts w:ascii="Times New Roman" w:hAnsi="Times New Roman"/>
-          <w:b w:val="false"/>
-          <w:i w:val="false"/>
-          <w:color w:val="000000"/>
-          <w:sz w:val="28"/>
-          <w:szCs w:val="28"/>
-        </w:rPr>
-        <w:t># Создаем рейтинг (сортируем по среднему баллу без изменения исходного словаря)</w:t>
-        <w:br/>
-        <w:t xml:space="preserve"> </w:t>
-      </w:r>
-      <w:r>
-        <w:rPr>
-          <w:rFonts w:ascii="Times New Roman" w:hAnsi="Times New Roman"/>
-          <w:b w:val="false"/>
-          <w:i w:val="false"/>
-          <w:color w:val="000000"/>
-          <w:sz w:val="28"/>
-          <w:szCs w:val="28"/>
-        </w:rPr>
-        <w:t xml:space="preserve">summaries = [student_summary(name, res) </w:t>
-      </w:r>
-      <w:r>
-        <w:rPr>
-          <w:rFonts w:ascii="Times New Roman" w:hAnsi="Times New Roman"/>
-          <w:b w:val="false"/>
-          <w:i w:val="false"/>
-          <w:color w:val="000000"/>
-          <w:sz w:val="28"/>
-          <w:szCs w:val="28"/>
-        </w:rPr>
-        <w:t xml:space="preserve">for </w:t>
-      </w:r>
-      <w:r>
-        <w:rPr>
-          <w:rFonts w:ascii="Times New Roman" w:hAnsi="Times New Roman"/>
-          <w:b w:val="false"/>
-          <w:i w:val="false"/>
-          <w:color w:val="000000"/>
-          <w:sz w:val="28"/>
-          <w:szCs w:val="28"/>
-        </w:rPr>
-        <w:t xml:space="preserve">name, res </w:t>
-      </w:r>
-      <w:r>
-        <w:rPr>
-          <w:rFonts w:ascii="Times New Roman" w:hAnsi="Times New Roman"/>
-          <w:b w:val="false"/>
-          <w:i w:val="false"/>
-          <w:color w:val="000000"/>
-          <w:sz w:val="28"/>
-          <w:szCs w:val="28"/>
-        </w:rPr>
-        <w:t xml:space="preserve">in </w:t>
-      </w:r>
-      <w:r>
-        <w:rPr>
-          <w:rFonts w:ascii="Times New Roman" w:hAnsi="Times New Roman"/>
-          <w:b w:val="false"/>
-          <w:i w:val="false"/>
-          <w:color w:val="000000"/>
-          <w:sz w:val="28"/>
-          <w:szCs w:val="28"/>
-        </w:rPr>
-        <w:t>student_data.items()]</w:t>
-        <w:br/>
-        <w:t xml:space="preserve"> </w:t>
-      </w:r>
-      <w:r>
-        <w:rPr>
-          <w:rFonts w:ascii="Times New Roman" w:hAnsi="Times New Roman"/>
-          <w:b w:val="false"/>
-          <w:i w:val="false"/>
-          <w:color w:val="000000"/>
-          <w:sz w:val="28"/>
-          <w:szCs w:val="28"/>
-        </w:rPr>
-        <w:t># Классическая сортировка выбором (Selection Sort) для рейтинга по убыванию среднего балла</w:t>
-        <w:br/>
-        <w:t xml:space="preserve"> </w:t>
-      </w:r>
-      <w:r>
-        <w:rPr>
-          <w:rFonts w:ascii="Times New Roman" w:hAnsi="Times New Roman"/>
-          <w:b w:val="false"/>
-          <w:i w:val="false"/>
-          <w:color w:val="000000"/>
-          <w:sz w:val="28"/>
-          <w:szCs w:val="28"/>
-        </w:rPr>
-        <w:t xml:space="preserve">n = </w:t>
-      </w:r>
-      <w:r>
-        <w:rPr>
-          <w:rFonts w:ascii="Times New Roman" w:hAnsi="Times New Roman"/>
-          <w:b w:val="false"/>
-          <w:i w:val="false"/>
-          <w:color w:val="000000"/>
-          <w:sz w:val="28"/>
-          <w:szCs w:val="28"/>
-        </w:rPr>
-        <w:t>len</w:t>
-      </w:r>
-      <w:r>
-        <w:rPr>
-          <w:rFonts w:ascii="Times New Roman" w:hAnsi="Times New Roman"/>
-          <w:b w:val="false"/>
-          <w:i w:val="false"/>
-          <w:color w:val="000000"/>
-          <w:sz w:val="28"/>
-          <w:szCs w:val="28"/>
-        </w:rPr>
-        <w:t>(summaries)</w:t>
-        <w:br/>
-        <w:t xml:space="preserve"> </w:t>
-      </w:r>
-      <w:r>
-        <w:rPr>
-          <w:rFonts w:ascii="Times New Roman" w:hAnsi="Times New Roman"/>
-          <w:b w:val="false"/>
-          <w:i w:val="false"/>
-          <w:color w:val="000000"/>
-          <w:sz w:val="28"/>
-          <w:szCs w:val="28"/>
-        </w:rPr>
-        <w:t xml:space="preserve">for </w:t>
-      </w:r>
-      <w:r>
-        <w:rPr>
-          <w:rFonts w:ascii="Times New Roman" w:hAnsi="Times New Roman"/>
-          <w:b w:val="false"/>
-          <w:i w:val="false"/>
-          <w:color w:val="000000"/>
-          <w:sz w:val="28"/>
-          <w:szCs w:val="28"/>
-        </w:rPr>
-        <w:t xml:space="preserve">i </w:t>
-      </w:r>
-      <w:r>
-        <w:rPr>
-          <w:rFonts w:ascii="Times New Roman" w:hAnsi="Times New Roman"/>
-          <w:b w:val="false"/>
-          <w:i w:val="false"/>
-          <w:color w:val="000000"/>
-          <w:sz w:val="28"/>
-          <w:szCs w:val="28"/>
-        </w:rPr>
-        <w:t xml:space="preserve">in </w:t>
-      </w:r>
-      <w:r>
-        <w:rPr>
-          <w:rFonts w:ascii="Times New Roman" w:hAnsi="Times New Roman"/>
-          <w:b w:val="false"/>
-          <w:i w:val="false"/>
-          <w:color w:val="000000"/>
-          <w:sz w:val="28"/>
-          <w:szCs w:val="28"/>
-        </w:rPr>
-        <w:t>range</w:t>
-      </w:r>
-      <w:r>
-        <w:rPr>
-          <w:rFonts w:ascii="Times New Roman" w:hAnsi="Times New Roman"/>
-          <w:b w:val="false"/>
-          <w:i w:val="false"/>
-          <w:color w:val="000000"/>
-          <w:sz w:val="28"/>
-          <w:szCs w:val="28"/>
-        </w:rPr>
-        <w:t xml:space="preserve">(n - </w:t>
-      </w:r>
-      <w:r>
-        <w:rPr>
-          <w:rFonts w:ascii="Times New Roman" w:hAnsi="Times New Roman"/>
-          <w:b w:val="false"/>
-          <w:i w:val="false"/>
-          <w:color w:val="000000"/>
-          <w:sz w:val="28"/>
-          <w:szCs w:val="28"/>
-        </w:rPr>
-        <w:t>1</w:t>
-      </w:r>
-      <w:r>
-        <w:rPr>
-          <w:rFonts w:ascii="Times New Roman" w:hAnsi="Times New Roman"/>
-          <w:b w:val="false"/>
-          <w:i w:val="false"/>
-          <w:color w:val="000000"/>
-          <w:sz w:val="28"/>
-          <w:szCs w:val="28"/>
-        </w:rPr>
-        <w:t>):</w:t>
+          <w:b w:val="false"/>
+          <w:i w:val="false"/>
+          <w:color w:val="000000"/>
+          <w:sz w:val="28"/>
+          <w:szCs w:val="28"/>
+        </w:rPr>
+        <w:t>if not student_data:</w:t>
+        <w:br/>
+        <w:t xml:space="preserve"> return "Отчет: Данные группы отсутствуют.\n"</w:t>
+        <w:br/>
+        <w:br/>
+        <w:t xml:space="preserve"> # Создаем рейтинг (сортируем по среднему баллу без изменения исходного словаря)</w:t>
+        <w:br/>
+        <w:t xml:space="preserve"> summaries = [student_summary(name, res) for name, res in student_data.items()]</w:t>
+        <w:br/>
+        <w:t xml:space="preserve"> # Классическая сортировка выбором (Selection Sort) для рейтинга по убыванию среднего балла</w:t>
+        <w:br/>
+        <w:t xml:space="preserve"> n = len(summaries)</w:t>
+        <w:br/>
+        <w:t xml:space="preserve"> for i in range(n - 1):</w:t>
         <w:br/>
         <w:t xml:space="preserve"> max_idx = i</w:t>
         <w:br/>
-        <w:t xml:space="preserve"> </w:t>
-      </w:r>
-      <w:r>
-        <w:rPr>
-          <w:rFonts w:ascii="Times New Roman" w:hAnsi="Times New Roman"/>
-          <w:b w:val="false"/>
-          <w:i w:val="false"/>
-          <w:color w:val="000000"/>
-          <w:sz w:val="28"/>
-          <w:szCs w:val="28"/>
-        </w:rPr>
-        <w:t xml:space="preserve">for </w:t>
-      </w:r>
-      <w:r>
-        <w:rPr>
-          <w:rFonts w:ascii="Times New Roman" w:hAnsi="Times New Roman"/>
-          <w:b w:val="false"/>
-          <w:i w:val="false"/>
-          <w:color w:val="000000"/>
-          <w:sz w:val="28"/>
-          <w:szCs w:val="28"/>
-        </w:rPr>
-        <w:t xml:space="preserve">j </w:t>
-      </w:r>
-      <w:r>
-        <w:rPr>
-          <w:rFonts w:ascii="Times New Roman" w:hAnsi="Times New Roman"/>
-          <w:b w:val="false"/>
-          <w:i w:val="false"/>
-          <w:color w:val="000000"/>
-          <w:sz w:val="28"/>
-          <w:szCs w:val="28"/>
-        </w:rPr>
-        <w:t xml:space="preserve">in </w:t>
-      </w:r>
-      <w:r>
-        <w:rPr>
-          <w:rFonts w:ascii="Times New Roman" w:hAnsi="Times New Roman"/>
-          <w:b w:val="false"/>
-          <w:i w:val="false"/>
-          <w:color w:val="000000"/>
-          <w:sz w:val="28"/>
-          <w:szCs w:val="28"/>
-        </w:rPr>
-        <w:t>range</w:t>
-      </w:r>
-      <w:r>
-        <w:rPr>
-          <w:rFonts w:ascii="Times New Roman" w:hAnsi="Times New Roman"/>
-          <w:b w:val="false"/>
-          <w:i w:val="false"/>
-          <w:color w:val="000000"/>
-          <w:sz w:val="28"/>
-          <w:szCs w:val="28"/>
-        </w:rPr>
-        <w:t xml:space="preserve">(i + </w:t>
-      </w:r>
-      <w:r>
-        <w:rPr>
-          <w:rFonts w:ascii="Times New Roman" w:hAnsi="Times New Roman"/>
-          <w:b w:val="false"/>
-          <w:i w:val="false"/>
-          <w:color w:val="000000"/>
-          <w:sz w:val="28"/>
-          <w:szCs w:val="28"/>
-        </w:rPr>
-        <w:t>1</w:t>
-      </w:r>
-      <w:r>
-        <w:rPr>
-          <w:rFonts w:ascii="Times New Roman" w:hAnsi="Times New Roman"/>
-          <w:b w:val="false"/>
-          <w:i w:val="false"/>
-          <w:color w:val="000000"/>
-          <w:sz w:val="28"/>
-          <w:szCs w:val="28"/>
-        </w:rPr>
-        <w:t>, n):</w:t>
-        <w:br/>
-        <w:t xml:space="preserve"> </w:t>
-      </w:r>
-      <w:r>
-        <w:rPr>
-          <w:rFonts w:ascii="Times New Roman" w:hAnsi="Times New Roman"/>
-          <w:b w:val="false"/>
-          <w:i w:val="false"/>
-          <w:color w:val="000000"/>
-          <w:sz w:val="28"/>
-          <w:szCs w:val="28"/>
-        </w:rPr>
-        <w:t xml:space="preserve">if </w:t>
-      </w:r>
-      <w:r>
-        <w:rPr>
-          <w:rFonts w:ascii="Times New Roman" w:hAnsi="Times New Roman"/>
-          <w:b w:val="false"/>
-          <w:i w:val="false"/>
-          <w:color w:val="000000"/>
-          <w:sz w:val="28"/>
-          <w:szCs w:val="28"/>
-        </w:rPr>
-        <w:t>summaries[j][</w:t>
-      </w:r>
-      <w:r>
-        <w:rPr>
-          <w:rFonts w:ascii="Times New Roman" w:hAnsi="Times New Roman"/>
-          <w:b w:val="false"/>
-          <w:i w:val="false"/>
-          <w:color w:val="000000"/>
-          <w:sz w:val="28"/>
-          <w:szCs w:val="28"/>
-        </w:rPr>
-        <w:t>"mean"</w:t>
-      </w:r>
-      <w:r>
-        <w:rPr>
-          <w:rFonts w:ascii="Times New Roman" w:hAnsi="Times New Roman"/>
-          <w:b w:val="false"/>
-          <w:i w:val="false"/>
-          <w:color w:val="000000"/>
-          <w:sz w:val="28"/>
-          <w:szCs w:val="28"/>
-        </w:rPr>
-        <w:t>] &gt; summaries[max_idx][</w:t>
-      </w:r>
-      <w:r>
-        <w:rPr>
-          <w:rFonts w:ascii="Times New Roman" w:hAnsi="Times New Roman"/>
-          <w:b w:val="false"/>
-          <w:i w:val="false"/>
-          <w:color w:val="000000"/>
-          <w:sz w:val="28"/>
-          <w:szCs w:val="28"/>
-        </w:rPr>
-        <w:t>"mean"</w:t>
-      </w:r>
-      <w:r>
-        <w:rPr>
-          <w:rFonts w:ascii="Times New Roman" w:hAnsi="Times New Roman"/>
-          <w:b w:val="false"/>
-          <w:i w:val="false"/>
-          <w:color w:val="000000"/>
-          <w:sz w:val="28"/>
-          <w:szCs w:val="28"/>
-        </w:rPr>
-        <w:t>]:</w:t>
+        <w:t xml:space="preserve"> for j in range(i + 1, n):</w:t>
+        <w:br/>
+        <w:t xml:space="preserve"> if summaries[j]["mean"] &gt; summaries[max_idx]["mean"]:</w:t>
         <w:br/>
         <w:t xml:space="preserve"> max_idx = j</w:t>
         <w:br/>
         <w:t xml:space="preserve"> summaries[i], summaries[max_idx] = summaries[max_idx], summaries[i]</w:t>
         <w:br/>
         <w:br/>
-        <w:t xml:space="preserve"> report = </w:t>
-      </w:r>
-      <w:r>
-        <w:rPr>
-          <w:rFonts w:ascii="Times New Roman" w:hAnsi="Times New Roman"/>
-          <w:b w:val="false"/>
-          <w:i w:val="false"/>
-          <w:color w:val="000000"/>
-          <w:sz w:val="28"/>
-          <w:szCs w:val="28"/>
-        </w:rPr>
-        <w:t>"=== ОТЧЕТ ОБ УСПЕВАЕМОСТИ ГРУППЫ ===</w:t>
-      </w:r>
-      <w:r>
-        <w:rPr>
-          <w:rFonts w:ascii="Times New Roman" w:hAnsi="Times New Roman"/>
-          <w:b w:val="false"/>
-          <w:i w:val="false"/>
-          <w:color w:val="000000"/>
-          <w:sz w:val="28"/>
-          <w:szCs w:val="28"/>
-        </w:rPr>
-        <w:t>\n\n</w:t>
-      </w:r>
-      <w:r>
-        <w:rPr>
-          <w:rFonts w:ascii="Times New Roman" w:hAnsi="Times New Roman"/>
-          <w:b w:val="false"/>
-          <w:i w:val="false"/>
-          <w:color w:val="000000"/>
-          <w:sz w:val="28"/>
-          <w:szCs w:val="28"/>
-        </w:rPr>
-        <w:t>"</w:t>
-        <w:br/>
-        <w:t xml:space="preserve"> </w:t>
-      </w:r>
-      <w:r>
-        <w:rPr>
-          <w:rFonts w:ascii="Times New Roman" w:hAnsi="Times New Roman"/>
-          <w:b w:val="false"/>
-          <w:i w:val="false"/>
-          <w:color w:val="000000"/>
-          <w:sz w:val="28"/>
-          <w:szCs w:val="28"/>
-        </w:rPr>
-        <w:t xml:space="preserve">report += </w:t>
-      </w:r>
-      <w:r>
-        <w:rPr>
-          <w:rFonts w:ascii="Times New Roman" w:hAnsi="Times New Roman"/>
-          <w:b w:val="false"/>
-          <w:i w:val="false"/>
-          <w:color w:val="000000"/>
-          <w:sz w:val="28"/>
-          <w:szCs w:val="28"/>
-        </w:rPr>
-        <w:t>"Рейтинг студентов:</w:t>
-      </w:r>
-      <w:r>
-        <w:rPr>
-          <w:rFonts w:ascii="Times New Roman" w:hAnsi="Times New Roman"/>
-          <w:b w:val="false"/>
-          <w:i w:val="false"/>
-          <w:color w:val="000000"/>
-          <w:sz w:val="28"/>
-          <w:szCs w:val="28"/>
-        </w:rPr>
-        <w:t>\n</w:t>
-      </w:r>
-      <w:r>
-        <w:rPr>
-          <w:rFonts w:ascii="Times New Roman" w:hAnsi="Times New Roman"/>
-          <w:b w:val="false"/>
-          <w:i w:val="false"/>
-          <w:color w:val="000000"/>
-          <w:sz w:val="28"/>
-          <w:szCs w:val="28"/>
-        </w:rPr>
-        <w:t>"</w:t>
-        <w:br/>
-        <w:t xml:space="preserve"> </w:t>
-      </w:r>
-      <w:r>
-        <w:rPr>
-          <w:rFonts w:ascii="Times New Roman" w:hAnsi="Times New Roman"/>
-          <w:b w:val="false"/>
-          <w:i w:val="false"/>
-          <w:color w:val="000000"/>
-          <w:sz w:val="28"/>
-          <w:szCs w:val="28"/>
-        </w:rPr>
-        <w:t xml:space="preserve">for </w:t>
-      </w:r>
-      <w:r>
-        <w:rPr>
-          <w:rFonts w:ascii="Times New Roman" w:hAnsi="Times New Roman"/>
-          <w:b w:val="false"/>
-          <w:i w:val="false"/>
-          <w:color w:val="000000"/>
-          <w:sz w:val="28"/>
-          <w:szCs w:val="28"/>
-        </w:rPr>
-        <w:t xml:space="preserve">idx, s </w:t>
-      </w:r>
-      <w:r>
-        <w:rPr>
-          <w:rFonts w:ascii="Times New Roman" w:hAnsi="Times New Roman"/>
-          <w:b w:val="false"/>
-          <w:i w:val="false"/>
-          <w:color w:val="000000"/>
-          <w:sz w:val="28"/>
-          <w:szCs w:val="28"/>
-        </w:rPr>
-        <w:t xml:space="preserve">in </w:t>
-      </w:r>
-      <w:r>
-        <w:rPr>
-          <w:rFonts w:ascii="Times New Roman" w:hAnsi="Times New Roman"/>
-          <w:b w:val="false"/>
-          <w:i w:val="false"/>
-          <w:color w:val="000000"/>
-          <w:sz w:val="28"/>
-          <w:szCs w:val="28"/>
-        </w:rPr>
-        <w:t>enumerate</w:t>
-      </w:r>
-      <w:r>
-        <w:rPr>
-          <w:rFonts w:ascii="Times New Roman" w:hAnsi="Times New Roman"/>
-          <w:b w:val="false"/>
-          <w:i w:val="false"/>
-          <w:color w:val="000000"/>
-          <w:sz w:val="28"/>
-          <w:szCs w:val="28"/>
-        </w:rPr>
-        <w:t xml:space="preserve">(summaries, </w:t>
-      </w:r>
-      <w:r>
-        <w:rPr>
-          <w:rFonts w:ascii="Times New Roman" w:hAnsi="Times New Roman"/>
-          <w:b w:val="false"/>
-          <w:i w:val="false"/>
-          <w:color w:val="000000"/>
-          <w:sz w:val="28"/>
-          <w:szCs w:val="28"/>
-        </w:rPr>
-        <w:t>1</w:t>
-      </w:r>
-      <w:r>
-        <w:rPr>
-          <w:rFonts w:ascii="Times New Roman" w:hAnsi="Times New Roman"/>
-          <w:b w:val="false"/>
-          <w:i w:val="false"/>
-          <w:color w:val="000000"/>
-          <w:sz w:val="28"/>
-          <w:szCs w:val="28"/>
-        </w:rPr>
-        <w:t>):</w:t>
-        <w:br/>
-        <w:t xml:space="preserve"> report += </w:t>
-      </w:r>
-      <w:r>
-        <w:rPr>
-          <w:rFonts w:ascii="Times New Roman" w:hAnsi="Times New Roman"/>
-          <w:b w:val="false"/>
-          <w:i w:val="false"/>
-          <w:color w:val="000000"/>
-          <w:sz w:val="28"/>
-          <w:szCs w:val="28"/>
-        </w:rPr>
-        <w:t>f"</w:t>
-      </w:r>
-      <w:r>
-        <w:rPr>
-          <w:rFonts w:ascii="Times New Roman" w:hAnsi="Times New Roman"/>
-          <w:b w:val="false"/>
-          <w:i w:val="false"/>
-          <w:color w:val="000000"/>
-          <w:sz w:val="28"/>
-          <w:szCs w:val="28"/>
-        </w:rPr>
-        <w:t>{</w:t>
-      </w:r>
-      <w:r>
-        <w:rPr>
-          <w:rFonts w:ascii="Times New Roman" w:hAnsi="Times New Roman"/>
-          <w:b w:val="false"/>
-          <w:i w:val="false"/>
-          <w:color w:val="000000"/>
-          <w:sz w:val="28"/>
-          <w:szCs w:val="28"/>
-        </w:rPr>
-        <w:t>idx</w:t>
-      </w:r>
-      <w:r>
-        <w:rPr>
-          <w:rFonts w:ascii="Times New Roman" w:hAnsi="Times New Roman"/>
-          <w:b w:val="false"/>
-          <w:i w:val="false"/>
-          <w:color w:val="000000"/>
-          <w:sz w:val="28"/>
-          <w:szCs w:val="28"/>
-        </w:rPr>
-        <w:t>}</w:t>
-      </w:r>
-      <w:r>
-        <w:rPr>
-          <w:rFonts w:ascii="Times New Roman" w:hAnsi="Times New Roman"/>
-          <w:b w:val="false"/>
-          <w:i w:val="false"/>
-          <w:color w:val="000000"/>
-          <w:sz w:val="28"/>
-          <w:szCs w:val="28"/>
-        </w:rPr>
-        <w:t xml:space="preserve">. </w:t>
-      </w:r>
-      <w:r>
-        <w:rPr>
-          <w:rFonts w:ascii="Times New Roman" w:hAnsi="Times New Roman"/>
-          <w:b w:val="false"/>
-          <w:i w:val="false"/>
-          <w:color w:val="000000"/>
-          <w:sz w:val="28"/>
-          <w:szCs w:val="28"/>
-        </w:rPr>
-        <w:t>{</w:t>
-      </w:r>
-      <w:r>
-        <w:rPr>
-          <w:rFonts w:ascii="Times New Roman" w:hAnsi="Times New Roman"/>
-          <w:b w:val="false"/>
-          <w:i w:val="false"/>
-          <w:color w:val="000000"/>
-          <w:sz w:val="28"/>
-          <w:szCs w:val="28"/>
-        </w:rPr>
-        <w:t>s[</w:t>
-      </w:r>
-      <w:r>
-        <w:rPr>
-          <w:rFonts w:ascii="Times New Roman" w:hAnsi="Times New Roman"/>
-          <w:b w:val="false"/>
-          <w:i w:val="false"/>
-          <w:color w:val="000000"/>
-          <w:sz w:val="28"/>
-          <w:szCs w:val="28"/>
-        </w:rPr>
-        <w:t>'name'</w:t>
-      </w:r>
-      <w:r>
-        <w:rPr>
-          <w:rFonts w:ascii="Times New Roman" w:hAnsi="Times New Roman"/>
-          <w:b w:val="false"/>
-          <w:i w:val="false"/>
-          <w:color w:val="000000"/>
-          <w:sz w:val="28"/>
-          <w:szCs w:val="28"/>
-        </w:rPr>
-        <w:t>]</w:t>
-      </w:r>
-      <w:r>
-        <w:rPr>
-          <w:rFonts w:ascii="Times New Roman" w:hAnsi="Times New Roman"/>
-          <w:b w:val="false"/>
-          <w:i w:val="false"/>
-          <w:color w:val="000000"/>
-          <w:sz w:val="28"/>
-          <w:szCs w:val="28"/>
-        </w:rPr>
-        <w:t>}</w:t>
-      </w:r>
-      <w:r>
-        <w:rPr>
-          <w:rFonts w:ascii="Times New Roman" w:hAnsi="Times New Roman"/>
-          <w:b w:val="false"/>
-          <w:i w:val="false"/>
-          <w:color w:val="000000"/>
-          <w:sz w:val="28"/>
-          <w:szCs w:val="28"/>
-        </w:rPr>
-        <w:t xml:space="preserve">: Ср.балл = </w:t>
-      </w:r>
-      <w:r>
-        <w:rPr>
-          <w:rFonts w:ascii="Times New Roman" w:hAnsi="Times New Roman"/>
-          <w:b w:val="false"/>
-          <w:i w:val="false"/>
-          <w:color w:val="000000"/>
-          <w:sz w:val="28"/>
-          <w:szCs w:val="28"/>
-        </w:rPr>
-        <w:t>{</w:t>
-      </w:r>
-      <w:r>
-        <w:rPr>
-          <w:rFonts w:ascii="Times New Roman" w:hAnsi="Times New Roman"/>
-          <w:b w:val="false"/>
-          <w:i w:val="false"/>
-          <w:color w:val="000000"/>
-          <w:sz w:val="28"/>
-          <w:szCs w:val="28"/>
-        </w:rPr>
-        <w:t>s[</w:t>
-      </w:r>
-      <w:r>
-        <w:rPr>
-          <w:rFonts w:ascii="Times New Roman" w:hAnsi="Times New Roman"/>
-          <w:b w:val="false"/>
-          <w:i w:val="false"/>
-          <w:color w:val="000000"/>
-          <w:sz w:val="28"/>
-          <w:szCs w:val="28"/>
-        </w:rPr>
-        <w:t>'mean'</w:t>
-      </w:r>
-      <w:r>
-        <w:rPr>
-          <w:rFonts w:ascii="Times New Roman" w:hAnsi="Times New Roman"/>
-          <w:b w:val="false"/>
-          <w:i w:val="false"/>
-          <w:color w:val="000000"/>
-          <w:sz w:val="28"/>
-          <w:szCs w:val="28"/>
-        </w:rPr>
-        <w:t>]</w:t>
-      </w:r>
-      <w:r>
-        <w:rPr>
-          <w:rFonts w:ascii="Times New Roman" w:hAnsi="Times New Roman"/>
-          <w:b w:val="false"/>
-          <w:i w:val="false"/>
-          <w:color w:val="000000"/>
-          <w:sz w:val="28"/>
-          <w:szCs w:val="28"/>
-        </w:rPr>
-        <w:t>:</w:t>
-      </w:r>
-      <w:r>
-        <w:rPr>
-          <w:rFonts w:ascii="Times New Roman" w:hAnsi="Times New Roman"/>
-          <w:b w:val="false"/>
-          <w:i w:val="false"/>
-          <w:color w:val="000000"/>
-          <w:sz w:val="28"/>
-          <w:szCs w:val="28"/>
-        </w:rPr>
-        <w:t>.2f</w:t>
-      </w:r>
-      <w:r>
-        <w:rPr>
-          <w:rFonts w:ascii="Times New Roman" w:hAnsi="Times New Roman"/>
-          <w:b w:val="false"/>
-          <w:i w:val="false"/>
-          <w:color w:val="000000"/>
-          <w:sz w:val="28"/>
-          <w:szCs w:val="28"/>
-        </w:rPr>
-        <w:t>}</w:t>
-      </w:r>
-      <w:r>
-        <w:rPr>
-          <w:rFonts w:ascii="Times New Roman" w:hAnsi="Times New Roman"/>
-          <w:b w:val="false"/>
-          <w:i w:val="false"/>
-          <w:color w:val="000000"/>
-          <w:sz w:val="28"/>
-          <w:szCs w:val="28"/>
-        </w:rPr>
-        <w:t xml:space="preserve">, Мин = </w:t>
-      </w:r>
-      <w:r>
-        <w:rPr>
-          <w:rFonts w:ascii="Times New Roman" w:hAnsi="Times New Roman"/>
-          <w:b w:val="false"/>
-          <w:i w:val="false"/>
-          <w:color w:val="000000"/>
-          <w:sz w:val="28"/>
-          <w:szCs w:val="28"/>
-        </w:rPr>
-        <w:t>{</w:t>
-      </w:r>
-      <w:r>
-        <w:rPr>
-          <w:rFonts w:ascii="Times New Roman" w:hAnsi="Times New Roman"/>
-          <w:b w:val="false"/>
-          <w:i w:val="false"/>
-          <w:color w:val="000000"/>
-          <w:sz w:val="28"/>
-          <w:szCs w:val="28"/>
-        </w:rPr>
-        <w:t>s[</w:t>
-      </w:r>
-      <w:r>
-        <w:rPr>
-          <w:rFonts w:ascii="Times New Roman" w:hAnsi="Times New Roman"/>
-          <w:b w:val="false"/>
-          <w:i w:val="false"/>
-          <w:color w:val="000000"/>
-          <w:sz w:val="28"/>
-          <w:szCs w:val="28"/>
-        </w:rPr>
-        <w:t>'min'</w:t>
-      </w:r>
-      <w:r>
-        <w:rPr>
-          <w:rFonts w:ascii="Times New Roman" w:hAnsi="Times New Roman"/>
-          <w:b w:val="false"/>
-          <w:i w:val="false"/>
-          <w:color w:val="000000"/>
-          <w:sz w:val="28"/>
-          <w:szCs w:val="28"/>
-        </w:rPr>
-        <w:t>]</w:t>
-      </w:r>
-      <w:r>
-        <w:rPr>
-          <w:rFonts w:ascii="Times New Roman" w:hAnsi="Times New Roman"/>
-          <w:b w:val="false"/>
-          <w:i w:val="false"/>
-          <w:color w:val="000000"/>
-          <w:sz w:val="28"/>
-          <w:szCs w:val="28"/>
-        </w:rPr>
-        <w:t>}</w:t>
-      </w:r>
-      <w:r>
-        <w:rPr>
-          <w:rFonts w:ascii="Times New Roman" w:hAnsi="Times New Roman"/>
-          <w:b w:val="false"/>
-          <w:i w:val="false"/>
-          <w:color w:val="000000"/>
-          <w:sz w:val="28"/>
-          <w:szCs w:val="28"/>
-        </w:rPr>
-        <w:t xml:space="preserve">, Макс = </w:t>
-      </w:r>
-      <w:r>
-        <w:rPr>
-          <w:rFonts w:ascii="Times New Roman" w:hAnsi="Times New Roman"/>
-          <w:b w:val="false"/>
-          <w:i w:val="false"/>
-          <w:color w:val="000000"/>
-          <w:sz w:val="28"/>
-          <w:szCs w:val="28"/>
-        </w:rPr>
-        <w:t>{</w:t>
-      </w:r>
-      <w:r>
-        <w:rPr>
-          <w:rFonts w:ascii="Times New Roman" w:hAnsi="Times New Roman"/>
-          <w:b w:val="false"/>
-          <w:i w:val="false"/>
-          <w:color w:val="000000"/>
-          <w:sz w:val="28"/>
-          <w:szCs w:val="28"/>
-        </w:rPr>
-        <w:t>s[</w:t>
-      </w:r>
-      <w:r>
-        <w:rPr>
-          <w:rFonts w:ascii="Times New Roman" w:hAnsi="Times New Roman"/>
-          <w:b w:val="false"/>
-          <w:i w:val="false"/>
-          <w:color w:val="000000"/>
-          <w:sz w:val="28"/>
-          <w:szCs w:val="28"/>
-        </w:rPr>
-        <w:t>'max'</w:t>
-      </w:r>
-      <w:r>
-        <w:rPr>
-          <w:rFonts w:ascii="Times New Roman" w:hAnsi="Times New Roman"/>
-          <w:b w:val="false"/>
-          <w:i w:val="false"/>
-          <w:color w:val="000000"/>
-          <w:sz w:val="28"/>
-          <w:szCs w:val="28"/>
-        </w:rPr>
-        <w:t>]</w:t>
-      </w:r>
-      <w:r>
-        <w:rPr>
-          <w:rFonts w:ascii="Times New Roman" w:hAnsi="Times New Roman"/>
-          <w:b w:val="false"/>
-          <w:i w:val="false"/>
-          <w:color w:val="000000"/>
-          <w:sz w:val="28"/>
-          <w:szCs w:val="28"/>
-        </w:rPr>
-        <w:t>}</w:t>
-      </w:r>
-      <w:r>
-        <w:rPr>
-          <w:rFonts w:ascii="Times New Roman" w:hAnsi="Times New Roman"/>
-          <w:b w:val="false"/>
-          <w:i w:val="false"/>
-          <w:color w:val="000000"/>
-          <w:sz w:val="28"/>
-          <w:szCs w:val="28"/>
-        </w:rPr>
-        <w:t xml:space="preserve"> (</w:t>
-      </w:r>
-      <w:r>
-        <w:rPr>
-          <w:rFonts w:ascii="Times New Roman" w:hAnsi="Times New Roman"/>
-          <w:b w:val="false"/>
-          <w:i w:val="false"/>
-          <w:color w:val="000000"/>
-          <w:sz w:val="28"/>
-          <w:szCs w:val="28"/>
-        </w:rPr>
-        <w:t>{</w:t>
-      </w:r>
-      <w:r>
-        <w:rPr>
-          <w:rFonts w:ascii="Times New Roman" w:hAnsi="Times New Roman"/>
-          <w:b w:val="false"/>
-          <w:i w:val="false"/>
-          <w:color w:val="000000"/>
-          <w:sz w:val="28"/>
-          <w:szCs w:val="28"/>
-        </w:rPr>
-        <w:t>s[</w:t>
-      </w:r>
-      <w:r>
-        <w:rPr>
-          <w:rFonts w:ascii="Times New Roman" w:hAnsi="Times New Roman"/>
-          <w:b w:val="false"/>
-          <w:i w:val="false"/>
-          <w:color w:val="000000"/>
-          <w:sz w:val="28"/>
-          <w:szCs w:val="28"/>
-        </w:rPr>
-        <w:t>'category'</w:t>
-      </w:r>
-      <w:r>
-        <w:rPr>
-          <w:rFonts w:ascii="Times New Roman" w:hAnsi="Times New Roman"/>
-          <w:b w:val="false"/>
-          <w:i w:val="false"/>
-          <w:color w:val="000000"/>
-          <w:sz w:val="28"/>
-          <w:szCs w:val="28"/>
-        </w:rPr>
-        <w:t>]</w:t>
-      </w:r>
-      <w:r>
-        <w:rPr>
-          <w:rFonts w:ascii="Times New Roman" w:hAnsi="Times New Roman"/>
-          <w:b w:val="false"/>
-          <w:i w:val="false"/>
-          <w:color w:val="000000"/>
-          <w:sz w:val="28"/>
-          <w:szCs w:val="28"/>
-        </w:rPr>
-        <w:t>}</w:t>
-      </w:r>
-      <w:r>
-        <w:rPr>
-          <w:rFonts w:ascii="Times New Roman" w:hAnsi="Times New Roman"/>
-          <w:b w:val="false"/>
-          <w:i w:val="false"/>
-          <w:color w:val="000000"/>
-          <w:sz w:val="28"/>
-          <w:szCs w:val="28"/>
-        </w:rPr>
-        <w:t>)</w:t>
-      </w:r>
-      <w:r>
-        <w:rPr>
-          <w:rFonts w:ascii="Times New Roman" w:hAnsi="Times New Roman"/>
-          <w:b w:val="false"/>
-          <w:i w:val="false"/>
-          <w:color w:val="000000"/>
-          <w:sz w:val="28"/>
-          <w:szCs w:val="28"/>
-        </w:rPr>
-        <w:t>\n</w:t>
-      </w:r>
-      <w:r>
-        <w:rPr>
-          <w:rFonts w:ascii="Times New Roman" w:hAnsi="Times New Roman"/>
-          <w:b w:val="false"/>
-          <w:i w:val="false"/>
-          <w:color w:val="000000"/>
-          <w:sz w:val="28"/>
-          <w:szCs w:val="28"/>
-        </w:rPr>
-        <w:t>"</w:t>
-        <w:br/>
-        <w:br/>
-        <w:t xml:space="preserve">    </w:t>
-      </w:r>
-      <w:r>
-        <w:rPr>
-          <w:rFonts w:ascii="Times New Roman" w:hAnsi="Times New Roman"/>
-          <w:b w:val="false"/>
-          <w:i w:val="false"/>
-          <w:color w:val="000000"/>
-          <w:sz w:val="28"/>
-          <w:szCs w:val="28"/>
-        </w:rPr>
-        <w:t xml:space="preserve">report += </w:t>
-      </w:r>
-      <w:r>
-        <w:rPr>
-          <w:rFonts w:ascii="Times New Roman" w:hAnsi="Times New Roman"/>
-          <w:b w:val="false"/>
-          <w:i w:val="false"/>
-          <w:color w:val="000000"/>
-          <w:sz w:val="28"/>
-          <w:szCs w:val="28"/>
-        </w:rPr>
-        <w:t>f"</w:t>
-      </w:r>
-      <w:r>
-        <w:rPr>
-          <w:rFonts w:ascii="Times New Roman" w:hAnsi="Times New Roman"/>
-          <w:b w:val="false"/>
-          <w:i w:val="false"/>
-          <w:color w:val="000000"/>
-          <w:sz w:val="28"/>
-          <w:szCs w:val="28"/>
-        </w:rPr>
-        <w:t>\n</w:t>
-      </w:r>
-      <w:r>
-        <w:rPr>
-          <w:rFonts w:ascii="Times New Roman" w:hAnsi="Times New Roman"/>
-          <w:b w:val="false"/>
-          <w:i w:val="false"/>
-          <w:color w:val="000000"/>
-          <w:sz w:val="28"/>
-          <w:szCs w:val="28"/>
-        </w:rPr>
-        <w:t xml:space="preserve">Общий средний балл группы: </w:t>
-      </w:r>
-      <w:r>
-        <w:rPr>
-          <w:rFonts w:ascii="Times New Roman" w:hAnsi="Times New Roman"/>
-          <w:b w:val="false"/>
-          <w:i w:val="false"/>
-          <w:color w:val="000000"/>
-          <w:sz w:val="28"/>
-          <w:szCs w:val="28"/>
-        </w:rPr>
-        <w:t>{</w:t>
-      </w:r>
-      <w:r>
-        <w:rPr>
-          <w:rFonts w:ascii="Times New Roman" w:hAnsi="Times New Roman"/>
-          <w:b w:val="false"/>
-          <w:i w:val="false"/>
-          <w:color w:val="000000"/>
-          <w:sz w:val="28"/>
-          <w:szCs w:val="28"/>
-        </w:rPr>
-        <w:t>group_data[</w:t>
-      </w:r>
-      <w:r>
-        <w:rPr>
-          <w:rFonts w:ascii="Times New Roman" w:hAnsi="Times New Roman"/>
-          <w:b w:val="false"/>
-          <w:i w:val="false"/>
-          <w:color w:val="000000"/>
-          <w:sz w:val="28"/>
-          <w:szCs w:val="28"/>
-        </w:rPr>
-        <w:t>'group_mean'</w:t>
-      </w:r>
-      <w:r>
-        <w:rPr>
-          <w:rFonts w:ascii="Times New Roman" w:hAnsi="Times New Roman"/>
-          <w:b w:val="false"/>
-          <w:i w:val="false"/>
-          <w:color w:val="000000"/>
-          <w:sz w:val="28"/>
-          <w:szCs w:val="28"/>
-        </w:rPr>
-        <w:t>]</w:t>
-      </w:r>
-      <w:r>
-        <w:rPr>
-          <w:rFonts w:ascii="Times New Roman" w:hAnsi="Times New Roman"/>
-          <w:b w:val="false"/>
-          <w:i w:val="false"/>
-          <w:color w:val="000000"/>
-          <w:sz w:val="28"/>
-          <w:szCs w:val="28"/>
-        </w:rPr>
-        <w:t>:</w:t>
-      </w:r>
-      <w:r>
-        <w:rPr>
-          <w:rFonts w:ascii="Times New Roman" w:hAnsi="Times New Roman"/>
-          <w:b w:val="false"/>
-          <w:i w:val="false"/>
-          <w:color w:val="000000"/>
-          <w:sz w:val="28"/>
-          <w:szCs w:val="28"/>
-        </w:rPr>
-        <w:t>.2f</w:t>
-      </w:r>
-      <w:r>
-        <w:rPr>
-          <w:rFonts w:ascii="Times New Roman" w:hAnsi="Times New Roman"/>
-          <w:b w:val="false"/>
-          <w:i w:val="false"/>
-          <w:color w:val="000000"/>
-          <w:sz w:val="28"/>
-          <w:szCs w:val="28"/>
-        </w:rPr>
-        <w:t>}\n</w:t>
-      </w:r>
-      <w:r>
-        <w:rPr>
-          <w:rFonts w:ascii="Times New Roman" w:hAnsi="Times New Roman"/>
-          <w:b w:val="false"/>
-          <w:i w:val="false"/>
-          <w:color w:val="000000"/>
-          <w:sz w:val="28"/>
-          <w:szCs w:val="28"/>
-        </w:rPr>
-        <w:t>"</w:t>
-        <w:br/>
-        <w:br/>
-        <w:t xml:space="preserve">    </w:t>
-      </w:r>
-      <w:r>
-        <w:rPr>
-          <w:rFonts w:ascii="Times New Roman" w:hAnsi="Times New Roman"/>
-          <w:b w:val="false"/>
-          <w:i w:val="false"/>
-          <w:color w:val="000000"/>
-          <w:sz w:val="28"/>
-          <w:szCs w:val="28"/>
-        </w:rPr>
-        <w:t xml:space="preserve">report += </w:t>
-      </w:r>
-      <w:r>
-        <w:rPr>
-          <w:rFonts w:ascii="Times New Roman" w:hAnsi="Times New Roman"/>
-          <w:b w:val="false"/>
-          <w:i w:val="false"/>
-          <w:color w:val="000000"/>
-          <w:sz w:val="28"/>
-          <w:szCs w:val="28"/>
-        </w:rPr>
-        <w:t>"</w:t>
-      </w:r>
-      <w:r>
-        <w:rPr>
-          <w:rFonts w:ascii="Times New Roman" w:hAnsi="Times New Roman"/>
-          <w:b w:val="false"/>
-          <w:i w:val="false"/>
-          <w:color w:val="000000"/>
-          <w:sz w:val="28"/>
-          <w:szCs w:val="28"/>
-        </w:rPr>
-        <w:t>\n</w:t>
-      </w:r>
-      <w:r>
-        <w:rPr>
-          <w:rFonts w:ascii="Times New Roman" w:hAnsi="Times New Roman"/>
-          <w:b w:val="false"/>
-          <w:i w:val="false"/>
-          <w:color w:val="000000"/>
-          <w:sz w:val="28"/>
-          <w:szCs w:val="28"/>
-        </w:rPr>
-        <w:t>Распределение по категориям:</w:t>
-      </w:r>
-      <w:r>
-        <w:rPr>
-          <w:rFonts w:ascii="Times New Roman" w:hAnsi="Times New Roman"/>
-          <w:b w:val="false"/>
-          <w:i w:val="false"/>
-          <w:color w:val="000000"/>
-          <w:sz w:val="28"/>
-          <w:szCs w:val="28"/>
-        </w:rPr>
-        <w:t>\n</w:t>
-      </w:r>
-      <w:r>
-        <w:rPr>
-          <w:rFonts w:ascii="Times New Roman" w:hAnsi="Times New Roman"/>
-          <w:b w:val="false"/>
-          <w:i w:val="false"/>
-          <w:color w:val="000000"/>
-          <w:sz w:val="28"/>
-          <w:szCs w:val="28"/>
-        </w:rPr>
-        <w:t>"</w:t>
-        <w:br/>
-        <w:t xml:space="preserve">    </w:t>
-      </w:r>
-      <w:r>
-        <w:rPr>
-          <w:rFonts w:ascii="Times New Roman" w:hAnsi="Times New Roman"/>
-          <w:b w:val="false"/>
-          <w:i w:val="false"/>
-          <w:color w:val="000000"/>
-          <w:sz w:val="28"/>
-          <w:szCs w:val="28"/>
-        </w:rPr>
-        <w:t xml:space="preserve">for </w:t>
-      </w:r>
-      <w:r>
-        <w:rPr>
-          <w:rFonts w:ascii="Times New Roman" w:hAnsi="Times New Roman"/>
-          <w:b w:val="false"/>
-          <w:i w:val="false"/>
-          <w:color w:val="000000"/>
-          <w:sz w:val="28"/>
-          <w:szCs w:val="28"/>
-        </w:rPr>
-        <w:t xml:space="preserve">cat, count </w:t>
-      </w:r>
-      <w:r>
-        <w:rPr>
-          <w:rFonts w:ascii="Times New Roman" w:hAnsi="Times New Roman"/>
-          <w:b w:val="false"/>
-          <w:i w:val="false"/>
-          <w:color w:val="000000"/>
-          <w:sz w:val="28"/>
-          <w:szCs w:val="28"/>
-        </w:rPr>
-        <w:t xml:space="preserve">in </w:t>
-      </w:r>
-      <w:r>
-        <w:rPr>
-          <w:rFonts w:ascii="Times New Roman" w:hAnsi="Times New Roman"/>
-          <w:b w:val="false"/>
-          <w:i w:val="false"/>
-          <w:color w:val="000000"/>
-          <w:sz w:val="28"/>
-          <w:szCs w:val="28"/>
-        </w:rPr>
-        <w:t>group_data[</w:t>
-      </w:r>
-      <w:r>
-        <w:rPr>
-          <w:rFonts w:ascii="Times New Roman" w:hAnsi="Times New Roman"/>
-          <w:b w:val="false"/>
-          <w:i w:val="false"/>
-          <w:color w:val="000000"/>
-          <w:sz w:val="28"/>
-          <w:szCs w:val="28"/>
-        </w:rPr>
-        <w:t>"categories_count"</w:t>
-      </w:r>
-      <w:r>
-        <w:rPr>
-          <w:rFonts w:ascii="Times New Roman" w:hAnsi="Times New Roman"/>
-          <w:b w:val="false"/>
-          <w:i w:val="false"/>
-          <w:color w:val="000000"/>
-          <w:sz w:val="28"/>
-          <w:szCs w:val="28"/>
-        </w:rPr>
-        <w:t>].items():</w:t>
-        <w:br/>
-        <w:t xml:space="preserve">        report += </w:t>
-      </w:r>
-      <w:r>
-        <w:rPr>
-          <w:rFonts w:ascii="Times New Roman" w:hAnsi="Times New Roman"/>
-          <w:b w:val="false"/>
-          <w:i w:val="false"/>
-          <w:color w:val="000000"/>
-          <w:sz w:val="28"/>
-          <w:szCs w:val="28"/>
-        </w:rPr>
-        <w:t xml:space="preserve">f" - </w:t>
-      </w:r>
-      <w:r>
-        <w:rPr>
-          <w:rFonts w:ascii="Times New Roman" w:hAnsi="Times New Roman"/>
-          <w:b w:val="false"/>
-          <w:i w:val="false"/>
-          <w:color w:val="000000"/>
-          <w:sz w:val="28"/>
-          <w:szCs w:val="28"/>
-        </w:rPr>
-        <w:t>{</w:t>
-      </w:r>
-      <w:r>
-        <w:rPr>
-          <w:rFonts w:ascii="Times New Roman" w:hAnsi="Times New Roman"/>
-          <w:b w:val="false"/>
-          <w:i w:val="false"/>
-          <w:color w:val="000000"/>
-          <w:sz w:val="28"/>
-          <w:szCs w:val="28"/>
-        </w:rPr>
-        <w:t>cat</w:t>
-      </w:r>
-      <w:r>
-        <w:rPr>
-          <w:rFonts w:ascii="Times New Roman" w:hAnsi="Times New Roman"/>
-          <w:b w:val="false"/>
-          <w:i w:val="false"/>
-          <w:color w:val="000000"/>
-          <w:sz w:val="28"/>
-          <w:szCs w:val="28"/>
-        </w:rPr>
-        <w:t>}</w:t>
-      </w:r>
-      <w:r>
-        <w:rPr>
-          <w:rFonts w:ascii="Times New Roman" w:hAnsi="Times New Roman"/>
-          <w:b w:val="false"/>
-          <w:i w:val="false"/>
-          <w:color w:val="000000"/>
-          <w:sz w:val="28"/>
-          <w:szCs w:val="28"/>
-        </w:rPr>
-        <w:t xml:space="preserve">: </w:t>
-      </w:r>
-      <w:r>
-        <w:rPr>
-          <w:rFonts w:ascii="Times New Roman" w:hAnsi="Times New Roman"/>
-          <w:b w:val="false"/>
-          <w:i w:val="false"/>
-          <w:color w:val="000000"/>
-          <w:sz w:val="28"/>
-          <w:szCs w:val="28"/>
-        </w:rPr>
-        <w:t>{</w:t>
-      </w:r>
-      <w:r>
-        <w:rPr>
-          <w:rFonts w:ascii="Times New Roman" w:hAnsi="Times New Roman"/>
-          <w:b w:val="false"/>
-          <w:i w:val="false"/>
-          <w:color w:val="000000"/>
-          <w:sz w:val="28"/>
-          <w:szCs w:val="28"/>
-        </w:rPr>
-        <w:t>count</w:t>
-      </w:r>
-      <w:r>
-        <w:rPr>
-          <w:rFonts w:ascii="Times New Roman" w:hAnsi="Times New Roman"/>
-          <w:b w:val="false"/>
-          <w:i w:val="false"/>
-          <w:color w:val="000000"/>
-          <w:sz w:val="28"/>
-          <w:szCs w:val="28"/>
-        </w:rPr>
-        <w:t>}</w:t>
-      </w:r>
-      <w:r>
-        <w:rPr>
-          <w:rFonts w:ascii="Times New Roman" w:hAnsi="Times New Roman"/>
-          <w:b w:val="false"/>
-          <w:i w:val="false"/>
-          <w:color w:val="000000"/>
-          <w:sz w:val="28"/>
-          <w:szCs w:val="28"/>
-        </w:rPr>
-        <w:t xml:space="preserve"> чел.</w:t>
-      </w:r>
-      <w:r>
-        <w:rPr>
-          <w:rFonts w:ascii="Times New Roman" w:hAnsi="Times New Roman"/>
-          <w:b w:val="false"/>
-          <w:i w:val="false"/>
-          <w:color w:val="000000"/>
-          <w:sz w:val="28"/>
-          <w:szCs w:val="28"/>
-        </w:rPr>
-        <w:t>\n</w:t>
-      </w:r>
-      <w:r>
-        <w:rPr>
-          <w:rFonts w:ascii="Times New Roman" w:hAnsi="Times New Roman"/>
-          <w:b w:val="false"/>
-          <w:i w:val="false"/>
-          <w:color w:val="000000"/>
-          <w:sz w:val="28"/>
-          <w:szCs w:val="28"/>
-        </w:rPr>
-        <w:t>"</w:t>
-        <w:br/>
-        <w:br/>
-        <w:t xml:space="preserve">    </w:t>
-      </w:r>
-      <w:r>
-        <w:rPr>
-          <w:rFonts w:ascii="Times New Roman" w:hAnsi="Times New Roman"/>
-          <w:b w:val="false"/>
-          <w:i w:val="false"/>
-          <w:color w:val="000000"/>
-          <w:sz w:val="28"/>
-          <w:szCs w:val="28"/>
-        </w:rPr>
-        <w:t>leaders = find_top_students(student_data)</w:t>
-        <w:br/>
-        <w:t xml:space="preserve">    report += </w:t>
-      </w:r>
-      <w:r>
-        <w:rPr>
-          <w:rFonts w:ascii="Times New Roman" w:hAnsi="Times New Roman"/>
-          <w:b w:val="false"/>
-          <w:i w:val="false"/>
-          <w:color w:val="000000"/>
-          <w:sz w:val="28"/>
-          <w:szCs w:val="28"/>
-        </w:rPr>
-        <w:t>f"</w:t>
-      </w:r>
-      <w:r>
-        <w:rPr>
-          <w:rFonts w:ascii="Times New Roman" w:hAnsi="Times New Roman"/>
-          <w:b w:val="false"/>
-          <w:i w:val="false"/>
-          <w:color w:val="000000"/>
-          <w:sz w:val="28"/>
-          <w:szCs w:val="28"/>
-        </w:rPr>
-        <w:t>\n</w:t>
-      </w:r>
-      <w:r>
-        <w:rPr>
-          <w:rFonts w:ascii="Times New Roman" w:hAnsi="Times New Roman"/>
-          <w:b w:val="false"/>
-          <w:i w:val="false"/>
-          <w:color w:val="000000"/>
-          <w:sz w:val="28"/>
-          <w:szCs w:val="28"/>
-        </w:rPr>
-        <w:t xml:space="preserve">Лидер(ы) группы: </w:t>
-      </w:r>
-      <w:r>
-        <w:rPr>
-          <w:rFonts w:ascii="Times New Roman" w:hAnsi="Times New Roman"/>
-          <w:b w:val="false"/>
-          <w:i w:val="false"/>
-          <w:color w:val="000000"/>
-          <w:sz w:val="28"/>
-          <w:szCs w:val="28"/>
-        </w:rPr>
-        <w:t>{</w:t>
-      </w:r>
-      <w:r>
-        <w:rPr>
-          <w:rFonts w:ascii="Times New Roman" w:hAnsi="Times New Roman"/>
-          <w:b w:val="false"/>
-          <w:i w:val="false"/>
-          <w:color w:val="000000"/>
-          <w:sz w:val="28"/>
-          <w:szCs w:val="28"/>
-        </w:rPr>
-        <w:t>', '</w:t>
-      </w:r>
-      <w:r>
-        <w:rPr>
-          <w:rFonts w:ascii="Times New Roman" w:hAnsi="Times New Roman"/>
-          <w:b w:val="false"/>
-          <w:i w:val="false"/>
-          <w:color w:val="000000"/>
-          <w:sz w:val="28"/>
-          <w:szCs w:val="28"/>
-        </w:rPr>
-        <w:t>.join(leaders)</w:t>
-      </w:r>
-      <w:r>
-        <w:rPr>
-          <w:rFonts w:ascii="Times New Roman" w:hAnsi="Times New Roman"/>
-          <w:b w:val="false"/>
-          <w:i w:val="false"/>
-          <w:color w:val="000000"/>
-          <w:sz w:val="28"/>
-          <w:szCs w:val="28"/>
-        </w:rPr>
-        <w:t>}\n</w:t>
-      </w:r>
-      <w:r>
-        <w:rPr>
-          <w:rFonts w:ascii="Times New Roman" w:hAnsi="Times New Roman"/>
-          <w:b w:val="false"/>
-          <w:i w:val="false"/>
-          <w:color w:val="000000"/>
-          <w:sz w:val="28"/>
-          <w:szCs w:val="28"/>
-        </w:rPr>
-        <w:t>"</w:t>
-        <w:br/>
-        <w:t xml:space="preserve">    </w:t>
-      </w:r>
-      <w:r>
-        <w:rPr>
-          <w:rFonts w:ascii="Times New Roman" w:hAnsi="Times New Roman"/>
-          <w:b w:val="false"/>
-          <w:i w:val="false"/>
-          <w:color w:val="000000"/>
-          <w:sz w:val="28"/>
-          <w:szCs w:val="28"/>
-        </w:rPr>
-        <w:t xml:space="preserve">return </w:t>
-      </w:r>
-      <w:r>
-        <w:rPr>
-          <w:rFonts w:ascii="Times New Roman" w:hAnsi="Times New Roman"/>
-          <w:b w:val="false"/>
-          <w:i w:val="false"/>
-          <w:color w:val="000000"/>
-          <w:sz w:val="28"/>
-          <w:szCs w:val="28"/>
-        </w:rPr>
-        <w:t>repor</w:t>
-      </w:r>
-      <w:r>
-        <w:rPr>
-          <w:rFonts w:ascii="Times New Roman" w:hAnsi="Times New Roman"/>
+        <w:t xml:space="preserve"> report = "=== ОТЧЕТ ОБ УСПЕВАЕМОСТИ ГРУППЫ ===\n\n"</w:t>
+        <w:br/>
+        <w:t xml:space="preserve"> report += "Рейтинг студентов:\n"</w:t>
+        <w:br/>
+        <w:t xml:space="preserve"> for idx, s in enumerate(summaries, 1):</w:t>
+        <w:br/>
+        <w:t xml:space="preserve"> report += f"{idx}. {s['name']}: Ср.балл = {s['mean']:.2f}, Мин = {s['min']}, Макс = {s['max']} ({s['category']})\n"</w:t>
+        <w:br/>
+        <w:br/>
+        <w:t xml:space="preserve">    report += f"\nОбщий средний балл группы: {group_data['group_mean']:.2f}\n"</w:t>
+        <w:br/>
+        <w:br/>
+        <w:t xml:space="preserve">    report += "\nРаспределение по категориям:\n"</w:t>
+        <w:br/>
+        <w:t xml:space="preserve">    for cat, count in group_data["categories_count"].items():</w:t>
+        <w:br/>
+        <w:t xml:space="preserve">        report += f" - {cat}: {count} чел.\n"</w:t>
+        <w:br/>
+        <w:br/>
+        <w:t xml:space="preserve">    leaders = find_top_students(student_data)</w:t>
+        <w:br/>
+        <w:t xml:space="preserve">    report += f"\nЛидер(ы) группы: {', '.join(leaders)}\n"</w:t>
+        <w:br/>
+        <w:t xml:space="preserve">    return repor</w:t>
+      </w:r>
+      <w:r>
+        <w:rPr>
           <w:b w:val="false"/>
           <w:i w:val="false"/>
           <w:color w:val="000000"/>
@@ -9725,8 +5088,7 @@
     <w:p>
       <w:pPr>
         <w:pStyle w:val="Normal"/>
-        <w:pBdr/>
-        <w:shd w:fill="FFFFFF" w:val="clear"/>
+        <w:shd w:val="clear" w:fill="FFFFFF"/>
         <w:bidi w:val="0"/>
         <w:spacing w:lineRule="auto" w:line="360"/>
         <w:jc w:val="center"/>
@@ -9742,7 +5104,6 @@
       </w:pPr>
       <w:r>
         <w:rPr>
-          <w:rFonts w:ascii="Times New Roman" w:hAnsi="Times New Roman"/>
           <w:b w:val="false"/>
           <w:i w:val="false"/>
           <w:color w:val="000000"/>
@@ -9750,38 +5111,14 @@
           <w:szCs w:val="28"/>
           <w:lang w:val="ru-RU"/>
         </w:rPr>
-        <w:t xml:space="preserve">Листинг </w:t>
-      </w:r>
-      <w:r>
-        <w:rPr>
-          <w:rFonts w:ascii="Times New Roman" w:hAnsi="Times New Roman"/>
-          <w:b w:val="false"/>
-          <w:i w:val="false"/>
-          <w:color w:val="000000"/>
-          <w:sz w:val="28"/>
-          <w:szCs w:val="28"/>
-          <w:lang w:val="ru-RU"/>
-        </w:rPr>
-        <w:t>7</w:t>
-      </w:r>
-      <w:r>
-        <w:rPr>
-          <w:rFonts w:ascii="Times New Roman" w:hAnsi="Times New Roman"/>
-          <w:b w:val="false"/>
-          <w:i w:val="false"/>
-          <w:color w:val="000000"/>
-          <w:sz w:val="28"/>
-          <w:szCs w:val="28"/>
-          <w:lang w:val="ru-RU"/>
-        </w:rPr>
-        <w:t xml:space="preserve"> — итоговый отчёт с использованием всех функций</w:t>
+        <w:t>Листинг 7 — итоговый отчёт с использованием всех функций</w:t>
       </w:r>
     </w:p>
     <w:p>
       <w:pPr>
         <w:pStyle w:val="BodyText"/>
         <w:widowControl/>
-        <w:shd w:fill="FFFFFF" w:val="clear"/>
+        <w:shd w:val="clear" w:fill="FFFFFF"/>
         <w:suppressAutoHyphens w:val="true"/>
         <w:bidi w:val="0"/>
         <w:spacing w:lineRule="auto" w:line="360" w:before="240" w:after="240"/>
@@ -9800,7 +5137,7 @@
       </w:pPr>
       <w:r>
         <w:rPr>
-          <w:rFonts w:eastAsia="Times New Roman" w:cs="Times New Roman" w:ascii="Times New Roman" w:hAnsi="Times New Roman"/>
+          <w:rFonts w:eastAsia="Times New Roman" w:cs="Times New Roman"/>
           <w:b w:val="false"/>
           <w:i w:val="false"/>
           <w:caps w:val="false"/>
@@ -9820,10 +5157,9 @@
         <w:widowControl/>
         <w:numPr>
           <w:ilvl w:val="0"/>
-          <w:numId w:val="3"/>
+          <w:numId w:val="2"/>
         </w:numPr>
-        <w:pBdr/>
-        <w:shd w:fill="FFFFFF" w:val="clear"/>
+        <w:shd w:val="clear" w:fill="FFFFFF"/>
         <w:tabs>
           <w:tab w:val="clear" w:pos="643"/>
           <w:tab w:val="left" w:pos="0" w:leader="none"/>
@@ -9847,7 +5183,7 @@
       </w:pPr>
       <w:r>
         <w:rPr>
-          <w:rFonts w:cs="Times New Roman" w:ascii="Times New Roman" w:hAnsi="Times New Roman"/>
+          <w:rFonts w:cs="Times New Roman"/>
           <w:b w:val="false"/>
           <w:i w:val="false"/>
           <w:caps w:val="false"/>
@@ -9861,7 +5197,7 @@
       </w:r>
       <w:r>
         <w:rPr>
-          <w:rFonts w:cs="Times New Roman" w:ascii="Times New Roman" w:hAnsi="Times New Roman"/>
+          <w:rFonts w:cs="Times New Roman"/>
           <w:b w:val="false"/>
           <w:i w:val="false"/>
           <w:caps w:val="false"/>
@@ -9880,10 +5216,9 @@
         <w:widowControl/>
         <w:numPr>
           <w:ilvl w:val="1"/>
-          <w:numId w:val="3"/>
+          <w:numId w:val="2"/>
         </w:numPr>
-        <w:pBdr/>
-        <w:shd w:fill="FFFFFF" w:val="clear"/>
+        <w:shd w:val="clear" w:fill="FFFFFF"/>
         <w:tabs>
           <w:tab w:val="clear" w:pos="643"/>
           <w:tab w:val="left" w:pos="0" w:leader="none"/>
@@ -9907,7 +5242,7 @@
       </w:pPr>
       <w:r>
         <w:rPr>
-          <w:rFonts w:cs="Times New Roman" w:ascii="Times New Roman" w:hAnsi="Times New Roman"/>
+          <w:rFonts w:cs="Times New Roman"/>
           <w:b w:val="false"/>
           <w:i w:val="false"/>
           <w:caps w:val="false"/>
@@ -9921,7 +5256,7 @@
       </w:r>
       <w:r>
         <w:rPr>
-          <w:rFonts w:cs="Times New Roman" w:ascii="Times New Roman" w:hAnsi="Times New Roman"/>
+          <w:rFonts w:cs="Times New Roman"/>
           <w:b w:val="false"/>
           <w:i w:val="false"/>
           <w:caps w:val="false"/>
@@ -9940,10 +5275,9 @@
         <w:widowControl/>
         <w:numPr>
           <w:ilvl w:val="1"/>
-          <w:numId w:val="3"/>
+          <w:numId w:val="2"/>
         </w:numPr>
-        <w:pBdr/>
-        <w:shd w:fill="FFFFFF" w:val="clear"/>
+        <w:shd w:val="clear" w:fill="FFFFFF"/>
         <w:tabs>
           <w:tab w:val="clear" w:pos="643"/>
           <w:tab w:val="left" w:pos="0" w:leader="none"/>
@@ -9967,7 +5301,7 @@
       </w:pPr>
       <w:r>
         <w:rPr>
-          <w:rFonts w:cs="Times New Roman" w:ascii="Times New Roman" w:hAnsi="Times New Roman"/>
+          <w:rFonts w:cs="Times New Roman"/>
           <w:b w:val="false"/>
           <w:i w:val="false"/>
           <w:caps w:val="false"/>
@@ -9981,7 +5315,7 @@
       </w:r>
       <w:r>
         <w:rPr>
-          <w:rFonts w:cs="Times New Roman" w:ascii="Times New Roman" w:hAnsi="Times New Roman"/>
+          <w:rFonts w:cs="Times New Roman"/>
           <w:b w:val="false"/>
           <w:i w:val="false"/>
           <w:caps w:val="false"/>
@@ -10000,10 +5334,9 @@
         <w:widowControl/>
         <w:numPr>
           <w:ilvl w:val="1"/>
-          <w:numId w:val="3"/>
+          <w:numId w:val="2"/>
         </w:numPr>
-        <w:pBdr/>
-        <w:shd w:fill="FFFFFF" w:val="clear"/>
+        <w:shd w:val="clear" w:fill="FFFFFF"/>
         <w:tabs>
           <w:tab w:val="clear" w:pos="643"/>
           <w:tab w:val="left" w:pos="0" w:leader="none"/>
@@ -10027,7 +5360,7 @@
       </w:pPr>
       <w:r>
         <w:rPr>
-          <w:rFonts w:cs="Times New Roman" w:ascii="Times New Roman" w:hAnsi="Times New Roman"/>
+          <w:rFonts w:cs="Times New Roman"/>
           <w:b w:val="false"/>
           <w:i w:val="false"/>
           <w:caps w:val="false"/>
@@ -10041,7 +5374,7 @@
       </w:r>
       <w:r>
         <w:rPr>
-          <w:rFonts w:cs="Times New Roman" w:ascii="Times New Roman" w:hAnsi="Times New Roman"/>
+          <w:rFonts w:cs="Times New Roman"/>
           <w:b w:val="false"/>
           <w:i w:val="false"/>
           <w:caps w:val="false"/>
@@ -10060,10 +5393,9 @@
         <w:widowControl/>
         <w:numPr>
           <w:ilvl w:val="0"/>
-          <w:numId w:val="3"/>
+          <w:numId w:val="2"/>
         </w:numPr>
-        <w:pBdr/>
-        <w:shd w:fill="FFFFFF" w:val="clear"/>
+        <w:shd w:val="clear" w:fill="FFFFFF"/>
         <w:tabs>
           <w:tab w:val="clear" w:pos="643"/>
           <w:tab w:val="left" w:pos="0" w:leader="none"/>
@@ -10087,7 +5419,7 @@
       </w:pPr>
       <w:r>
         <w:rPr>
-          <w:rFonts w:cs="Times New Roman" w:ascii="Times New Roman" w:hAnsi="Times New Roman"/>
+          <w:rFonts w:cs="Times New Roman"/>
           <w:b w:val="false"/>
           <w:i w:val="false"/>
           <w:caps w:val="false"/>
@@ -10101,7 +5433,7 @@
       </w:r>
       <w:r>
         <w:rPr>
-          <w:rFonts w:cs="Times New Roman" w:ascii="Times New Roman" w:hAnsi="Times New Roman"/>
+          <w:rFonts w:cs="Times New Roman"/>
           <w:b w:val="false"/>
           <w:i w:val="false"/>
           <w:caps w:val="false"/>
@@ -10120,10 +5452,9 @@
         <w:widowControl/>
         <w:numPr>
           <w:ilvl w:val="1"/>
-          <w:numId w:val="3"/>
+          <w:numId w:val="2"/>
         </w:numPr>
-        <w:pBdr/>
-        <w:shd w:fill="FFFFFF" w:val="clear"/>
+        <w:shd w:val="clear" w:fill="FFFFFF"/>
         <w:tabs>
           <w:tab w:val="clear" w:pos="643"/>
           <w:tab w:val="left" w:pos="0" w:leader="none"/>
@@ -10147,7 +5478,7 @@
       </w:pPr>
       <w:r>
         <w:rPr>
-          <w:rFonts w:cs="Times New Roman" w:ascii="Times New Roman" w:hAnsi="Times New Roman"/>
+          <w:rFonts w:cs="Times New Roman"/>
           <w:b w:val="false"/>
           <w:i w:val="false"/>
           <w:caps w:val="false"/>
@@ -10161,7 +5492,7 @@
       </w:r>
       <w:r>
         <w:rPr>
-          <w:rFonts w:cs="Times New Roman" w:ascii="Times New Roman" w:hAnsi="Times New Roman"/>
+          <w:rFonts w:cs="Times New Roman"/>
           <w:b w:val="false"/>
           <w:i w:val="false"/>
           <w:caps w:val="false"/>
@@ -10180,10 +5511,9 @@
         <w:widowControl/>
         <w:numPr>
           <w:ilvl w:val="1"/>
-          <w:numId w:val="3"/>
+          <w:numId w:val="2"/>
         </w:numPr>
-        <w:pBdr/>
-        <w:shd w:fill="FFFFFF" w:val="clear"/>
+        <w:shd w:val="clear" w:fill="FFFFFF"/>
         <w:tabs>
           <w:tab w:val="clear" w:pos="643"/>
           <w:tab w:val="left" w:pos="0" w:leader="none"/>
@@ -10207,7 +5537,7 @@
       </w:pPr>
       <w:r>
         <w:rPr>
-          <w:rFonts w:cs="Times New Roman" w:ascii="Times New Roman" w:hAnsi="Times New Roman"/>
+          <w:rFonts w:cs="Times New Roman"/>
           <w:b w:val="false"/>
           <w:i w:val="false"/>
           <w:caps w:val="false"/>
@@ -10221,7 +5551,7 @@
       </w:r>
       <w:r>
         <w:rPr>
-          <w:rFonts w:cs="Times New Roman" w:ascii="Times New Roman" w:hAnsi="Times New Roman"/>
+          <w:rFonts w:cs="Times New Roman"/>
           <w:b w:val="false"/>
           <w:i w:val="false"/>
           <w:caps w:val="false"/>
@@ -10240,10 +5570,9 @@
         <w:widowControl/>
         <w:numPr>
           <w:ilvl w:val="1"/>
-          <w:numId w:val="3"/>
+          <w:numId w:val="2"/>
         </w:numPr>
-        <w:pBdr/>
-        <w:shd w:fill="FFFFFF" w:val="clear"/>
+        <w:shd w:val="clear" w:fill="FFFFFF"/>
         <w:tabs>
           <w:tab w:val="clear" w:pos="643"/>
           <w:tab w:val="left" w:pos="0" w:leader="none"/>
@@ -10267,7 +5596,7 @@
       </w:pPr>
       <w:r>
         <w:rPr>
-          <w:rFonts w:cs="Times New Roman" w:ascii="Times New Roman" w:hAnsi="Times New Roman"/>
+          <w:rFonts w:cs="Times New Roman"/>
           <w:b w:val="false"/>
           <w:i w:val="false"/>
           <w:caps w:val="false"/>
@@ -10281,7 +5610,7 @@
       </w:r>
       <w:r>
         <w:rPr>
-          <w:rFonts w:cs="Times New Roman" w:ascii="Times New Roman" w:hAnsi="Times New Roman"/>
+          <w:rFonts w:cs="Times New Roman"/>
           <w:b w:val="false"/>
           <w:i w:val="false"/>
           <w:caps w:val="false"/>
@@ -10300,10 +5629,9 @@
         <w:widowControl/>
         <w:numPr>
           <w:ilvl w:val="0"/>
-          <w:numId w:val="3"/>
+          <w:numId w:val="2"/>
         </w:numPr>
-        <w:pBdr/>
-        <w:shd w:fill="FFFFFF" w:val="clear"/>
+        <w:shd w:val="clear" w:fill="FFFFFF"/>
         <w:tabs>
           <w:tab w:val="clear" w:pos="643"/>
           <w:tab w:val="left" w:pos="0" w:leader="none"/>
@@ -10327,7 +5655,7 @@
       </w:pPr>
       <w:r>
         <w:rPr>
-          <w:rFonts w:cs="Times New Roman" w:ascii="Times New Roman" w:hAnsi="Times New Roman"/>
+          <w:rFonts w:cs="Times New Roman"/>
           <w:b w:val="false"/>
           <w:i w:val="false"/>
           <w:caps w:val="false"/>
@@ -10341,7 +5669,7 @@
       </w:r>
       <w:r>
         <w:rPr>
-          <w:rFonts w:cs="Times New Roman" w:ascii="Times New Roman" w:hAnsi="Times New Roman"/>
+          <w:rFonts w:cs="Times New Roman"/>
           <w:b w:val="false"/>
           <w:i w:val="false"/>
           <w:caps w:val="false"/>
@@ -10360,10 +5688,9 @@
         <w:widowControl/>
         <w:numPr>
           <w:ilvl w:val="1"/>
-          <w:numId w:val="3"/>
+          <w:numId w:val="2"/>
         </w:numPr>
-        <w:pBdr/>
-        <w:shd w:fill="FFFFFF" w:val="clear"/>
+        <w:shd w:val="clear" w:fill="FFFFFF"/>
         <w:tabs>
           <w:tab w:val="clear" w:pos="643"/>
           <w:tab w:val="left" w:pos="0" w:leader="none"/>
@@ -10387,7 +5714,7 @@
       </w:pPr>
       <w:r>
         <w:rPr>
-          <w:rFonts w:cs="Times New Roman" w:ascii="Times New Roman" w:hAnsi="Times New Roman"/>
+          <w:rFonts w:cs="Times New Roman"/>
           <w:b w:val="false"/>
           <w:i w:val="false"/>
           <w:caps w:val="false"/>
@@ -10401,7 +5728,7 @@
       </w:r>
       <w:r>
         <w:rPr>
-          <w:rFonts w:cs="Times New Roman" w:ascii="Times New Roman" w:hAnsi="Times New Roman"/>
+          <w:rFonts w:cs="Times New Roman"/>
           <w:b w:val="false"/>
           <w:i w:val="false"/>
           <w:caps w:val="false"/>
@@ -10420,10 +5747,9 @@
         <w:widowControl/>
         <w:numPr>
           <w:ilvl w:val="1"/>
-          <w:numId w:val="3"/>
+          <w:numId w:val="2"/>
         </w:numPr>
-        <w:pBdr/>
-        <w:shd w:fill="FFFFFF" w:val="clear"/>
+        <w:shd w:val="clear" w:fill="FFFFFF"/>
         <w:tabs>
           <w:tab w:val="clear" w:pos="643"/>
           <w:tab w:val="left" w:pos="0" w:leader="none"/>
@@ -10447,7 +5773,7 @@
       </w:pPr>
       <w:r>
         <w:rPr>
-          <w:rFonts w:cs="Times New Roman" w:ascii="Times New Roman" w:hAnsi="Times New Roman"/>
+          <w:rFonts w:cs="Times New Roman"/>
           <w:b w:val="false"/>
           <w:i w:val="false"/>
           <w:caps w:val="false"/>
@@ -10461,7 +5787,7 @@
       </w:r>
       <w:r>
         <w:rPr>
-          <w:rFonts w:cs="Times New Roman" w:ascii="Times New Roman" w:hAnsi="Times New Roman"/>
+          <w:rFonts w:cs="Times New Roman"/>
           <w:b w:val="false"/>
           <w:i w:val="false"/>
           <w:caps w:val="false"/>
@@ -10480,10 +5806,9 @@
         <w:widowControl/>
         <w:numPr>
           <w:ilvl w:val="1"/>
-          <w:numId w:val="3"/>
+          <w:numId w:val="2"/>
         </w:numPr>
-        <w:pBdr/>
-        <w:shd w:fill="FFFFFF" w:val="clear"/>
+        <w:shd w:val="clear" w:fill="FFFFFF"/>
         <w:tabs>
           <w:tab w:val="clear" w:pos="643"/>
           <w:tab w:val="left" w:pos="0" w:leader="none"/>
@@ -10507,7 +5832,7 @@
       </w:pPr>
       <w:r>
         <w:rPr>
-          <w:rFonts w:cs="Times New Roman" w:ascii="Times New Roman" w:hAnsi="Times New Roman"/>
+          <w:rFonts w:cs="Times New Roman"/>
           <w:b w:val="false"/>
           <w:i w:val="false"/>
           <w:caps w:val="false"/>
@@ -10521,7 +5846,7 @@
       </w:r>
       <w:r>
         <w:rPr>
-          <w:rFonts w:cs="Times New Roman" w:ascii="Times New Roman" w:hAnsi="Times New Roman"/>
+          <w:rFonts w:cs="Times New Roman"/>
           <w:b w:val="false"/>
           <w:i w:val="false"/>
           <w:caps w:val="false"/>
@@ -10540,10 +5865,9 @@
         <w:widowControl/>
         <w:numPr>
           <w:ilvl w:val="0"/>
-          <w:numId w:val="3"/>
+          <w:numId w:val="2"/>
         </w:numPr>
-        <w:pBdr/>
-        <w:shd w:fill="FFFFFF" w:val="clear"/>
+        <w:shd w:val="clear" w:fill="FFFFFF"/>
         <w:tabs>
           <w:tab w:val="clear" w:pos="643"/>
           <w:tab w:val="left" w:pos="0" w:leader="none"/>
@@ -10567,7 +5891,7 @@
       </w:pPr>
       <w:r>
         <w:rPr>
-          <w:rFonts w:cs="Times New Roman" w:ascii="Times New Roman" w:hAnsi="Times New Roman"/>
+          <w:rFonts w:cs="Times New Roman"/>
           <w:b w:val="false"/>
           <w:i w:val="false"/>
           <w:caps w:val="false"/>
@@ -10581,7 +5905,7 @@
       </w:r>
       <w:r>
         <w:rPr>
-          <w:rFonts w:cs="Times New Roman" w:ascii="Times New Roman" w:hAnsi="Times New Roman"/>
+          <w:rFonts w:cs="Times New Roman"/>
           <w:b w:val="false"/>
           <w:i w:val="false"/>
           <w:caps w:val="false"/>
@@ -10600,10 +5924,9 @@
         <w:widowControl/>
         <w:numPr>
           <w:ilvl w:val="1"/>
-          <w:numId w:val="3"/>
+          <w:numId w:val="2"/>
         </w:numPr>
-        <w:pBdr/>
-        <w:shd w:fill="FFFFFF" w:val="clear"/>
+        <w:shd w:val="clear" w:fill="FFFFFF"/>
         <w:tabs>
           <w:tab w:val="clear" w:pos="643"/>
           <w:tab w:val="left" w:pos="0" w:leader="none"/>
@@ -10627,7 +5950,7 @@
       </w:pPr>
       <w:r>
         <w:rPr>
-          <w:rFonts w:cs="Times New Roman" w:ascii="Times New Roman" w:hAnsi="Times New Roman"/>
+          <w:rFonts w:cs="Times New Roman"/>
           <w:b w:val="false"/>
           <w:i w:val="false"/>
           <w:caps w:val="false"/>
@@ -10641,7 +5964,7 @@
       </w:r>
       <w:r>
         <w:rPr>
-          <w:rFonts w:cs="Times New Roman" w:ascii="Times New Roman" w:hAnsi="Times New Roman"/>
+          <w:rFonts w:cs="Times New Roman"/>
           <w:b w:val="false"/>
           <w:i w:val="false"/>
           <w:caps w:val="false"/>
@@ -10660,10 +5983,9 @@
         <w:widowControl/>
         <w:numPr>
           <w:ilvl w:val="1"/>
-          <w:numId w:val="3"/>
+          <w:numId w:val="2"/>
         </w:numPr>
-        <w:pBdr/>
-        <w:shd w:fill="FFFFFF" w:val="clear"/>
+        <w:shd w:val="clear" w:fill="FFFFFF"/>
         <w:tabs>
           <w:tab w:val="clear" w:pos="643"/>
           <w:tab w:val="left" w:pos="0" w:leader="none"/>
@@ -10687,7 +6009,7 @@
       </w:pPr>
       <w:r>
         <w:rPr>
-          <w:rFonts w:cs="Times New Roman" w:ascii="Times New Roman" w:hAnsi="Times New Roman"/>
+          <w:rFonts w:cs="Times New Roman"/>
           <w:b w:val="false"/>
           <w:i w:val="false"/>
           <w:caps w:val="false"/>
@@ -10701,7 +6023,7 @@
       </w:r>
       <w:r>
         <w:rPr>
-          <w:rFonts w:cs="Times New Roman" w:ascii="Times New Roman" w:hAnsi="Times New Roman"/>
+          <w:rFonts w:cs="Times New Roman"/>
           <w:b w:val="false"/>
           <w:i w:val="false"/>
           <w:caps w:val="false"/>
@@ -10720,10 +6042,9 @@
         <w:widowControl/>
         <w:numPr>
           <w:ilvl w:val="1"/>
-          <w:numId w:val="3"/>
+          <w:numId w:val="2"/>
         </w:numPr>
-        <w:pBdr/>
-        <w:shd w:fill="FFFFFF" w:val="clear"/>
+        <w:shd w:val="clear" w:fill="FFFFFF"/>
         <w:tabs>
           <w:tab w:val="clear" w:pos="643"/>
           <w:tab w:val="left" w:pos="0" w:leader="none"/>
@@ -10747,7 +6068,7 @@
       </w:pPr>
       <w:r>
         <w:rPr>
-          <w:rFonts w:cs="Times New Roman" w:ascii="Times New Roman" w:hAnsi="Times New Roman"/>
+          <w:rFonts w:cs="Times New Roman"/>
           <w:b w:val="false"/>
           <w:i w:val="false"/>
           <w:caps w:val="false"/>
@@ -10761,7 +6082,7 @@
       </w:r>
       <w:r>
         <w:rPr>
-          <w:rFonts w:cs="Times New Roman" w:ascii="Times New Roman" w:hAnsi="Times New Roman"/>
+          <w:rFonts w:cs="Times New Roman"/>
           <w:b w:val="false"/>
           <w:i w:val="false"/>
           <w:caps w:val="false"/>
@@ -10780,10 +6101,9 @@
         <w:widowControl/>
         <w:numPr>
           <w:ilvl w:val="0"/>
-          <w:numId w:val="3"/>
+          <w:numId w:val="2"/>
         </w:numPr>
-        <w:pBdr/>
-        <w:shd w:fill="FFFFFF" w:val="clear"/>
+        <w:shd w:val="clear" w:fill="FFFFFF"/>
         <w:tabs>
           <w:tab w:val="clear" w:pos="643"/>
           <w:tab w:val="left" w:pos="0" w:leader="none"/>
@@ -10807,7 +6127,7 @@
       </w:pPr>
       <w:r>
         <w:rPr>
-          <w:rFonts w:cs="Times New Roman" w:ascii="Times New Roman" w:hAnsi="Times New Roman"/>
+          <w:rFonts w:cs="Times New Roman"/>
           <w:b w:val="false"/>
           <w:i w:val="false"/>
           <w:caps w:val="false"/>
@@ -10821,7 +6141,7 @@
       </w:r>
       <w:r>
         <w:rPr>
-          <w:rFonts w:cs="Times New Roman" w:ascii="Times New Roman" w:hAnsi="Times New Roman"/>
+          <w:rFonts w:cs="Times New Roman"/>
           <w:b w:val="false"/>
           <w:i w:val="false"/>
           <w:caps w:val="false"/>
@@ -10840,10 +6160,9 @@
         <w:widowControl/>
         <w:numPr>
           <w:ilvl w:val="1"/>
-          <w:numId w:val="3"/>
+          <w:numId w:val="2"/>
         </w:numPr>
-        <w:pBdr/>
-        <w:shd w:fill="FFFFFF" w:val="clear"/>
+        <w:shd w:val="clear" w:fill="FFFFFF"/>
         <w:tabs>
           <w:tab w:val="clear" w:pos="643"/>
           <w:tab w:val="left" w:pos="0" w:leader="none"/>
@@ -10867,7 +6186,7 @@
       </w:pPr>
       <w:r>
         <w:rPr>
-          <w:rFonts w:cs="Times New Roman" w:ascii="Times New Roman" w:hAnsi="Times New Roman"/>
+          <w:rFonts w:cs="Times New Roman"/>
           <w:b w:val="false"/>
           <w:i w:val="false"/>
           <w:caps w:val="false"/>
@@ -10881,7 +6200,7 @@
       </w:r>
       <w:r>
         <w:rPr>
-          <w:rFonts w:cs="Times New Roman" w:ascii="Times New Roman" w:hAnsi="Times New Roman"/>
+          <w:rFonts w:cs="Times New Roman"/>
           <w:b w:val="false"/>
           <w:i w:val="false"/>
           <w:caps w:val="false"/>
@@ -10900,10 +6219,9 @@
         <w:widowControl/>
         <w:numPr>
           <w:ilvl w:val="1"/>
-          <w:numId w:val="3"/>
+          <w:numId w:val="2"/>
         </w:numPr>
-        <w:pBdr/>
-        <w:shd w:fill="FFFFFF" w:val="clear"/>
+        <w:shd w:val="clear" w:fill="FFFFFF"/>
         <w:tabs>
           <w:tab w:val="clear" w:pos="643"/>
           <w:tab w:val="left" w:pos="0" w:leader="none"/>
@@ -10927,7 +6245,7 @@
       </w:pPr>
       <w:r>
         <w:rPr>
-          <w:rFonts w:cs="Times New Roman" w:ascii="Times New Roman" w:hAnsi="Times New Roman"/>
+          <w:rFonts w:cs="Times New Roman"/>
           <w:b w:val="false"/>
           <w:i w:val="false"/>
           <w:caps w:val="false"/>
@@ -10941,7 +6259,7 @@
       </w:r>
       <w:r>
         <w:rPr>
-          <w:rFonts w:cs="Times New Roman" w:ascii="Times New Roman" w:hAnsi="Times New Roman"/>
+          <w:rFonts w:cs="Times New Roman"/>
           <w:b w:val="false"/>
           <w:i w:val="false"/>
           <w:caps w:val="false"/>
@@ -10960,10 +6278,9 @@
         <w:widowControl/>
         <w:numPr>
           <w:ilvl w:val="1"/>
-          <w:numId w:val="3"/>
+          <w:numId w:val="2"/>
         </w:numPr>
-        <w:pBdr/>
-        <w:shd w:fill="FFFFFF" w:val="clear"/>
+        <w:shd w:val="clear" w:fill="FFFFFF"/>
         <w:tabs>
           <w:tab w:val="clear" w:pos="643"/>
           <w:tab w:val="left" w:pos="0" w:leader="none"/>
@@ -10987,7 +6304,7 @@
       </w:pPr>
       <w:r>
         <w:rPr>
-          <w:rFonts w:cs="Times New Roman" w:ascii="Times New Roman" w:hAnsi="Times New Roman"/>
+          <w:rFonts w:cs="Times New Roman"/>
           <w:b w:val="false"/>
           <w:i w:val="false"/>
           <w:caps w:val="false"/>
@@ -11001,7 +6318,7 @@
       </w:r>
       <w:r>
         <w:rPr>
-          <w:rFonts w:cs="Times New Roman" w:ascii="Times New Roman" w:hAnsi="Times New Roman"/>
+          <w:rFonts w:cs="Times New Roman"/>
           <w:b w:val="false"/>
           <w:i w:val="false"/>
           <w:caps w:val="false"/>
@@ -11020,10 +6337,9 @@
         <w:widowControl/>
         <w:numPr>
           <w:ilvl w:val="0"/>
-          <w:numId w:val="3"/>
+          <w:numId w:val="2"/>
         </w:numPr>
-        <w:pBdr/>
-        <w:shd w:fill="FFFFFF" w:val="clear"/>
+        <w:shd w:val="clear" w:fill="FFFFFF"/>
         <w:tabs>
           <w:tab w:val="clear" w:pos="643"/>
           <w:tab w:val="left" w:pos="0" w:leader="none"/>
@@ -11047,7 +6363,7 @@
       </w:pPr>
       <w:r>
         <w:rPr>
-          <w:rFonts w:cs="Times New Roman" w:ascii="Times New Roman" w:hAnsi="Times New Roman"/>
+          <w:rFonts w:cs="Times New Roman"/>
           <w:b w:val="false"/>
           <w:i w:val="false"/>
           <w:caps w:val="false"/>
@@ -11061,7 +6377,7 @@
       </w:r>
       <w:r>
         <w:rPr>
-          <w:rFonts w:cs="Times New Roman" w:ascii="Times New Roman" w:hAnsi="Times New Roman"/>
+          <w:rFonts w:cs="Times New Roman"/>
           <w:b w:val="false"/>
           <w:i w:val="false"/>
           <w:caps w:val="false"/>
@@ -11080,10 +6396,9 @@
         <w:widowControl/>
         <w:numPr>
           <w:ilvl w:val="1"/>
-          <w:numId w:val="3"/>
+          <w:numId w:val="2"/>
         </w:numPr>
-        <w:pBdr/>
-        <w:shd w:fill="FFFFFF" w:val="clear"/>
+        <w:shd w:val="clear" w:fill="FFFFFF"/>
         <w:tabs>
           <w:tab w:val="clear" w:pos="643"/>
           <w:tab w:val="left" w:pos="0" w:leader="none"/>
@@ -11107,7 +6422,7 @@
       </w:pPr>
       <w:r>
         <w:rPr>
-          <w:rFonts w:cs="Times New Roman" w:ascii="Times New Roman" w:hAnsi="Times New Roman"/>
+          <w:rFonts w:cs="Times New Roman"/>
           <w:b w:val="false"/>
           <w:i w:val="false"/>
           <w:caps w:val="false"/>
@@ -11121,7 +6436,7 @@
       </w:r>
       <w:r>
         <w:rPr>
-          <w:rFonts w:cs="Times New Roman" w:ascii="Times New Roman" w:hAnsi="Times New Roman"/>
+          <w:rFonts w:cs="Times New Roman"/>
           <w:b w:val="false"/>
           <w:i w:val="false"/>
           <w:caps w:val="false"/>
@@ -11140,10 +6455,9 @@
         <w:widowControl/>
         <w:numPr>
           <w:ilvl w:val="1"/>
-          <w:numId w:val="3"/>
+          <w:numId w:val="2"/>
         </w:numPr>
-        <w:pBdr/>
-        <w:shd w:fill="FFFFFF" w:val="clear"/>
+        <w:shd w:val="clear" w:fill="FFFFFF"/>
         <w:tabs>
           <w:tab w:val="clear" w:pos="643"/>
           <w:tab w:val="left" w:pos="0" w:leader="none"/>
@@ -11167,7 +6481,7 @@
       </w:pPr>
       <w:r>
         <w:rPr>
-          <w:rFonts w:cs="Times New Roman" w:ascii="Times New Roman" w:hAnsi="Times New Roman"/>
+          <w:rFonts w:cs="Times New Roman"/>
           <w:b w:val="false"/>
           <w:i w:val="false"/>
           <w:caps w:val="false"/>
@@ -11181,7 +6495,7 @@
       </w:r>
       <w:r>
         <w:rPr>
-          <w:rFonts w:cs="Times New Roman" w:ascii="Times New Roman" w:hAnsi="Times New Roman"/>
+          <w:rFonts w:cs="Times New Roman"/>
           <w:b w:val="false"/>
           <w:i w:val="false"/>
           <w:caps w:val="false"/>
@@ -11200,10 +6514,9 @@
         <w:widowControl/>
         <w:numPr>
           <w:ilvl w:val="1"/>
-          <w:numId w:val="3"/>
+          <w:numId w:val="2"/>
         </w:numPr>
-        <w:pBdr/>
-        <w:shd w:fill="FFFFFF" w:val="clear"/>
+        <w:shd w:val="clear" w:fill="FFFFFF"/>
         <w:tabs>
           <w:tab w:val="clear" w:pos="643"/>
           <w:tab w:val="left" w:pos="0" w:leader="none"/>
@@ -11227,7 +6540,7 @@
       </w:pPr>
       <w:r>
         <w:rPr>
-          <w:rFonts w:cs="Times New Roman" w:ascii="Times New Roman" w:hAnsi="Times New Roman"/>
+          <w:rFonts w:cs="Times New Roman"/>
           <w:b w:val="false"/>
           <w:i w:val="false"/>
           <w:caps w:val="false"/>
@@ -11241,7 +6554,7 @@
       </w:r>
       <w:r>
         <w:rPr>
-          <w:rFonts w:cs="Times New Roman" w:ascii="Times New Roman" w:hAnsi="Times New Roman"/>
+          <w:rFonts w:cs="Times New Roman"/>
           <w:b w:val="false"/>
           <w:i w:val="false"/>
           <w:caps w:val="false"/>
@@ -11258,7 +6571,7 @@
       <w:pPr>
         <w:pStyle w:val="BodyText"/>
         <w:widowControl/>
-        <w:shd w:fill="FFFFFF" w:val="clear"/>
+        <w:shd w:val="clear" w:fill="FFFFFF"/>
         <w:suppressAutoHyphens w:val="true"/>
         <w:bidi w:val="0"/>
         <w:spacing w:lineRule="auto" w:line="360" w:before="240" w:after="240"/>
@@ -11278,7 +6591,7 @@
       </w:pPr>
       <w:r>
         <w:rPr>
-          <w:rFonts w:cs="Times New Roman" w:ascii="Times New Roman" w:hAnsi="Times New Roman"/>
+          <w:rFonts w:cs="Times New Roman"/>
           <w:b w:val="false"/>
           <w:i w:val="false"/>
           <w:caps w:val="false"/>
@@ -11296,7 +6609,7 @@
       <w:pPr>
         <w:pStyle w:val="BodyText"/>
         <w:widowControl/>
-        <w:shd w:fill="FFFFFF" w:val="clear"/>
+        <w:shd w:val="clear" w:fill="FFFFFF"/>
         <w:suppressAutoHyphens w:val="true"/>
         <w:bidi w:val="0"/>
         <w:spacing w:lineRule="auto" w:line="360" w:before="240" w:after="240"/>
@@ -11312,7 +6625,7 @@
       </w:pPr>
       <w:r>
         <w:rPr>
-          <w:rFonts w:cs="Times New Roman" w:ascii="Times New Roman" w:hAnsi="Times New Roman"/>
+          <w:rFonts w:cs="Times New Roman"/>
           <w:b w:val="false"/>
           <w:i w:val="false"/>
           <w:caps w:val="false"/>
@@ -11339,7 +6652,7 @@
       </w:pPr>
       <w:r>
         <w:rPr>
-          <w:rFonts w:eastAsia="Times New Roman" w:cs="Times New Roman" w:ascii="Times New Roman" w:hAnsi="Times New Roman"/>
+          <w:rFonts w:eastAsia="Times New Roman" w:cs="Times New Roman"/>
           <w:b/>
           <w:color w:val="000000"/>
           <w:sz w:val="28"/>
@@ -11361,7 +6674,6 @@
       </w:pPr>
       <w:r>
         <w:rPr>
-          <w:rFonts w:ascii="Times New Roman" w:hAnsi="Times New Roman"/>
           <w:sz w:val="28"/>
           <w:szCs w:val="28"/>
         </w:rPr>
@@ -11386,7 +6698,6 @@
       </w:pPr>
       <w:r>
         <w:rPr>
-          <w:rFonts w:ascii="Times New Roman" w:hAnsi="Times New Roman"/>
           <w:sz w:val="28"/>
           <w:szCs w:val="28"/>
         </w:rPr>
@@ -11501,125 +6812,6 @@
   <w:abstractNum w:abstractNumId="1">
     <w:lvl w:ilvl="0">
       <w:start w:val="1"/>
-      <w:numFmt w:val="none"/>
-      <w:suff w:val="nothing"/>
-      <w:lvlText w:val=""/>
-      <w:lvlJc w:val="left"/>
-      <w:pPr>
-        <w:tabs>
-          <w:tab w:val="num" w:pos="0"/>
-        </w:tabs>
-        <w:ind w:left="0" w:hanging="0"/>
-      </w:pPr>
-    </w:lvl>
-    <w:lvl w:ilvl="1">
-      <w:start w:val="1"/>
-      <w:numFmt w:val="none"/>
-      <w:suff w:val="nothing"/>
-      <w:lvlText w:val=""/>
-      <w:lvlJc w:val="left"/>
-      <w:pPr>
-        <w:tabs>
-          <w:tab w:val="num" w:pos="0"/>
-        </w:tabs>
-        <w:ind w:left="0" w:hanging="0"/>
-      </w:pPr>
-    </w:lvl>
-    <w:lvl w:ilvl="2">
-      <w:start w:val="1"/>
-      <w:numFmt w:val="none"/>
-      <w:suff w:val="nothing"/>
-      <w:lvlText w:val=""/>
-      <w:lvlJc w:val="left"/>
-      <w:pPr>
-        <w:tabs>
-          <w:tab w:val="num" w:pos="0"/>
-        </w:tabs>
-        <w:ind w:left="0" w:hanging="0"/>
-      </w:pPr>
-    </w:lvl>
-    <w:lvl w:ilvl="3">
-      <w:start w:val="1"/>
-      <w:numFmt w:val="none"/>
-      <w:suff w:val="nothing"/>
-      <w:lvlText w:val=""/>
-      <w:lvlJc w:val="left"/>
-      <w:pPr>
-        <w:tabs>
-          <w:tab w:val="num" w:pos="0"/>
-        </w:tabs>
-        <w:ind w:left="0" w:hanging="0"/>
-      </w:pPr>
-    </w:lvl>
-    <w:lvl w:ilvl="4">
-      <w:start w:val="1"/>
-      <w:numFmt w:val="none"/>
-      <w:suff w:val="nothing"/>
-      <w:lvlText w:val=""/>
-      <w:lvlJc w:val="left"/>
-      <w:pPr>
-        <w:tabs>
-          <w:tab w:val="num" w:pos="0"/>
-        </w:tabs>
-        <w:ind w:left="0" w:hanging="0"/>
-      </w:pPr>
-    </w:lvl>
-    <w:lvl w:ilvl="5">
-      <w:start w:val="1"/>
-      <w:numFmt w:val="none"/>
-      <w:suff w:val="nothing"/>
-      <w:lvlText w:val=""/>
-      <w:lvlJc w:val="left"/>
-      <w:pPr>
-        <w:tabs>
-          <w:tab w:val="num" w:pos="0"/>
-        </w:tabs>
-        <w:ind w:left="0" w:hanging="0"/>
-      </w:pPr>
-    </w:lvl>
-    <w:lvl w:ilvl="6">
-      <w:start w:val="1"/>
-      <w:numFmt w:val="none"/>
-      <w:suff w:val="nothing"/>
-      <w:lvlText w:val=""/>
-      <w:lvlJc w:val="left"/>
-      <w:pPr>
-        <w:tabs>
-          <w:tab w:val="num" w:pos="0"/>
-        </w:tabs>
-        <w:ind w:left="0" w:hanging="0"/>
-      </w:pPr>
-    </w:lvl>
-    <w:lvl w:ilvl="7">
-      <w:start w:val="1"/>
-      <w:numFmt w:val="none"/>
-      <w:suff w:val="nothing"/>
-      <w:lvlText w:val=""/>
-      <w:lvlJc w:val="left"/>
-      <w:pPr>
-        <w:tabs>
-          <w:tab w:val="num" w:pos="0"/>
-        </w:tabs>
-        <w:ind w:left="0" w:hanging="0"/>
-      </w:pPr>
-    </w:lvl>
-    <w:lvl w:ilvl="8">
-      <w:start w:val="1"/>
-      <w:numFmt w:val="none"/>
-      <w:suff w:val="nothing"/>
-      <w:lvlText w:val=""/>
-      <w:lvlJc w:val="left"/>
-      <w:pPr>
-        <w:tabs>
-          <w:tab w:val="num" w:pos="0"/>
-        </w:tabs>
-        <w:ind w:left="0" w:hanging="0"/>
-      </w:pPr>
-    </w:lvl>
-  </w:abstractNum>
-  <w:abstractNum w:abstractNumId="2">
-    <w:lvl w:ilvl="0">
-      <w:start w:val="1"/>
       <w:numFmt w:val="bullet"/>
       <w:lvlText w:val=""/>
       <w:lvlJc w:val="left"/>
@@ -11754,7 +6946,7 @@
       </w:rPr>
     </w:lvl>
   </w:abstractNum>
-  <w:abstractNum w:abstractNumId="3">
+  <w:abstractNum w:abstractNumId="2">
     <w:lvl w:ilvl="0">
       <w:start w:val="1"/>
       <w:numFmt w:val="bullet"/>
@@ -11763,7 +6955,7 @@
       <w:lvlJc w:val="left"/>
       <w:pPr>
         <w:tabs>
-          <w:tab w:val="num" w:pos="709"/>
+          <w:tab w:val="num" w:pos="0"/>
         </w:tabs>
         <w:ind w:left="709" w:hanging="0"/>
       </w:pPr>
@@ -11779,7 +6971,7 @@
       <w:lvlJc w:val="left"/>
       <w:pPr>
         <w:tabs>
-          <w:tab w:val="num" w:pos="1418"/>
+          <w:tab w:val="num" w:pos="0"/>
         </w:tabs>
         <w:ind w:left="1418" w:hanging="0"/>
       </w:pPr>
@@ -11891,6 +7083,125 @@
       <w:rPr>
         <w:rFonts w:ascii="Symbol" w:hAnsi="Symbol" w:cs="Symbol" w:hint="default"/>
       </w:rPr>
+    </w:lvl>
+  </w:abstractNum>
+  <w:abstractNum w:abstractNumId="3">
+    <w:lvl w:ilvl="0">
+      <w:start w:val="1"/>
+      <w:numFmt w:val="none"/>
+      <w:suff w:val="nothing"/>
+      <w:lvlText w:val=""/>
+      <w:lvlJc w:val="left"/>
+      <w:pPr>
+        <w:tabs>
+          <w:tab w:val="num" w:pos="0"/>
+        </w:tabs>
+        <w:ind w:left="0" w:hanging="0"/>
+      </w:pPr>
+    </w:lvl>
+    <w:lvl w:ilvl="1">
+      <w:start w:val="1"/>
+      <w:numFmt w:val="none"/>
+      <w:suff w:val="nothing"/>
+      <w:lvlText w:val=""/>
+      <w:lvlJc w:val="left"/>
+      <w:pPr>
+        <w:tabs>
+          <w:tab w:val="num" w:pos="0"/>
+        </w:tabs>
+        <w:ind w:left="0" w:hanging="0"/>
+      </w:pPr>
+    </w:lvl>
+    <w:lvl w:ilvl="2">
+      <w:start w:val="1"/>
+      <w:numFmt w:val="none"/>
+      <w:suff w:val="nothing"/>
+      <w:lvlText w:val=""/>
+      <w:lvlJc w:val="left"/>
+      <w:pPr>
+        <w:tabs>
+          <w:tab w:val="num" w:pos="0"/>
+        </w:tabs>
+        <w:ind w:left="0" w:hanging="0"/>
+      </w:pPr>
+    </w:lvl>
+    <w:lvl w:ilvl="3">
+      <w:start w:val="1"/>
+      <w:numFmt w:val="none"/>
+      <w:suff w:val="nothing"/>
+      <w:lvlText w:val=""/>
+      <w:lvlJc w:val="left"/>
+      <w:pPr>
+        <w:tabs>
+          <w:tab w:val="num" w:pos="0"/>
+        </w:tabs>
+        <w:ind w:left="0" w:hanging="0"/>
+      </w:pPr>
+    </w:lvl>
+    <w:lvl w:ilvl="4">
+      <w:start w:val="1"/>
+      <w:numFmt w:val="none"/>
+      <w:suff w:val="nothing"/>
+      <w:lvlText w:val=""/>
+      <w:lvlJc w:val="left"/>
+      <w:pPr>
+        <w:tabs>
+          <w:tab w:val="num" w:pos="0"/>
+        </w:tabs>
+        <w:ind w:left="0" w:hanging="0"/>
+      </w:pPr>
+    </w:lvl>
+    <w:lvl w:ilvl="5">
+      <w:start w:val="1"/>
+      <w:numFmt w:val="none"/>
+      <w:suff w:val="nothing"/>
+      <w:lvlText w:val=""/>
+      <w:lvlJc w:val="left"/>
+      <w:pPr>
+        <w:tabs>
+          <w:tab w:val="num" w:pos="0"/>
+        </w:tabs>
+        <w:ind w:left="0" w:hanging="0"/>
+      </w:pPr>
+    </w:lvl>
+    <w:lvl w:ilvl="6">
+      <w:start w:val="1"/>
+      <w:numFmt w:val="none"/>
+      <w:suff w:val="nothing"/>
+      <w:lvlText w:val=""/>
+      <w:lvlJc w:val="left"/>
+      <w:pPr>
+        <w:tabs>
+          <w:tab w:val="num" w:pos="0"/>
+        </w:tabs>
+        <w:ind w:left="0" w:hanging="0"/>
+      </w:pPr>
+    </w:lvl>
+    <w:lvl w:ilvl="7">
+      <w:start w:val="1"/>
+      <w:numFmt w:val="none"/>
+      <w:suff w:val="nothing"/>
+      <w:lvlText w:val=""/>
+      <w:lvlJc w:val="left"/>
+      <w:pPr>
+        <w:tabs>
+          <w:tab w:val="num" w:pos="0"/>
+        </w:tabs>
+        <w:ind w:left="0" w:hanging="0"/>
+      </w:pPr>
+    </w:lvl>
+    <w:lvl w:ilvl="8">
+      <w:start w:val="1"/>
+      <w:numFmt w:val="none"/>
+      <w:suff w:val="nothing"/>
+      <w:lvlText w:val=""/>
+      <w:lvlJc w:val="left"/>
+      <w:pPr>
+        <w:tabs>
+          <w:tab w:val="num" w:pos="0"/>
+        </w:tabs>
+        <w:ind w:left="0" w:hanging="0"/>
+      </w:pPr>
     </w:lvl>
   </w:abstractNum>
   <w:num w:numId="1">
@@ -12443,14 +7754,14 @@
     <w:unhideWhenUsed/>
     <w:rPr/>
   </w:style>
-  <w:style w:type="character" w:styleId="Style8">
-    <w:name w:val="Исходный текст"/>
+  <w:style w:type="character" w:styleId="user">
+    <w:name w:val="Исходный текст (user)"/>
     <w:rPr>
       <w:rFonts w:ascii="Liberation Mono" w:hAnsi="Liberation Mono" w:eastAsia="Liberation Mono" w:cs="Liberation Mono"/>
     </w:rPr>
   </w:style>
-  <w:style w:type="character" w:styleId="Style9">
-    <w:name w:val="Символ нумерации"/>
+  <w:style w:type="character" w:styleId="user1">
+    <w:name w:val="Символ нумерации (user)"/>
     <w:rPr>
       <w:rFonts w:ascii="Times New Roman" w:hAnsi="Times New Roman"/>
       <w:b w:val="false"/>
@@ -12459,8 +7770,8 @@
       <w:szCs w:val="28"/>
     </w:rPr>
   </w:style>
-  <w:style w:type="character" w:styleId="Style10">
-    <w:name w:val="Маркеры"/>
+  <w:style w:type="character" w:styleId="user2">
+    <w:name w:val="Маркеры (user)"/>
     <w:rPr>
       <w:rFonts w:ascii="OpenSymbol" w:hAnsi="OpenSymbol" w:eastAsia="OpenSymbol" w:cs="OpenSymbol"/>
     </w:rPr>
@@ -12479,13 +7790,13 @@
       <w:iCs/>
     </w:rPr>
   </w:style>
-  <w:style w:type="character" w:styleId="user">
-    <w:name w:val="Маркеры (user)"/>
+  <w:style w:type="character" w:styleId="Style8">
+    <w:name w:val="Маркеры"/>
     <w:rPr>
       <w:rFonts w:ascii="OpenSymbol" w:hAnsi="OpenSymbol" w:eastAsia="OpenSymbol" w:cs="OpenSymbol"/>
     </w:rPr>
   </w:style>
-  <w:style w:type="paragraph" w:styleId="Style11">
+  <w:style w:type="paragraph" w:styleId="Style9">
     <w:name w:val="Заголовок"/>
     <w:basedOn w:val="Normal"/>
     <w:next w:val="BodyText"/>
@@ -12532,7 +7843,7 @@
       <w:szCs w:val="24"/>
     </w:rPr>
   </w:style>
-  <w:style w:type="paragraph" w:styleId="Style12">
+  <w:style w:type="paragraph" w:styleId="Style10">
     <w:name w:val="Указатель"/>
     <w:basedOn w:val="Normal"/>
     <w:pPr>
@@ -12542,7 +7853,7 @@
       <w:rFonts w:cs="Arial"/>
     </w:rPr>
   </w:style>
-  <w:style w:type="paragraph" w:styleId="user1">
+  <w:style w:type="paragraph" w:styleId="user3">
     <w:name w:val="Заголовок (user)"/>
     <w:basedOn w:val="Normal"/>
     <w:next w:val="BodyText"/>
@@ -12556,7 +7867,7 @@
       <w:szCs w:val="28"/>
     </w:rPr>
   </w:style>
-  <w:style w:type="paragraph" w:styleId="user2">
+  <w:style w:type="paragraph" w:styleId="user4">
     <w:name w:val="Указатель (user)"/>
     <w:basedOn w:val="Normal"/>
     <w:pPr>
@@ -12599,8 +7910,8 @@
       <w:szCs w:val="30"/>
     </w:rPr>
   </w:style>
-  <w:style w:type="paragraph" w:styleId="Style13">
-    <w:name w:val="Блочная цитата"/>
+  <w:style w:type="paragraph" w:styleId="user5">
+    <w:name w:val="Блочная цитата (user)"/>
     <w:basedOn w:val="Normal"/>
     <w:pPr>
       <w:spacing w:before="0" w:after="283"/>
@@ -12608,8 +7919,8 @@
     </w:pPr>
     <w:rPr/>
   </w:style>
-  <w:style w:type="paragraph" w:styleId="user3">
-    <w:name w:val="Колонтитулы (user)"/>
+  <w:style w:type="paragraph" w:styleId="Style11">
+    <w:name w:val="Колонтитулы"/>
     <w:basedOn w:val="Normal"/>
     <w:pPr>
       <w:suppressLineNumbers/>
@@ -12621,22 +7932,22 @@
     </w:pPr>
     <w:rPr/>
   </w:style>
-  <w:style w:type="paragraph" w:styleId="Style14">
-    <w:name w:val="Колонтитулы"/>
+  <w:style w:type="paragraph" w:styleId="user6">
+    <w:name w:val="Колонтитулы (user)"/>
     <w:basedOn w:val="Normal"/>
     <w:pPr/>
     <w:rPr/>
   </w:style>
   <w:style w:type="paragraph" w:styleId="Footer">
     <w:name w:val="footer"/>
-    <w:basedOn w:val="user3"/>
+    <w:basedOn w:val="Style11"/>
     <w:pPr>
       <w:suppressLineNumbers/>
     </w:pPr>
     <w:rPr/>
   </w:style>
-  <w:style w:type="paragraph" w:styleId="Style15">
-    <w:name w:val="Содержимое таблицы"/>
+  <w:style w:type="paragraph" w:styleId="user7">
+    <w:name w:val="Содержимое таблицы (user)"/>
     <w:basedOn w:val="Normal"/>
     <w:pPr>
       <w:widowControl w:val="false"/>
@@ -12644,8 +7955,8 @@
     </w:pPr>
     <w:rPr/>
   </w:style>
-  <w:style w:type="numbering" w:styleId="Style16" w:default="1">
-    <w:name w:val="Без списка"/>
+  <w:style w:type="numbering" w:styleId="user8" w:default="1">
+    <w:name w:val="Без списка (user)"/>
     <w:uiPriority w:val="99"/>
     <w:semiHidden/>
     <w:unhideWhenUsed/>
